--- a/Docs/Guia de uso para MES planta.docx
+++ b/Docs/Guia de uso para MES planta.docx
@@ -6,8 +6,6 @@
       <w:pPr>
         <w:jc w:val="center"/>
         <w:rPr>
-          <w:b/>
-          <w:bCs/>
           <w:sz w:val="40"/>
           <w:szCs w:val="56"/>
           <w:lang w:val="es-US"/>
@@ -36,106 +34,146 @@
       </w:r>
       <w:r>
         <w:rPr>
+          <mc:AlternateContent>
+            <mc:Choice Requires="w16se"/>
+            <mc:Fallback>
+              <w:rFonts w:ascii="Segoe UI Emoji" w:eastAsia="Segoe UI Emoji" w:hAnsi="Segoe UI Emoji" w:cs="Segoe UI Emoji"/>
+            </mc:Fallback>
+          </mc:AlternateContent>
+          <w:sz w:val="40"/>
+          <w:szCs w:val="56"/>
+          <w:lang w:val="es-US"/>
+        </w:rPr>
+        <mc:AlternateContent>
+          <mc:Choice Requires="w16se">
+            <w16se:symEx w16se:font="Segoe UI Emoji" w16se:char="1F4BB"/>
+          </mc:Choice>
+          <mc:Fallback>
+            <w:t>💻</w:t>
+          </mc:Fallback>
+        </mc:AlternateContent>
+      </w:r>
+      <w:r>
+        <w:rPr>
+          <mc:AlternateContent>
+            <mc:Choice Requires="w16se"/>
+            <mc:Fallback>
+              <w:rFonts w:ascii="Segoe UI Emoji" w:eastAsia="Segoe UI Emoji" w:hAnsi="Segoe UI Emoji" w:cs="Segoe UI Emoji"/>
+            </mc:Fallback>
+          </mc:AlternateContent>
+          <w:sz w:val="40"/>
+          <w:szCs w:val="56"/>
+          <w:lang w:val="es-US"/>
+        </w:rPr>
+        <mc:AlternateContent>
+          <mc:Choice Requires="w16se">
+            <w16se:symEx w16se:font="Segoe UI Emoji" w16se:char="1F5B2"/>
+          </mc:Choice>
+          <mc:Fallback>
+            <w:t>🖲</w:t>
+          </mc:Fallback>
+        </mc:AlternateContent>
+      </w:r>
+      <w:r>
+        <w:rPr>
+          <w:sz w:val="40"/>
+          <w:szCs w:val="56"/>
+          <w:lang w:val="es-US"/>
+        </w:rPr>
+        <w:t>️</w:t>
+      </w:r>
+    </w:p>
+    <w:p>
+      <w:pPr>
+        <w:rPr>
+          <w:sz w:val="28"/>
+          <w:szCs w:val="32"/>
+          <w:lang w:val="es-US"/>
+        </w:rPr>
+      </w:pPr>
+      <w:r>
+        <w:rPr>
+          <w:sz w:val="28"/>
+          <w:szCs w:val="32"/>
+          <w:lang w:val="es-US"/>
+        </w:rPr>
+        <w:t>Este es el</w:t>
+      </w:r>
+      <w:r>
+        <w:rPr>
+          <w:sz w:val="28"/>
+          <w:szCs w:val="32"/>
+          <w:lang w:val="es-US"/>
+        </w:rPr>
+        <w:t xml:space="preserve"> manual oficial del </w:t>
+      </w:r>
+      <w:r>
+        <w:rPr>
+          <w:b/>
+          <w:bCs/>
+          <w:sz w:val="28"/>
+          <w:szCs w:val="32"/>
+          <w:lang w:val="es-US"/>
+        </w:rPr>
+        <w:t>Sistema de Ejecución de Manufactura (MES)</w:t>
+      </w:r>
+      <w:r>
+        <w:rPr>
+          <w:sz w:val="28"/>
+          <w:szCs w:val="32"/>
+          <w:lang w:val="es-US"/>
+        </w:rPr>
+        <w:t xml:space="preserve"> de Mi Gusto. Esta guía te </w:t>
+      </w:r>
+      <w:r>
+        <w:rPr>
+          <w:sz w:val="28"/>
+          <w:szCs w:val="32"/>
+          <w:lang w:val="es-US"/>
+        </w:rPr>
+        <w:t xml:space="preserve">va a </w:t>
+      </w:r>
+      <w:r>
+        <w:rPr>
+          <w:sz w:val="28"/>
+          <w:szCs w:val="32"/>
+          <w:lang w:val="es-US"/>
+        </w:rPr>
+        <w:t>ayudar a navegar y utilizar todas las funciones del sistema, desde la planificación inicial hasta el análisis gerencial.</w:t>
+      </w:r>
+    </w:p>
+    <w:p>
+      <w:pPr>
+        <w:rPr>
+          <w:sz w:val="28"/>
+          <w:szCs w:val="32"/>
+        </w:rPr>
+      </w:pPr>
+      <w:r>
+        <w:rPr>
+          <w:sz w:val="28"/>
+          <w:szCs w:val="32"/>
+        </w:rPr>
+        <w:pict w14:anchorId="552C77E1">
+          <v:rect id="_x0000_i1025" style="width:505.75pt;height:.75pt" o:hrpct="0" o:hralign="center" o:hrstd="t" o:hr="t" fillcolor="#a0a0a0" stroked="f"/>
+        </w:pict>
+      </w:r>
+    </w:p>
+    <w:p>
+      <w:pPr>
+        <w:rPr>
+          <w:b/>
+          <w:bCs/>
+          <w:sz w:val="28"/>
+          <w:szCs w:val="32"/>
+          <w:lang w:val="es-US"/>
+        </w:rPr>
+      </w:pPr>
+      <w:r>
+        <w:rPr>
           <w:rFonts w:ascii="Segoe UI Emoji" w:hAnsi="Segoe UI Emoji" w:cs="Segoe UI Emoji"/>
           <w:b/>
           <w:bCs/>
-          <w:sz w:val="56"/>
-          <w:szCs w:val="56"/>
-        </w:rPr>
-        <w:t>🚀</w:t>
-      </w:r>
-    </w:p>
-    <w:p>
-      <w:pPr>
-        <w:rPr>
-          <w:sz w:val="28"/>
-          <w:szCs w:val="32"/>
-          <w:lang w:val="es-US"/>
-        </w:rPr>
-      </w:pPr>
-      <w:r>
-        <w:rPr>
-          <w:sz w:val="28"/>
-          <w:szCs w:val="32"/>
-          <w:lang w:val="es-US"/>
-        </w:rPr>
-        <w:t>Este es el</w:t>
-      </w:r>
-      <w:r>
-        <w:rPr>
-          <w:sz w:val="28"/>
-          <w:szCs w:val="32"/>
-          <w:lang w:val="es-US"/>
-        </w:rPr>
-        <w:t xml:space="preserve"> manual oficial del </w:t>
-      </w:r>
-      <w:r>
-        <w:rPr>
-          <w:b/>
-          <w:bCs/>
-          <w:sz w:val="28"/>
-          <w:szCs w:val="32"/>
-          <w:lang w:val="es-US"/>
-        </w:rPr>
-        <w:t>Sistema de Ejecución de Manufactura (MES)</w:t>
-      </w:r>
-      <w:r>
-        <w:rPr>
-          <w:sz w:val="28"/>
-          <w:szCs w:val="32"/>
-          <w:lang w:val="es-US"/>
-        </w:rPr>
-        <w:t xml:space="preserve"> de Mi Gusto. Esta guía te </w:t>
-      </w:r>
-      <w:r>
-        <w:rPr>
-          <w:sz w:val="28"/>
-          <w:szCs w:val="32"/>
-          <w:lang w:val="es-US"/>
-        </w:rPr>
-        <w:t xml:space="preserve">va a </w:t>
-      </w:r>
-      <w:r>
-        <w:rPr>
-          <w:sz w:val="28"/>
-          <w:szCs w:val="32"/>
-          <w:lang w:val="es-US"/>
-        </w:rPr>
-        <w:t>ayudar a navegar y utilizar todas las funciones del sistema, desde la planificación inicial hasta el análisis gerencial.</w:t>
-      </w:r>
-    </w:p>
-    <w:p>
-      <w:pPr>
-        <w:rPr>
-          <w:sz w:val="28"/>
-          <w:szCs w:val="32"/>
-        </w:rPr>
-      </w:pPr>
-      <w:r>
-        <w:rPr>
-          <w:sz w:val="28"/>
-          <w:szCs w:val="32"/>
-        </w:rPr>
-        <w:pict w14:anchorId="552C77E1">
-          <v:rect id="_x0000_i1097" style="width:505.75pt;height:.75pt" o:hrpct="0" o:hralign="center" o:hrstd="t" o:hr="t" fillcolor="#a0a0a0" stroked="f"/>
-        </w:pict>
-      </w:r>
-    </w:p>
-    <w:p>
-      <w:pPr>
-        <w:rPr>
-          <w:b/>
-          <w:bCs/>
-          <w:sz w:val="28"/>
-          <w:szCs w:val="32"/>
-          <w:lang w:val="es-US"/>
-        </w:rPr>
-      </w:pPr>
-      <w:r>
-        <w:rPr>
-          <w:rFonts w:ascii="Segoe UI Emoji" w:hAnsi="Segoe UI Emoji" w:cs="Segoe UI Emoji"/>
-          <w:b/>
-          <w:bCs/>
           <w:sz w:val="32"/>
           <w:szCs w:val="32"/>
         </w:rPr>
@@ -149,7 +187,83 @@
           <w:szCs w:val="32"/>
           <w:lang w:val="es-US"/>
         </w:rPr>
-        <w:t xml:space="preserve"> 1. Módulo de Programación (Planificación)</w:t>
+        <w:t xml:space="preserve"> 1. </w:t>
+      </w:r>
+      <w:r>
+        <w:rPr>
+          <w:b/>
+          <w:bCs/>
+          <w:sz w:val="28"/>
+          <w:szCs w:val="32"/>
+          <w:u w:val="single"/>
+          <w:lang w:val="es-US"/>
+        </w:rPr>
+        <w:t>Módulo de Programación</w:t>
+      </w:r>
+      <w:r>
+        <w:rPr>
+          <w:b/>
+          <w:bCs/>
+          <w:sz w:val="28"/>
+          <w:szCs w:val="32"/>
+          <w:lang w:val="es-US"/>
+        </w:rPr>
+        <w:t xml:space="preserve"> (Planificación)</w:t>
+      </w:r>
+    </w:p>
+    <w:p>
+      <w:pPr>
+        <w:rPr>
+          <w:b/>
+          <w:bCs/>
+          <w:sz w:val="28"/>
+          <w:szCs w:val="32"/>
+          <w:lang w:val="es-US"/>
+        </w:rPr>
+      </w:pPr>
+      <w:r>
+        <w:rPr>
+          <w:b/>
+          <w:bCs/>
+          <w:sz w:val="28"/>
+          <w:szCs w:val="32"/>
+          <w:lang w:val="es-US"/>
+        </w:rPr>
+        <w:drawing>
+          <wp:inline distT="0" distB="0" distL="0" distR="0" wp14:anchorId="52DBB496" wp14:editId="18246DED">
+            <wp:extent cx="5943600" cy="461010"/>
+            <wp:effectExtent l="0" t="0" r="0" b="0"/>
+            <wp:docPr id="1" name="Picture 1"/>
+            <wp:cNvGraphicFramePr>
+              <a:graphicFrameLocks xmlns:a="http://schemas.openxmlformats.org/drawingml/2006/main" noChangeAspect="1"/>
+            </wp:cNvGraphicFramePr>
+            <a:graphic xmlns:a="http://schemas.openxmlformats.org/drawingml/2006/main">
+              <a:graphicData uri="http://schemas.openxmlformats.org/drawingml/2006/picture">
+                <pic:pic xmlns:pic="http://schemas.openxmlformats.org/drawingml/2006/picture">
+                  <pic:nvPicPr>
+                    <pic:cNvPr id="1" name=""/>
+                    <pic:cNvPicPr/>
+                  </pic:nvPicPr>
+                  <pic:blipFill>
+                    <a:blip r:embed="rId5"/>
+                    <a:stretch>
+                      <a:fillRect/>
+                    </a:stretch>
+                  </pic:blipFill>
+                  <pic:spPr>
+                    <a:xfrm>
+                      <a:off x="0" y="0"/>
+                      <a:ext cx="5943600" cy="461010"/>
+                    </a:xfrm>
+                    <a:prstGeom prst="rect">
+                      <a:avLst/>
+                    </a:prstGeom>
+                  </pic:spPr>
+                </pic:pic>
+              </a:graphicData>
+            </a:graphic>
+          </wp:inline>
+        </w:drawing>
       </w:r>
     </w:p>
     <w:p>
@@ -242,6 +356,59 @@
     </w:p>
     <w:p>
       <w:pPr>
+        <w:ind w:left="720"/>
+        <w:jc w:val="center"/>
+        <w:rPr>
+          <w:sz w:val="28"/>
+          <w:szCs w:val="32"/>
+          <w:lang w:val="es-US"/>
+        </w:rPr>
+      </w:pPr>
+      <w:r>
+        <w:rPr>
+          <w:sz w:val="28"/>
+          <w:szCs w:val="32"/>
+          <w:lang w:val="es-US"/>
+        </w:rPr>
+        <w:drawing>
+          <wp:inline distT="0" distB="0" distL="0" distR="0" wp14:anchorId="0761FB00" wp14:editId="54E6F0DC">
+            <wp:extent cx="1371791" cy="647790"/>
+            <wp:effectExtent l="0" t="0" r="0" b="0"/>
+            <wp:docPr id="6" name="Picture 6"/>
+            <wp:cNvGraphicFramePr>
+              <a:graphicFrameLocks xmlns:a="http://schemas.openxmlformats.org/drawingml/2006/main" noChangeAspect="1"/>
+            </wp:cNvGraphicFramePr>
+            <a:graphic xmlns:a="http://schemas.openxmlformats.org/drawingml/2006/main">
+              <a:graphicData uri="http://schemas.openxmlformats.org/drawingml/2006/picture">
+                <pic:pic xmlns:pic="http://schemas.openxmlformats.org/drawingml/2006/picture">
+                  <pic:nvPicPr>
+                    <pic:cNvPr id="1" name=""/>
+                    <pic:cNvPicPr/>
+                  </pic:nvPicPr>
+                  <pic:blipFill>
+                    <a:blip r:embed="rId6"/>
+                    <a:stretch>
+                      <a:fillRect/>
+                    </a:stretch>
+                  </pic:blipFill>
+                  <pic:spPr>
+                    <a:xfrm>
+                      <a:off x="0" y="0"/>
+                      <a:ext cx="1371791" cy="647790"/>
+                    </a:xfrm>
+                    <a:prstGeom prst="rect">
+                      <a:avLst/>
+                    </a:prstGeom>
+                  </pic:spPr>
+                </pic:pic>
+              </a:graphicData>
+            </a:graphic>
+          </wp:inline>
+        </w:drawing>
+      </w:r>
+    </w:p>
+    <w:p>
+      <w:pPr>
         <w:numPr>
           <w:ilvl w:val="0"/>
           <w:numId w:val="1"/>
@@ -292,7 +459,78 @@
           <w:szCs w:val="32"/>
           <w:lang w:val="es-US"/>
         </w:rPr>
-        <w:t xml:space="preserve"> y</w:t>
+        <w:t>.</w:t>
+      </w:r>
+    </w:p>
+    <w:p>
+      <w:pPr>
+        <w:ind w:left="720"/>
+        <w:jc w:val="center"/>
+        <w:rPr>
+          <w:sz w:val="28"/>
+          <w:szCs w:val="32"/>
+          <w:lang w:val="es-US"/>
+        </w:rPr>
+      </w:pPr>
+      <w:r>
+        <w:rPr>
+          <w:sz w:val="28"/>
+          <w:szCs w:val="32"/>
+          <w:lang w:val="es-US"/>
+        </w:rPr>
+        <w:drawing>
+          <wp:inline distT="0" distB="0" distL="0" distR="0" wp14:anchorId="6A6C7C55" wp14:editId="5EEAB586">
+            <wp:extent cx="4286848" cy="504895"/>
+            <wp:effectExtent l="0" t="0" r="0" b="9525"/>
+            <wp:docPr id="7" name="Picture 7"/>
+            <wp:cNvGraphicFramePr>
+              <a:graphicFrameLocks xmlns:a="http://schemas.openxmlformats.org/drawingml/2006/main" noChangeAspect="1"/>
+            </wp:cNvGraphicFramePr>
+            <a:graphic xmlns:a="http://schemas.openxmlformats.org/drawingml/2006/main">
+              <a:graphicData uri="http://schemas.openxmlformats.org/drawingml/2006/picture">
+                <pic:pic xmlns:pic="http://schemas.openxmlformats.org/drawingml/2006/picture">
+                  <pic:nvPicPr>
+                    <pic:cNvPr id="1" name=""/>
+                    <pic:cNvPicPr/>
+                  </pic:nvPicPr>
+                  <pic:blipFill>
+                    <a:blip r:embed="rId7"/>
+                    <a:stretch>
+                      <a:fillRect/>
+                    </a:stretch>
+                  </pic:blipFill>
+                  <pic:spPr>
+                    <a:xfrm>
+                      <a:off x="0" y="0"/>
+                      <a:ext cx="4286848" cy="504895"/>
+                    </a:xfrm>
+                    <a:prstGeom prst="rect">
+                      <a:avLst/>
+                    </a:prstGeom>
+                  </pic:spPr>
+                </pic:pic>
+              </a:graphicData>
+            </a:graphic>
+          </wp:inline>
+        </w:drawing>
+      </w:r>
+    </w:p>
+    <w:p>
+      <w:pPr>
+        <w:ind w:left="720"/>
+        <w:rPr>
+          <w:sz w:val="28"/>
+          <w:szCs w:val="32"/>
+          <w:lang w:val="es-US"/>
+        </w:rPr>
+      </w:pPr>
+      <w:r>
+        <w:rPr>
+          <w:sz w:val="28"/>
+          <w:szCs w:val="32"/>
+          <w:lang w:val="es-US"/>
+        </w:rPr>
+        <w:t>y</w:t>
       </w:r>
       <w:r>
         <w:rPr>
@@ -342,6 +580,81 @@
         </w:rPr>
         <w:t>.</w:t>
       </w:r>
+    </w:p>
+    <w:p>
+      <w:pPr>
+        <w:ind w:left="720"/>
+        <w:jc w:val="center"/>
+        <w:rPr>
+          <w:sz w:val="28"/>
+          <w:szCs w:val="32"/>
+          <w:lang w:val="es-US"/>
+        </w:rPr>
+      </w:pPr>
+      <w:r>
+        <w:rPr>
+          <w:sz w:val="28"/>
+          <w:szCs w:val="32"/>
+          <w:lang w:val="es-US"/>
+        </w:rPr>
+        <w:drawing>
+          <wp:inline distT="0" distB="0" distL="0" distR="0" wp14:anchorId="2AB73294" wp14:editId="511C2F48">
+            <wp:extent cx="4439270" cy="409632"/>
+            <wp:effectExtent l="0" t="0" r="0" b="9525"/>
+            <wp:docPr id="8" name="Picture 8"/>
+            <wp:cNvGraphicFramePr>
+              <a:graphicFrameLocks xmlns:a="http://schemas.openxmlformats.org/drawingml/2006/main" noChangeAspect="1"/>
+            </wp:cNvGraphicFramePr>
+            <a:graphic xmlns:a="http://schemas.openxmlformats.org/drawingml/2006/main">
+              <a:graphicData uri="http://schemas.openxmlformats.org/drawingml/2006/picture">
+                <pic:pic xmlns:pic="http://schemas.openxmlformats.org/drawingml/2006/picture">
+                  <pic:nvPicPr>
+                    <pic:cNvPr id="1" name=""/>
+                    <pic:cNvPicPr/>
+                  </pic:nvPicPr>
+                  <pic:blipFill>
+                    <a:blip r:embed="rId8"/>
+                    <a:stretch>
+                      <a:fillRect/>
+                    </a:stretch>
+                  </pic:blipFill>
+                  <pic:spPr>
+                    <a:xfrm>
+                      <a:off x="0" y="0"/>
+                      <a:ext cx="4439270" cy="409632"/>
+                    </a:xfrm>
+                    <a:prstGeom prst="rect">
+                      <a:avLst/>
+                    </a:prstGeom>
+                  </pic:spPr>
+                </pic:pic>
+              </a:graphicData>
+            </a:graphic>
+          </wp:inline>
+        </w:drawing>
+      </w:r>
+    </w:p>
+    <w:p>
+      <w:pPr>
+        <w:ind w:left="720"/>
+        <w:jc w:val="center"/>
+        <w:rPr>
+          <w:sz w:val="28"/>
+          <w:szCs w:val="32"/>
+          <w:lang w:val="es-US"/>
+        </w:rPr>
+      </w:pPr>
+    </w:p>
+    <w:p>
+      <w:pPr>
+        <w:ind w:left="720"/>
+        <w:jc w:val="center"/>
+        <w:rPr>
+          <w:sz w:val="28"/>
+          <w:szCs w:val="32"/>
+          <w:lang w:val="es-US"/>
+        </w:rPr>
+      </w:pPr>
     </w:p>
     <w:p>
       <w:pPr>
@@ -363,6 +676,7 @@
           <w:szCs w:val="32"/>
           <w:lang w:val="es-US"/>
         </w:rPr>
+        <w:lastRenderedPageBreak/>
         <w:t>Carga de Cantidades</w:t>
       </w:r>
       <w:r>
@@ -371,7 +685,75 @@
           <w:szCs w:val="32"/>
           <w:lang w:val="es-US"/>
         </w:rPr>
-        <w:t>: Ingresa los kilos planificados en la columna correspondiente de cada producto.</w:t>
+        <w:t xml:space="preserve">: Ingresa los </w:t>
+      </w:r>
+      <w:r>
+        <w:rPr>
+          <w:sz w:val="28"/>
+          <w:szCs w:val="32"/>
+          <w:lang w:val="es-US"/>
+        </w:rPr>
+        <w:t>elementos</w:t>
+      </w:r>
+      <w:r>
+        <w:rPr>
+          <w:sz w:val="28"/>
+          <w:szCs w:val="32"/>
+          <w:lang w:val="es-US"/>
+        </w:rPr>
+        <w:t xml:space="preserve"> planificados en la columna correspondiente de cada producto.</w:t>
+      </w:r>
+    </w:p>
+    <w:p>
+      <w:pPr>
+        <w:ind w:left="720"/>
+        <w:rPr>
+          <w:sz w:val="28"/>
+          <w:szCs w:val="32"/>
+          <w:lang w:val="es-US"/>
+        </w:rPr>
+      </w:pPr>
+      <w:r>
+        <w:rPr>
+          <w:sz w:val="28"/>
+          <w:szCs w:val="32"/>
+          <w:lang w:val="es-US"/>
+        </w:rPr>
+        <w:drawing>
+          <wp:inline distT="0" distB="0" distL="0" distR="0" wp14:anchorId="166A3706" wp14:editId="03CDA30C">
+            <wp:extent cx="5239481" cy="2476846"/>
+            <wp:effectExtent l="0" t="0" r="0" b="0"/>
+            <wp:docPr id="10" name="Picture 10"/>
+            <wp:cNvGraphicFramePr>
+              <a:graphicFrameLocks xmlns:a="http://schemas.openxmlformats.org/drawingml/2006/main" noChangeAspect="1"/>
+            </wp:cNvGraphicFramePr>
+            <a:graphic xmlns:a="http://schemas.openxmlformats.org/drawingml/2006/main">
+              <a:graphicData uri="http://schemas.openxmlformats.org/drawingml/2006/picture">
+                <pic:pic xmlns:pic="http://schemas.openxmlformats.org/drawingml/2006/picture">
+                  <pic:nvPicPr>
+                    <pic:cNvPr id="1" name=""/>
+                    <pic:cNvPicPr/>
+                  </pic:nvPicPr>
+                  <pic:blipFill>
+                    <a:blip r:embed="rId9"/>
+                    <a:stretch>
+                      <a:fillRect/>
+                    </a:stretch>
+                  </pic:blipFill>
+                  <pic:spPr>
+                    <a:xfrm>
+                      <a:off x="0" y="0"/>
+                      <a:ext cx="5239481" cy="2476846"/>
+                    </a:xfrm>
+                    <a:prstGeom prst="rect">
+                      <a:avLst/>
+                    </a:prstGeom>
+                  </pic:spPr>
+                </pic:pic>
+              </a:graphicData>
+            </a:graphic>
+          </wp:inline>
+        </w:drawing>
       </w:r>
     </w:p>
     <w:p>
@@ -402,26 +784,191 @@
           <w:szCs w:val="32"/>
           <w:lang w:val="es-US"/>
         </w:rPr>
-        <w:t>: Presiona el botón </w:t>
-      </w:r>
-      <w:r>
-        <w:rPr>
-          <w:b/>
-          <w:bCs/>
-          <w:sz w:val="28"/>
-          <w:szCs w:val="32"/>
-          <w:lang w:val="es-US"/>
-        </w:rPr>
-        <w:t>"Guardar Plan"</w:t>
-      </w:r>
-      <w:r>
-        <w:rPr>
-          <w:sz w:val="28"/>
-          <w:szCs w:val="32"/>
-          <w:lang w:val="es-US"/>
-        </w:rPr>
-        <w:t>. El sistema eliminará cualquier plan previo para esa fecha/sector/turno y guardará la nueva información.</w:t>
-      </w:r>
+        <w:t xml:space="preserve">: </w:t>
+      </w:r>
+      <w:r>
+        <w:rPr>
+          <w:sz w:val="28"/>
+          <w:szCs w:val="32"/>
+          <w:lang w:val="es-US"/>
+        </w:rPr>
+        <w:t>Presiona el botón </w:t>
+      </w:r>
+      <w:r>
+        <w:rPr>
+          <w:b/>
+          <w:bCs/>
+          <w:sz w:val="28"/>
+          <w:szCs w:val="32"/>
+          <w:lang w:val="es-US"/>
+        </w:rPr>
+        <w:t xml:space="preserve">"Guardar </w:t>
+      </w:r>
+      <w:r>
+        <w:rPr>
+          <w:b/>
+          <w:bCs/>
+          <w:sz w:val="28"/>
+          <w:szCs w:val="32"/>
+          <w:lang w:val="es-US"/>
+        </w:rPr>
+        <w:t>P</w:t>
+      </w:r>
+      <w:r>
+        <w:rPr>
+          <w:b/>
+          <w:bCs/>
+          <w:sz w:val="28"/>
+          <w:szCs w:val="32"/>
+          <w:lang w:val="es-US"/>
+        </w:rPr>
+        <w:t>rogramación</w:t>
+      </w:r>
+      <w:r>
+        <w:rPr>
+          <w:b/>
+          <w:bCs/>
+          <w:sz w:val="28"/>
+          <w:szCs w:val="32"/>
+          <w:lang w:val="es-US"/>
+        </w:rPr>
+        <w:t>"</w:t>
+      </w:r>
+      <w:r>
+        <w:rPr>
+          <w:sz w:val="28"/>
+          <w:szCs w:val="32"/>
+          <w:lang w:val="es-US"/>
+        </w:rPr>
+        <w:t xml:space="preserve">. El sistema eliminará cualquier plan previo para esa fecha/sector/turno y guardará la nueva </w:t>
+      </w:r>
+      <w:r>
+        <w:rPr>
+          <w:sz w:val="28"/>
+          <w:szCs w:val="32"/>
+          <w:lang w:val="es-US"/>
+        </w:rPr>
+        <w:t xml:space="preserve">información de la programación de ese día, para que esté disponible al Iniciar el día en la carga de </w:t>
+      </w:r>
+      <w:r>
+        <w:rPr>
+          <w:i/>
+          <w:iCs/>
+          <w:sz w:val="28"/>
+          <w:szCs w:val="32"/>
+          <w:lang w:val="es-US"/>
+        </w:rPr>
+        <w:t>Producción.</w:t>
+      </w:r>
+    </w:p>
+    <w:p>
+      <w:pPr>
+        <w:pStyle w:val="ListParagraph"/>
+        <w:rPr>
+          <w:sz w:val="28"/>
+          <w:szCs w:val="32"/>
+          <w:lang w:val="es-US"/>
+        </w:rPr>
+      </w:pPr>
+      <w:r>
+        <w:rPr>
+          <w:b/>
+          <w:bCs/>
+          <w:sz w:val="28"/>
+          <w:szCs w:val="32"/>
+          <w:lang w:val="es-US"/>
+        </w:rPr>
+        <w:t xml:space="preserve">Extra: </w:t>
+      </w:r>
+      <w:r>
+        <w:rPr>
+          <w:sz w:val="28"/>
+          <w:szCs w:val="32"/>
+          <w:lang w:val="es-US"/>
+        </w:rPr>
+        <w:t xml:space="preserve">Presiona el botón </w:t>
+      </w:r>
+      <w:r>
+        <w:rPr>
+          <w:b/>
+          <w:bCs/>
+          <w:sz w:val="28"/>
+          <w:szCs w:val="32"/>
+          <w:lang w:val="es-US"/>
+        </w:rPr>
+        <w:t>“Copiar día anterior”</w:t>
+      </w:r>
+      <w:r>
+        <w:rPr>
+          <w:sz w:val="28"/>
+          <w:szCs w:val="32"/>
+          <w:lang w:val="es-US"/>
+        </w:rPr>
+        <w:t xml:space="preserve"> para copiar las cantidades programadas de ayer si así lo desea.</w:t>
+      </w:r>
+    </w:p>
+    <w:p>
+      <w:pPr>
+        <w:pStyle w:val="ListParagraph"/>
+        <w:jc w:val="center"/>
+        <w:rPr>
+          <w:sz w:val="28"/>
+          <w:szCs w:val="32"/>
+          <w:lang w:val="es-US"/>
+        </w:rPr>
+      </w:pPr>
+      <w:r>
+        <w:rPr>
+          <w:sz w:val="28"/>
+          <w:szCs w:val="32"/>
+          <w:lang w:val="es-US"/>
+        </w:rPr>
+        <w:drawing>
+          <wp:inline distT="0" distB="0" distL="0" distR="0" wp14:anchorId="10D51777" wp14:editId="59F1E8CD">
+            <wp:extent cx="2400635" cy="1095528"/>
+            <wp:effectExtent l="0" t="0" r="0" b="9525"/>
+            <wp:docPr id="11" name="Picture 11"/>
+            <wp:cNvGraphicFramePr>
+              <a:graphicFrameLocks xmlns:a="http://schemas.openxmlformats.org/drawingml/2006/main" noChangeAspect="1"/>
+            </wp:cNvGraphicFramePr>
+            <a:graphic xmlns:a="http://schemas.openxmlformats.org/drawingml/2006/main">
+              <a:graphicData uri="http://schemas.openxmlformats.org/drawingml/2006/picture">
+                <pic:pic xmlns:pic="http://schemas.openxmlformats.org/drawingml/2006/picture">
+                  <pic:nvPicPr>
+                    <pic:cNvPr id="1" name=""/>
+                    <pic:cNvPicPr/>
+                  </pic:nvPicPr>
+                  <pic:blipFill>
+                    <a:blip r:embed="rId10"/>
+                    <a:stretch>
+                      <a:fillRect/>
+                    </a:stretch>
+                  </pic:blipFill>
+                  <pic:spPr>
+                    <a:xfrm>
+                      <a:off x="0" y="0"/>
+                      <a:ext cx="2400635" cy="1095528"/>
+                    </a:xfrm>
+                    <a:prstGeom prst="rect">
+                      <a:avLst/>
+                    </a:prstGeom>
+                  </pic:spPr>
+                </pic:pic>
+              </a:graphicData>
+            </a:graphic>
+          </wp:inline>
+        </w:drawing>
+      </w:r>
+    </w:p>
+    <w:p>
+      <w:pPr>
+        <w:ind w:left="720"/>
+        <w:rPr>
+          <w:sz w:val="28"/>
+          <w:szCs w:val="32"/>
+          <w:lang w:val="es-US"/>
+        </w:rPr>
+      </w:pPr>
     </w:p>
     <w:p>
       <w:pPr>
@@ -458,7 +1005,125 @@
           <w:szCs w:val="32"/>
           <w:lang w:val="es-US"/>
         </w:rPr>
-        <w:t>Solo necesitas cargar los productos que tendrán producción. Los ceros no ocupan espacio en el sistema.</w:t>
+        <w:t xml:space="preserve">Solo necesitas cargar los productos que tendrán </w:t>
+      </w:r>
+      <w:proofErr w:type="gramStart"/>
+      <w:r>
+        <w:rPr>
+          <w:sz w:val="28"/>
+          <w:szCs w:val="32"/>
+          <w:lang w:val="es-US"/>
+        </w:rPr>
+        <w:t>producción</w:t>
+      </w:r>
+      <w:r>
+        <w:rPr>
+          <w:sz w:val="28"/>
+          <w:szCs w:val="32"/>
+          <w:lang w:val="es-US"/>
+        </w:rPr>
+        <w:t xml:space="preserve"> ese</w:t>
+      </w:r>
+      <w:proofErr w:type="gramEnd"/>
+      <w:r>
+        <w:rPr>
+          <w:sz w:val="28"/>
+          <w:szCs w:val="32"/>
+          <w:lang w:val="es-US"/>
+        </w:rPr>
+        <w:t xml:space="preserve"> </w:t>
+      </w:r>
+      <w:proofErr w:type="spellStart"/>
+      <w:r>
+        <w:rPr>
+          <w:sz w:val="28"/>
+          <w:szCs w:val="32"/>
+          <w:lang w:val="es-US"/>
+        </w:rPr>
+        <w:t>dia</w:t>
+      </w:r>
+      <w:proofErr w:type="spellEnd"/>
+      <w:r>
+        <w:rPr>
+          <w:sz w:val="28"/>
+          <w:szCs w:val="32"/>
+          <w:lang w:val="es-US"/>
+        </w:rPr>
+        <w:t>. L</w:t>
+      </w:r>
+      <w:r>
+        <w:rPr>
+          <w:sz w:val="28"/>
+          <w:szCs w:val="32"/>
+          <w:lang w:val="es-US"/>
+        </w:rPr>
+        <w:t>a</w:t>
+      </w:r>
+      <w:r>
+        <w:rPr>
+          <w:sz w:val="28"/>
+          <w:szCs w:val="32"/>
+          <w:lang w:val="es-US"/>
+        </w:rPr>
+        <w:t>s</w:t>
+      </w:r>
+      <w:r>
+        <w:rPr>
+          <w:sz w:val="28"/>
+          <w:szCs w:val="32"/>
+          <w:lang w:val="es-US"/>
+        </w:rPr>
+        <w:t xml:space="preserve"> cantidades que queden en</w:t>
+      </w:r>
+      <w:r>
+        <w:rPr>
+          <w:sz w:val="28"/>
+          <w:szCs w:val="32"/>
+          <w:lang w:val="es-US"/>
+        </w:rPr>
+        <w:t xml:space="preserve"> </w:t>
+      </w:r>
+      <w:r>
+        <w:rPr>
+          <w:sz w:val="28"/>
+          <w:szCs w:val="32"/>
+          <w:lang w:val="es-US"/>
+        </w:rPr>
+        <w:t>“0”</w:t>
+      </w:r>
+      <w:r>
+        <w:rPr>
+          <w:sz w:val="28"/>
+          <w:szCs w:val="32"/>
+          <w:lang w:val="es-US"/>
+        </w:rPr>
+        <w:t xml:space="preserve"> </w:t>
+      </w:r>
+      <w:r>
+        <w:rPr>
+          <w:sz w:val="28"/>
+          <w:szCs w:val="32"/>
+          <w:lang w:val="es-US"/>
+        </w:rPr>
+        <w:t xml:space="preserve">no se trasladarán a la pestaña </w:t>
+      </w:r>
+      <w:r>
+        <w:rPr>
+          <w:i/>
+          <w:iCs/>
+          <w:sz w:val="28"/>
+          <w:szCs w:val="32"/>
+          <w:lang w:val="es-US"/>
+        </w:rPr>
+        <w:t>Producción</w:t>
+      </w:r>
+      <w:r>
+        <w:rPr>
+          <w:sz w:val="28"/>
+          <w:szCs w:val="32"/>
+          <w:lang w:val="es-US"/>
+        </w:rPr>
+        <w:t xml:space="preserve"> cuando se inicie el día.</w:t>
       </w:r>
     </w:p>
     <w:p>
@@ -474,42 +1139,9 @@
           <w:szCs w:val="32"/>
         </w:rPr>
         <w:pict w14:anchorId="25FFE42E">
-          <v:rect id="_x0000_i1098" style="width:505.75pt;height:.75pt" o:hrpct="0" o:hralign="center" o:hrstd="t" o:hr="t" fillcolor="#a0a0a0" stroked="f"/>
+          <v:rect id="_x0000_i1026" style="width:505.75pt;height:.75pt" o:hrpct="0" o:hralign="center" o:hrstd="t" o:hr="t" fillcolor="#a0a0a0" stroked="f"/>
         </w:pict>
       </w:r>
-    </w:p>
-    <w:p>
-      <w:pPr>
-        <w:rPr>
-          <w:rFonts w:ascii="Segoe UI Emoji" w:hAnsi="Segoe UI Emoji" w:cs="Segoe UI Emoji"/>
-          <w:b/>
-          <w:bCs/>
-          <w:sz w:val="32"/>
-          <w:szCs w:val="32"/>
-        </w:rPr>
-      </w:pPr>
-    </w:p>
-    <w:p>
-      <w:pPr>
-        <w:rPr>
-          <w:rFonts w:ascii="Segoe UI Emoji" w:hAnsi="Segoe UI Emoji" w:cs="Segoe UI Emoji"/>
-          <w:b/>
-          <w:bCs/>
-          <w:sz w:val="32"/>
-          <w:szCs w:val="32"/>
-        </w:rPr>
-      </w:pPr>
-    </w:p>
-    <w:p>
-      <w:pPr>
-        <w:rPr>
-          <w:rFonts w:ascii="Segoe UI Emoji" w:hAnsi="Segoe UI Emoji" w:cs="Segoe UI Emoji"/>
-          <w:b/>
-          <w:bCs/>
-          <w:sz w:val="32"/>
-          <w:szCs w:val="32"/>
-        </w:rPr>
-      </w:pPr>
     </w:p>
     <w:p>
       <w:pPr>
@@ -540,7 +1172,28 @@
           <w:szCs w:val="32"/>
           <w:lang w:val="es-US"/>
         </w:rPr>
-        <w:t xml:space="preserve"> 2. Módulo de Producción (Registr</w:t>
+        <w:t xml:space="preserve"> 2. </w:t>
+      </w:r>
+      <w:r>
+        <w:rPr>
+          <w:b/>
+          <w:bCs/>
+          <w:sz w:val="28"/>
+          <w:szCs w:val="32"/>
+          <w:u w:val="single"/>
+          <w:lang w:val="es-US"/>
+        </w:rPr>
+        <w:t>Módulo de Producción</w:t>
+      </w:r>
+      <w:r>
+        <w:rPr>
+          <w:b/>
+          <w:bCs/>
+          <w:sz w:val="28"/>
+          <w:szCs w:val="32"/>
+          <w:lang w:val="es-US"/>
+        </w:rPr>
+        <w:t xml:space="preserve"> (Registr</w:t>
       </w:r>
       <w:r>
         <w:rPr>
@@ -561,6 +1214,59 @@
           <w:lang w:val="es-US"/>
         </w:rPr>
         <w:t>)</w:t>
+      </w:r>
+    </w:p>
+    <w:p>
+      <w:pPr>
+        <w:rPr>
+          <w:sz w:val="28"/>
+          <w:szCs w:val="32"/>
+          <w:lang w:val="es-AR"/>
+        </w:rPr>
+      </w:pPr>
+      <w:r>
+        <w:rPr>
+          <w:b/>
+          <w:bCs/>
+          <w:sz w:val="28"/>
+          <w:szCs w:val="32"/>
+          <w:lang w:val="es-US"/>
+        </w:rPr>
+        <w:drawing>
+          <wp:inline distT="0" distB="0" distL="0" distR="0" wp14:anchorId="0AEEE63A" wp14:editId="261DED6D">
+            <wp:extent cx="5943600" cy="495300"/>
+            <wp:effectExtent l="0" t="0" r="0" b="0"/>
+            <wp:docPr id="12" name="Picture 12"/>
+            <wp:cNvGraphicFramePr>
+              <a:graphicFrameLocks xmlns:a="http://schemas.openxmlformats.org/drawingml/2006/main" noChangeAspect="1"/>
+            </wp:cNvGraphicFramePr>
+            <a:graphic xmlns:a="http://schemas.openxmlformats.org/drawingml/2006/main">
+              <a:graphicData uri="http://schemas.openxmlformats.org/drawingml/2006/picture">
+                <pic:pic xmlns:pic="http://schemas.openxmlformats.org/drawingml/2006/picture">
+                  <pic:nvPicPr>
+                    <pic:cNvPr id="1" name=""/>
+                    <pic:cNvPicPr/>
+                  </pic:nvPicPr>
+                  <pic:blipFill>
+                    <a:blip r:embed="rId11"/>
+                    <a:stretch>
+                      <a:fillRect/>
+                    </a:stretch>
+                  </pic:blipFill>
+                  <pic:spPr>
+                    <a:xfrm>
+                      <a:off x="0" y="0"/>
+                      <a:ext cx="5943600" cy="495300"/>
+                    </a:xfrm>
+                    <a:prstGeom prst="rect">
+                      <a:avLst/>
+                    </a:prstGeom>
+                  </pic:spPr>
+                </pic:pic>
+              </a:graphicData>
+            </a:graphic>
+          </wp:inline>
+        </w:drawing>
       </w:r>
     </w:p>
     <w:p>
@@ -600,7 +1306,17 @@
           <w:szCs w:val="32"/>
           <w:lang w:val="es-US"/>
         </w:rPr>
-        <w:t>Iniciar el Día</w:t>
+        <w:t xml:space="preserve">Iniciar el </w:t>
+      </w:r>
+      <w:r>
+        <w:rPr>
+          <w:b/>
+          <w:bCs/>
+          <w:sz w:val="28"/>
+          <w:szCs w:val="32"/>
+          <w:lang w:val="es-US"/>
+        </w:rPr>
+        <w:t>Turno</w:t>
       </w:r>
       <w:r>
         <w:rPr>
@@ -618,15 +1334,213 @@
           <w:szCs w:val="32"/>
           <w:lang w:val="es-US"/>
         </w:rPr>
-        <w:t>"Iniciar Día"</w:t>
-      </w:r>
-      <w:r>
-        <w:rPr>
-          <w:sz w:val="28"/>
-          <w:szCs w:val="32"/>
-          <w:lang w:val="es-US"/>
-        </w:rPr>
-        <w:t>. Esto prepara los registros de todos los sectores para la fecha seleccionada.</w:t>
+        <w:t xml:space="preserve">"Iniciar </w:t>
+      </w:r>
+      <w:r>
+        <w:rPr>
+          <w:b/>
+          <w:bCs/>
+          <w:sz w:val="28"/>
+          <w:szCs w:val="32"/>
+          <w:lang w:val="es-US"/>
+        </w:rPr>
+        <w:t>Mañana</w:t>
+      </w:r>
+      <w:r>
+        <w:rPr>
+          <w:b/>
+          <w:bCs/>
+          <w:sz w:val="28"/>
+          <w:szCs w:val="32"/>
+          <w:lang w:val="es-US"/>
+        </w:rPr>
+        <w:t>"</w:t>
+      </w:r>
+      <w:r>
+        <w:rPr>
+          <w:b/>
+          <w:bCs/>
+          <w:sz w:val="28"/>
+          <w:szCs w:val="32"/>
+          <w:lang w:val="es-US"/>
+        </w:rPr>
+        <w:t xml:space="preserve">, </w:t>
+      </w:r>
+      <w:r>
+        <w:rPr>
+          <w:b/>
+          <w:bCs/>
+          <w:sz w:val="28"/>
+          <w:szCs w:val="32"/>
+          <w:lang w:val="es-US"/>
+        </w:rPr>
+        <w:t xml:space="preserve">"Iniciar </w:t>
+      </w:r>
+      <w:r>
+        <w:rPr>
+          <w:b/>
+          <w:bCs/>
+          <w:sz w:val="28"/>
+          <w:szCs w:val="32"/>
+          <w:lang w:val="es-US"/>
+        </w:rPr>
+        <w:t>Tarde</w:t>
+      </w:r>
+      <w:r>
+        <w:rPr>
+          <w:b/>
+          <w:bCs/>
+          <w:sz w:val="28"/>
+          <w:szCs w:val="32"/>
+          <w:lang w:val="es-US"/>
+        </w:rPr>
+        <w:t>"</w:t>
+      </w:r>
+      <w:r>
+        <w:rPr>
+          <w:sz w:val="28"/>
+          <w:szCs w:val="32"/>
+          <w:lang w:val="es-US"/>
+        </w:rPr>
+        <w:t xml:space="preserve"> </w:t>
+      </w:r>
+      <w:r>
+        <w:rPr>
+          <w:sz w:val="28"/>
+          <w:szCs w:val="32"/>
+          <w:lang w:val="es-US"/>
+        </w:rPr>
+        <w:t>o</w:t>
+      </w:r>
+      <w:r>
+        <w:rPr>
+          <w:sz w:val="28"/>
+          <w:szCs w:val="32"/>
+          <w:lang w:val="es-US"/>
+        </w:rPr>
+        <w:t xml:space="preserve"> </w:t>
+      </w:r>
+      <w:r>
+        <w:rPr>
+          <w:b/>
+          <w:bCs/>
+          <w:sz w:val="28"/>
+          <w:szCs w:val="32"/>
+          <w:lang w:val="es-US"/>
+        </w:rPr>
+        <w:t xml:space="preserve">"Iniciar </w:t>
+      </w:r>
+      <w:r>
+        <w:rPr>
+          <w:b/>
+          <w:bCs/>
+          <w:sz w:val="28"/>
+          <w:szCs w:val="32"/>
+          <w:lang w:val="es-US"/>
+        </w:rPr>
+        <w:t>Noche</w:t>
+      </w:r>
+      <w:r>
+        <w:rPr>
+          <w:b/>
+          <w:bCs/>
+          <w:sz w:val="28"/>
+          <w:szCs w:val="32"/>
+          <w:lang w:val="es-US"/>
+        </w:rPr>
+        <w:t>"</w:t>
+      </w:r>
+      <w:r>
+        <w:rPr>
+          <w:sz w:val="28"/>
+          <w:szCs w:val="32"/>
+          <w:lang w:val="es-US"/>
+        </w:rPr>
+        <w:t xml:space="preserve">, </w:t>
+      </w:r>
+      <w:r>
+        <w:rPr>
+          <w:sz w:val="28"/>
+          <w:szCs w:val="32"/>
+          <w:lang w:val="es-US"/>
+        </w:rPr>
+        <w:t>según corresponda a tu turno</w:t>
+      </w:r>
+      <w:r>
+        <w:rPr>
+          <w:sz w:val="28"/>
+          <w:szCs w:val="32"/>
+          <w:lang w:val="es-US"/>
+        </w:rPr>
+        <w:t>. Esto prepara los registros</w:t>
+      </w:r>
+      <w:r>
+        <w:rPr>
+          <w:sz w:val="28"/>
+          <w:szCs w:val="32"/>
+          <w:lang w:val="es-US"/>
+        </w:rPr>
+        <w:t xml:space="preserve"> de la PROGRAMACION</w:t>
+      </w:r>
+      <w:r>
+        <w:rPr>
+          <w:sz w:val="28"/>
+          <w:szCs w:val="32"/>
+          <w:lang w:val="es-US"/>
+        </w:rPr>
+        <w:t xml:space="preserve"> de todos los sectores para la fecha seleccionada.</w:t>
+      </w:r>
+    </w:p>
+    <w:p>
+      <w:pPr>
+        <w:ind w:left="720"/>
+        <w:rPr>
+          <w:sz w:val="28"/>
+          <w:szCs w:val="32"/>
+          <w:lang w:val="es-US"/>
+        </w:rPr>
+      </w:pPr>
+      <w:r>
+        <w:rPr>
+          <w:sz w:val="28"/>
+          <w:szCs w:val="32"/>
+          <w:lang w:val="es-US"/>
+        </w:rPr>
+        <w:drawing>
+          <wp:inline distT="0" distB="0" distL="0" distR="0" wp14:anchorId="06054056" wp14:editId="1281C7A9">
+            <wp:extent cx="5353797" cy="800212"/>
+            <wp:effectExtent l="0" t="0" r="0" b="0"/>
+            <wp:docPr id="2" name="Picture 2"/>
+            <wp:cNvGraphicFramePr>
+              <a:graphicFrameLocks xmlns:a="http://schemas.openxmlformats.org/drawingml/2006/main" noChangeAspect="1"/>
+            </wp:cNvGraphicFramePr>
+            <a:graphic xmlns:a="http://schemas.openxmlformats.org/drawingml/2006/main">
+              <a:graphicData uri="http://schemas.openxmlformats.org/drawingml/2006/picture">
+                <pic:pic xmlns:pic="http://schemas.openxmlformats.org/drawingml/2006/picture">
+                  <pic:nvPicPr>
+                    <pic:cNvPr id="1" name=""/>
+                    <pic:cNvPicPr/>
+                  </pic:nvPicPr>
+                  <pic:blipFill>
+                    <a:blip r:embed="rId12"/>
+                    <a:stretch>
+                      <a:fillRect/>
+                    </a:stretch>
+                  </pic:blipFill>
+                  <pic:spPr>
+                    <a:xfrm>
+                      <a:off x="0" y="0"/>
+                      <a:ext cx="5353797" cy="800212"/>
+                    </a:xfrm>
+                    <a:prstGeom prst="rect">
+                      <a:avLst/>
+                    </a:prstGeom>
+                  </pic:spPr>
+                </pic:pic>
+              </a:graphicData>
+            </a:graphic>
+          </wp:inline>
+        </w:drawing>
       </w:r>
     </w:p>
     <w:p>
@@ -649,25 +1563,113 @@
           <w:szCs w:val="32"/>
           <w:lang w:val="es-US"/>
         </w:rPr>
-        <w:t>Registro de Kilos</w:t>
-      </w:r>
-      <w:r>
-        <w:rPr>
-          <w:sz w:val="28"/>
-          <w:szCs w:val="32"/>
-          <w:lang w:val="es-US"/>
-        </w:rPr>
-        <w:t>: En la tabla, ingresa los kilos </w:t>
-      </w:r>
-      <w:r>
-        <w:rPr>
-          <w:b/>
-          <w:bCs/>
-          <w:sz w:val="28"/>
-          <w:szCs w:val="32"/>
-          <w:lang w:val="es-US"/>
-        </w:rPr>
-        <w:t>producidos</w:t>
+        <w:t>Registro de</w:t>
+      </w:r>
+      <w:r>
+        <w:rPr>
+          <w:b/>
+          <w:bCs/>
+          <w:sz w:val="28"/>
+          <w:szCs w:val="32"/>
+          <w:lang w:val="es-US"/>
+        </w:rPr>
+        <w:t xml:space="preserve"> cantidades</w:t>
+      </w:r>
+      <w:r>
+        <w:rPr>
+          <w:sz w:val="28"/>
+          <w:szCs w:val="32"/>
+          <w:lang w:val="es-US"/>
+        </w:rPr>
+        <w:t>: En la tabla,</w:t>
+      </w:r>
+      <w:r>
+        <w:rPr>
+          <w:sz w:val="28"/>
+          <w:szCs w:val="32"/>
+          <w:lang w:val="es-US"/>
+        </w:rPr>
+        <w:t xml:space="preserve"> registra lo producido en el </w:t>
+      </w:r>
+      <w:proofErr w:type="gramStart"/>
+      <w:r>
+        <w:rPr>
+          <w:sz w:val="28"/>
+          <w:szCs w:val="32"/>
+          <w:lang w:val="es-US"/>
+        </w:rPr>
+        <w:t xml:space="preserve">turno, </w:t>
+      </w:r>
+      <w:r>
+        <w:rPr>
+          <w:sz w:val="28"/>
+          <w:szCs w:val="32"/>
+          <w:lang w:val="es-US"/>
+        </w:rPr>
+        <w:t xml:space="preserve"> ingresa</w:t>
+      </w:r>
+      <w:r>
+        <w:rPr>
+          <w:sz w:val="28"/>
+          <w:szCs w:val="32"/>
+          <w:lang w:val="es-US"/>
+        </w:rPr>
+        <w:t>ndo</w:t>
+      </w:r>
+      <w:proofErr w:type="gramEnd"/>
+      <w:r>
+        <w:rPr>
+          <w:sz w:val="28"/>
+          <w:szCs w:val="32"/>
+          <w:lang w:val="es-US"/>
+        </w:rPr>
+        <w:t xml:space="preserve"> los kilos</w:t>
+      </w:r>
+      <w:r>
+        <w:rPr>
+          <w:sz w:val="28"/>
+          <w:szCs w:val="32"/>
+          <w:lang w:val="es-US"/>
+        </w:rPr>
+        <w:t>, cocciones, bateas, bandejas o unidades</w:t>
+      </w:r>
+      <w:r>
+        <w:rPr>
+          <w:sz w:val="28"/>
+          <w:szCs w:val="32"/>
+          <w:lang w:val="es-US"/>
+        </w:rPr>
+        <w:t> </w:t>
+      </w:r>
+      <w:r>
+        <w:rPr>
+          <w:b/>
+          <w:bCs/>
+          <w:sz w:val="28"/>
+          <w:szCs w:val="32"/>
+          <w:lang w:val="es-US"/>
+        </w:rPr>
+        <w:t>producid</w:t>
+      </w:r>
+      <w:r>
+        <w:rPr>
+          <w:b/>
+          <w:bCs/>
+          <w:sz w:val="28"/>
+          <w:szCs w:val="32"/>
+          <w:lang w:val="es-US"/>
+        </w:rPr>
+        <w:t>a</w:t>
+      </w:r>
+      <w:r>
+        <w:rPr>
+          <w:b/>
+          <w:bCs/>
+          <w:sz w:val="28"/>
+          <w:szCs w:val="32"/>
+          <w:lang w:val="es-US"/>
+        </w:rPr>
+        <w:t>s</w:t>
       </w:r>
       <w:r>
         <w:rPr>
@@ -711,7 +1713,110 @@
           <w:szCs w:val="32"/>
           <w:lang w:val="es-US"/>
         </w:rPr>
-        <w:t> (Adelanto, Atraso u OK) en tiempo real.</w:t>
+        <w:t> (</w:t>
+      </w:r>
+      <w:r>
+        <w:rPr>
+          <w:color w:val="FFFF00"/>
+          <w:sz w:val="28"/>
+          <w:szCs w:val="32"/>
+          <w:lang w:val="es-US"/>
+        </w:rPr>
+        <w:t>Adelanto</w:t>
+      </w:r>
+      <w:r>
+        <w:rPr>
+          <w:sz w:val="28"/>
+          <w:szCs w:val="32"/>
+          <w:lang w:val="es-US"/>
+        </w:rPr>
+        <w:t xml:space="preserve">, </w:t>
+      </w:r>
+      <w:r>
+        <w:rPr>
+          <w:color w:val="FF0000"/>
+          <w:sz w:val="28"/>
+          <w:szCs w:val="32"/>
+          <w:lang w:val="es-US"/>
+        </w:rPr>
+        <w:t>Atraso</w:t>
+      </w:r>
+      <w:r>
+        <w:rPr>
+          <w:sz w:val="28"/>
+          <w:szCs w:val="32"/>
+          <w:lang w:val="es-US"/>
+        </w:rPr>
+        <w:t xml:space="preserve"> u </w:t>
+      </w:r>
+      <w:r>
+        <w:rPr>
+          <w:color w:val="00B050"/>
+          <w:sz w:val="28"/>
+          <w:szCs w:val="32"/>
+          <w:lang w:val="es-US"/>
+        </w:rPr>
+        <w:t>OK</w:t>
+      </w:r>
+      <w:r>
+        <w:rPr>
+          <w:sz w:val="28"/>
+          <w:szCs w:val="32"/>
+          <w:lang w:val="es-US"/>
+        </w:rPr>
+        <w:t>) en tiempo real.</w:t>
+      </w:r>
+    </w:p>
+    <w:p>
+      <w:pPr>
+        <w:ind w:left="720"/>
+        <w:rPr>
+          <w:sz w:val="28"/>
+          <w:szCs w:val="32"/>
+          <w:lang w:val="es-US"/>
+        </w:rPr>
+      </w:pPr>
+      <w:r>
+        <w:rPr>
+          <w:sz w:val="28"/>
+          <w:szCs w:val="32"/>
+          <w:lang w:val="es-US"/>
+        </w:rPr>
+        <w:drawing>
+          <wp:inline distT="0" distB="0" distL="0" distR="0" wp14:anchorId="1E622CC5" wp14:editId="6F9ACFE9">
+            <wp:extent cx="5943600" cy="1647825"/>
+            <wp:effectExtent l="0" t="0" r="0" b="9525"/>
+            <wp:docPr id="3" name="Picture 3"/>
+            <wp:cNvGraphicFramePr>
+              <a:graphicFrameLocks xmlns:a="http://schemas.openxmlformats.org/drawingml/2006/main" noChangeAspect="1"/>
+            </wp:cNvGraphicFramePr>
+            <a:graphic xmlns:a="http://schemas.openxmlformats.org/drawingml/2006/main">
+              <a:graphicData uri="http://schemas.openxmlformats.org/drawingml/2006/picture">
+                <pic:pic xmlns:pic="http://schemas.openxmlformats.org/drawingml/2006/picture">
+                  <pic:nvPicPr>
+                    <pic:cNvPr id="1" name=""/>
+                    <pic:cNvPicPr/>
+                  </pic:nvPicPr>
+                  <pic:blipFill>
+                    <a:blip r:embed="rId13"/>
+                    <a:stretch>
+                      <a:fillRect/>
+                    </a:stretch>
+                  </pic:blipFill>
+                  <pic:spPr>
+                    <a:xfrm>
+                      <a:off x="0" y="0"/>
+                      <a:ext cx="5943600" cy="1647825"/>
+                    </a:xfrm>
+                    <a:prstGeom prst="rect">
+                      <a:avLst/>
+                    </a:prstGeom>
+                  </pic:spPr>
+                </pic:pic>
+              </a:graphicData>
+            </a:graphic>
+          </wp:inline>
+        </w:drawing>
       </w:r>
     </w:p>
     <w:p>
@@ -734,7 +1839,7 @@
           <w:szCs w:val="32"/>
           <w:lang w:val="es-US"/>
         </w:rPr>
-        <w:t>Filtrado Rápido</w:t>
+        <w:t>Cambio de sector</w:t>
       </w:r>
       <w:r>
         <w:rPr>
@@ -743,6 +1848,59 @@
           <w:lang w:val="es-US"/>
         </w:rPr>
         <w:t>: Usa las pestañas centrales para saltar entre sectores. Recuerda que el sistema carga toda la planta a la vez, por lo que el cambio es instantáneo.</w:t>
+      </w:r>
+    </w:p>
+    <w:p>
+      <w:pPr>
+        <w:ind w:left="720"/>
+        <w:jc w:val="center"/>
+        <w:rPr>
+          <w:sz w:val="28"/>
+          <w:szCs w:val="32"/>
+          <w:lang w:val="es-US"/>
+        </w:rPr>
+      </w:pPr>
+      <w:r>
+        <w:rPr>
+          <w:sz w:val="28"/>
+          <w:szCs w:val="32"/>
+          <w:lang w:val="es-US"/>
+        </w:rPr>
+        <w:drawing>
+          <wp:inline distT="0" distB="0" distL="0" distR="0" wp14:anchorId="72947F2C" wp14:editId="45DFB3B2">
+            <wp:extent cx="4515480" cy="476316"/>
+            <wp:effectExtent l="0" t="0" r="0" b="0"/>
+            <wp:docPr id="4" name="Picture 4"/>
+            <wp:cNvGraphicFramePr>
+              <a:graphicFrameLocks xmlns:a="http://schemas.openxmlformats.org/drawingml/2006/main" noChangeAspect="1"/>
+            </wp:cNvGraphicFramePr>
+            <a:graphic xmlns:a="http://schemas.openxmlformats.org/drawingml/2006/main">
+              <a:graphicData uri="http://schemas.openxmlformats.org/drawingml/2006/picture">
+                <pic:pic xmlns:pic="http://schemas.openxmlformats.org/drawingml/2006/picture">
+                  <pic:nvPicPr>
+                    <pic:cNvPr id="1" name=""/>
+                    <pic:cNvPicPr/>
+                  </pic:nvPicPr>
+                  <pic:blipFill>
+                    <a:blip r:embed="rId14"/>
+                    <a:stretch>
+                      <a:fillRect/>
+                    </a:stretch>
+                  </pic:blipFill>
+                  <pic:spPr>
+                    <a:xfrm>
+                      <a:off x="0" y="0"/>
+                      <a:ext cx="4515480" cy="476316"/>
+                    </a:xfrm>
+                    <a:prstGeom prst="rect">
+                      <a:avLst/>
+                    </a:prstGeom>
+                  </pic:spPr>
+                </pic:pic>
+              </a:graphicData>
+            </a:graphic>
+          </wp:inline>
+        </w:drawing>
       </w:r>
     </w:p>
     <w:p>
@@ -765,6 +1923,7 @@
           <w:szCs w:val="32"/>
           <w:lang w:val="es-US"/>
         </w:rPr>
+        <w:lastRenderedPageBreak/>
         <w:t>Guardar Producción</w:t>
       </w:r>
       <w:r>
@@ -783,7 +1942,27 @@
           <w:szCs w:val="32"/>
           <w:lang w:val="es-US"/>
         </w:rPr>
-        <w:t>"Guardar Producción"</w:t>
+        <w:t xml:space="preserve">"Guardar </w:t>
+      </w:r>
+      <w:r>
+        <w:rPr>
+          <w:b/>
+          <w:bCs/>
+          <w:sz w:val="28"/>
+          <w:szCs w:val="32"/>
+          <w:lang w:val="es-US"/>
+        </w:rPr>
+        <w:t>Avance</w:t>
+      </w:r>
+      <w:r>
+        <w:rPr>
+          <w:b/>
+          <w:bCs/>
+          <w:sz w:val="28"/>
+          <w:szCs w:val="32"/>
+          <w:lang w:val="es-US"/>
+        </w:rPr>
+        <w:t>"</w:t>
       </w:r>
       <w:r>
         <w:rPr>
@@ -792,6 +1971,58 @@
           <w:lang w:val="es-US"/>
         </w:rPr>
         <w:t> frecuentemente para no perder datos.</w:t>
+      </w:r>
+    </w:p>
+    <w:p>
+      <w:pPr>
+        <w:ind w:left="720"/>
+        <w:rPr>
+          <w:sz w:val="28"/>
+          <w:szCs w:val="32"/>
+          <w:lang w:val="es-US"/>
+        </w:rPr>
+      </w:pPr>
+      <w:r>
+        <w:rPr>
+          <w:sz w:val="28"/>
+          <w:szCs w:val="32"/>
+          <w:lang w:val="es-US"/>
+        </w:rPr>
+        <w:drawing>
+          <wp:inline distT="0" distB="0" distL="0" distR="0" wp14:anchorId="6D281163" wp14:editId="352FFC5A">
+            <wp:extent cx="5306165" cy="781159"/>
+            <wp:effectExtent l="0" t="0" r="8890" b="0"/>
+            <wp:docPr id="9" name="Picture 9"/>
+            <wp:cNvGraphicFramePr>
+              <a:graphicFrameLocks xmlns:a="http://schemas.openxmlformats.org/drawingml/2006/main" noChangeAspect="1"/>
+            </wp:cNvGraphicFramePr>
+            <a:graphic xmlns:a="http://schemas.openxmlformats.org/drawingml/2006/main">
+              <a:graphicData uri="http://schemas.openxmlformats.org/drawingml/2006/picture">
+                <pic:pic xmlns:pic="http://schemas.openxmlformats.org/drawingml/2006/picture">
+                  <pic:nvPicPr>
+                    <pic:cNvPr id="1" name=""/>
+                    <pic:cNvPicPr/>
+                  </pic:nvPicPr>
+                  <pic:blipFill>
+                    <a:blip r:embed="rId15"/>
+                    <a:stretch>
+                      <a:fillRect/>
+                    </a:stretch>
+                  </pic:blipFill>
+                  <pic:spPr>
+                    <a:xfrm>
+                      <a:off x="0" y="0"/>
+                      <a:ext cx="5306165" cy="781159"/>
+                    </a:xfrm>
+                    <a:prstGeom prst="rect">
+                      <a:avLst/>
+                    </a:prstGeom>
+                  </pic:spPr>
+                </pic:pic>
+              </a:graphicData>
+            </a:graphic>
+          </wp:inline>
+        </w:drawing>
       </w:r>
     </w:p>
     <w:p>
@@ -832,7 +2063,27 @@
           <w:szCs w:val="32"/>
           <w:lang w:val="es-US"/>
         </w:rPr>
-        <w:t>"Cerrar Día"</w:t>
+        <w:t xml:space="preserve">"Cerrar </w:t>
+      </w:r>
+      <w:r>
+        <w:rPr>
+          <w:b/>
+          <w:bCs/>
+          <w:sz w:val="28"/>
+          <w:szCs w:val="32"/>
+          <w:lang w:val="es-US"/>
+        </w:rPr>
+        <w:t>Turno</w:t>
+      </w:r>
+      <w:r>
+        <w:rPr>
+          <w:b/>
+          <w:bCs/>
+          <w:sz w:val="28"/>
+          <w:szCs w:val="32"/>
+          <w:lang w:val="es-US"/>
+        </w:rPr>
+        <w:t>"</w:t>
       </w:r>
       <w:r>
         <w:rPr>
@@ -845,6 +2096,58 @@
     </w:p>
     <w:p>
       <w:pPr>
+        <w:ind w:left="720"/>
+        <w:rPr>
+          <w:sz w:val="28"/>
+          <w:szCs w:val="32"/>
+          <w:lang w:val="es-US"/>
+        </w:rPr>
+      </w:pPr>
+      <w:r>
+        <w:rPr>
+          <w:sz w:val="28"/>
+          <w:szCs w:val="32"/>
+          <w:lang w:val="es-US"/>
+        </w:rPr>
+        <w:drawing>
+          <wp:inline distT="0" distB="0" distL="0" distR="0" wp14:anchorId="635556C5" wp14:editId="5BEEA473">
+            <wp:extent cx="5334744" cy="809738"/>
+            <wp:effectExtent l="0" t="0" r="0" b="9525"/>
+            <wp:docPr id="5" name="Picture 5"/>
+            <wp:cNvGraphicFramePr>
+              <a:graphicFrameLocks xmlns:a="http://schemas.openxmlformats.org/drawingml/2006/main" noChangeAspect="1"/>
+            </wp:cNvGraphicFramePr>
+            <a:graphic xmlns:a="http://schemas.openxmlformats.org/drawingml/2006/main">
+              <a:graphicData uri="http://schemas.openxmlformats.org/drawingml/2006/picture">
+                <pic:pic xmlns:pic="http://schemas.openxmlformats.org/drawingml/2006/picture">
+                  <pic:nvPicPr>
+                    <pic:cNvPr id="1" name=""/>
+                    <pic:cNvPicPr/>
+                  </pic:nvPicPr>
+                  <pic:blipFill>
+                    <a:blip r:embed="rId16"/>
+                    <a:stretch>
+                      <a:fillRect/>
+                    </a:stretch>
+                  </pic:blipFill>
+                  <pic:spPr>
+                    <a:xfrm>
+                      <a:off x="0" y="0"/>
+                      <a:ext cx="5334744" cy="809738"/>
+                    </a:xfrm>
+                    <a:prstGeom prst="rect">
+                      <a:avLst/>
+                    </a:prstGeom>
+                  </pic:spPr>
+                </pic:pic>
+              </a:graphicData>
+            </a:graphic>
+          </wp:inline>
+        </w:drawing>
+      </w:r>
+    </w:p>
+    <w:p>
+      <w:pPr>
         <w:rPr>
           <w:sz w:val="28"/>
           <w:szCs w:val="32"/>
@@ -856,7 +2159,7 @@
           <w:szCs w:val="32"/>
         </w:rPr>
         <w:pict w14:anchorId="64E192B3">
-          <v:rect id="_x0000_i1099" style="width:505.75pt;height:.75pt" o:hrpct="0" o:hralign="center" o:hrstd="t" o:hr="t" fillcolor="#a0a0a0" stroked="f"/>
+          <v:rect id="_x0000_i1027" style="width:505.75pt;height:.75pt" o:hrpct="0" o:hralign="center" o:hrstd="t" o:hr="t" fillcolor="#a0a0a0" stroked="f"/>
         </w:pict>
       </w:r>
     </w:p>
@@ -897,6 +2200,7 @@
           <w:bCs/>
           <w:sz w:val="28"/>
           <w:szCs w:val="32"/>
+          <w:u w:val="single"/>
           <w:lang w:val="es-US"/>
         </w:rPr>
         <w:t>Dashboard</w:t>
@@ -910,7 +2214,72 @@
           <w:szCs w:val="32"/>
           <w:lang w:val="es-US"/>
         </w:rPr>
-        <w:t xml:space="preserve"> Gerencial (Indicadores)</w:t>
+        <w:t xml:space="preserve"> </w:t>
+      </w:r>
+      <w:r>
+        <w:rPr>
+          <w:b/>
+          <w:bCs/>
+          <w:sz w:val="28"/>
+          <w:szCs w:val="32"/>
+          <w:lang w:val="es-US"/>
+        </w:rPr>
+        <w:t>(Indicadores)</w:t>
+      </w:r>
+    </w:p>
+    <w:p>
+      <w:pPr>
+        <w:rPr>
+          <w:b/>
+          <w:bCs/>
+          <w:sz w:val="28"/>
+          <w:szCs w:val="32"/>
+          <w:lang w:val="es-US"/>
+        </w:rPr>
+      </w:pPr>
+      <w:r>
+        <w:rPr>
+          <w:b/>
+          <w:bCs/>
+          <w:sz w:val="28"/>
+          <w:szCs w:val="32"/>
+          <w:lang w:val="es-US"/>
+        </w:rPr>
+        <w:drawing>
+          <wp:inline distT="0" distB="0" distL="0" distR="0" wp14:anchorId="71573767" wp14:editId="0E7DFF4F">
+            <wp:extent cx="5943600" cy="836295"/>
+            <wp:effectExtent l="0" t="0" r="0" b="1905"/>
+            <wp:docPr id="13" name="Picture 13"/>
+            <wp:cNvGraphicFramePr>
+              <a:graphicFrameLocks xmlns:a="http://schemas.openxmlformats.org/drawingml/2006/main" noChangeAspect="1"/>
+            </wp:cNvGraphicFramePr>
+            <a:graphic xmlns:a="http://schemas.openxmlformats.org/drawingml/2006/main">
+              <a:graphicData uri="http://schemas.openxmlformats.org/drawingml/2006/picture">
+                <pic:pic xmlns:pic="http://schemas.openxmlformats.org/drawingml/2006/picture">
+                  <pic:nvPicPr>
+                    <pic:cNvPr id="1" name=""/>
+                    <pic:cNvPicPr/>
+                  </pic:nvPicPr>
+                  <pic:blipFill>
+                    <a:blip r:embed="rId17"/>
+                    <a:stretch>
+                      <a:fillRect/>
+                    </a:stretch>
+                  </pic:blipFill>
+                  <pic:spPr>
+                    <a:xfrm>
+                      <a:off x="0" y="0"/>
+                      <a:ext cx="5943600" cy="836295"/>
+                    </a:xfrm>
+                    <a:prstGeom prst="rect">
+                      <a:avLst/>
+                    </a:prstGeom>
+                  </pic:spPr>
+                </pic:pic>
+              </a:graphicData>
+            </a:graphic>
+          </wp:inline>
+        </w:drawing>
       </w:r>
     </w:p>
     <w:p>
@@ -963,6 +2332,68 @@
     </w:p>
     <w:p>
       <w:pPr>
+        <w:ind w:left="720"/>
+        <w:rPr>
+          <w:sz w:val="28"/>
+          <w:szCs w:val="32"/>
+          <w:lang w:val="es-US"/>
+        </w:rPr>
+      </w:pPr>
+      <w:r>
+        <w:rPr>
+          <w:sz w:val="28"/>
+          <w:szCs w:val="32"/>
+          <w:lang w:val="es-US"/>
+        </w:rPr>
+        <w:drawing>
+          <wp:inline distT="0" distB="0" distL="0" distR="0" wp14:anchorId="6469D162" wp14:editId="54CC86DE">
+            <wp:extent cx="5505450" cy="1073445"/>
+            <wp:effectExtent l="0" t="0" r="0" b="0"/>
+            <wp:docPr id="17" name="Picture 17"/>
+            <wp:cNvGraphicFramePr>
+              <a:graphicFrameLocks xmlns:a="http://schemas.openxmlformats.org/drawingml/2006/main" noChangeAspect="1"/>
+            </wp:cNvGraphicFramePr>
+            <a:graphic xmlns:a="http://schemas.openxmlformats.org/drawingml/2006/main">
+              <a:graphicData uri="http://schemas.openxmlformats.org/drawingml/2006/picture">
+                <pic:pic xmlns:pic="http://schemas.openxmlformats.org/drawingml/2006/picture">
+                  <pic:nvPicPr>
+                    <pic:cNvPr id="1" name=""/>
+                    <pic:cNvPicPr/>
+                  </pic:nvPicPr>
+                  <pic:blipFill>
+                    <a:blip r:embed="rId18"/>
+                    <a:stretch>
+                      <a:fillRect/>
+                    </a:stretch>
+                  </pic:blipFill>
+                  <pic:spPr>
+                    <a:xfrm>
+                      <a:off x="0" y="0"/>
+                      <a:ext cx="5525565" cy="1077367"/>
+                    </a:xfrm>
+                    <a:prstGeom prst="rect">
+                      <a:avLst/>
+                    </a:prstGeom>
+                  </pic:spPr>
+                </pic:pic>
+              </a:graphicData>
+            </a:graphic>
+          </wp:inline>
+        </w:drawing>
+      </w:r>
+    </w:p>
+    <w:p>
+      <w:pPr>
+        <w:ind w:left="720"/>
+        <w:rPr>
+          <w:sz w:val="28"/>
+          <w:szCs w:val="32"/>
+          <w:lang w:val="es-US"/>
+        </w:rPr>
+      </w:pPr>
+    </w:p>
+    <w:p>
+      <w:pPr>
         <w:numPr>
           <w:ilvl w:val="0"/>
           <w:numId w:val="3"/>
@@ -981,6 +2412,7 @@
           <w:szCs w:val="32"/>
           <w:lang w:val="es-US"/>
         </w:rPr>
+        <w:lastRenderedPageBreak/>
         <w:t>Desglose por Sector</w:t>
       </w:r>
       <w:r>
@@ -990,6 +2422,59 @@
           <w:lang w:val="es-US"/>
         </w:rPr>
         <w:t>: En la parte inferior verás una comparativa de kilos planificados vs. producidos para cada área.</w:t>
+      </w:r>
+    </w:p>
+    <w:p>
+      <w:pPr>
+        <w:ind w:left="720"/>
+        <w:jc w:val="center"/>
+        <w:rPr>
+          <w:sz w:val="28"/>
+          <w:szCs w:val="32"/>
+          <w:lang w:val="es-US"/>
+        </w:rPr>
+      </w:pPr>
+      <w:r>
+        <w:rPr>
+          <w:sz w:val="28"/>
+          <w:szCs w:val="32"/>
+          <w:lang w:val="es-US"/>
+        </w:rPr>
+        <w:drawing>
+          <wp:inline distT="0" distB="0" distL="0" distR="0" wp14:anchorId="5BF8BB19" wp14:editId="63F02BF0">
+            <wp:extent cx="2924009" cy="2578100"/>
+            <wp:effectExtent l="0" t="0" r="0" b="0"/>
+            <wp:docPr id="15" name="Picture 15"/>
+            <wp:cNvGraphicFramePr>
+              <a:graphicFrameLocks xmlns:a="http://schemas.openxmlformats.org/drawingml/2006/main" noChangeAspect="1"/>
+            </wp:cNvGraphicFramePr>
+            <a:graphic xmlns:a="http://schemas.openxmlformats.org/drawingml/2006/main">
+              <a:graphicData uri="http://schemas.openxmlformats.org/drawingml/2006/picture">
+                <pic:pic xmlns:pic="http://schemas.openxmlformats.org/drawingml/2006/picture">
+                  <pic:nvPicPr>
+                    <pic:cNvPr id="1" name=""/>
+                    <pic:cNvPicPr/>
+                  </pic:nvPicPr>
+                  <pic:blipFill>
+                    <a:blip r:embed="rId19"/>
+                    <a:stretch>
+                      <a:fillRect/>
+                    </a:stretch>
+                  </pic:blipFill>
+                  <pic:spPr>
+                    <a:xfrm>
+                      <a:off x="0" y="0"/>
+                      <a:ext cx="2931098" cy="2584350"/>
+                    </a:xfrm>
+                    <a:prstGeom prst="rect">
+                      <a:avLst/>
+                    </a:prstGeom>
+                  </pic:spPr>
+                </pic:pic>
+              </a:graphicData>
+            </a:graphic>
+          </wp:inline>
+        </w:drawing>
       </w:r>
     </w:p>
     <w:p>
@@ -1025,6 +2510,70 @@
     </w:p>
     <w:p>
       <w:pPr>
+        <w:ind w:left="720"/>
+        <w:jc w:val="center"/>
+        <w:rPr>
+          <w:sz w:val="28"/>
+          <w:szCs w:val="32"/>
+          <w:lang w:val="es-US"/>
+        </w:rPr>
+      </w:pPr>
+      <w:r>
+        <w:rPr>
+          <w:sz w:val="28"/>
+          <w:szCs w:val="32"/>
+          <w:lang w:val="es-US"/>
+        </w:rPr>
+        <w:drawing>
+          <wp:inline distT="0" distB="0" distL="0" distR="0" wp14:anchorId="59BF1AFF" wp14:editId="19F5B122">
+            <wp:extent cx="2889250" cy="2622550"/>
+            <wp:effectExtent l="0" t="0" r="6350" b="6350"/>
+            <wp:docPr id="16" name="Picture 16"/>
+            <wp:cNvGraphicFramePr>
+              <a:graphicFrameLocks xmlns:a="http://schemas.openxmlformats.org/drawingml/2006/main" noChangeAspect="1"/>
+            </wp:cNvGraphicFramePr>
+            <a:graphic xmlns:a="http://schemas.openxmlformats.org/drawingml/2006/main">
+              <a:graphicData uri="http://schemas.openxmlformats.org/drawingml/2006/picture">
+                <pic:pic xmlns:pic="http://schemas.openxmlformats.org/drawingml/2006/picture">
+                  <pic:nvPicPr>
+                    <pic:cNvPr id="1" name=""/>
+                    <pic:cNvPicPr/>
+                  </pic:nvPicPr>
+                  <pic:blipFill>
+                    <a:blip r:embed="rId20"/>
+                    <a:stretch>
+                      <a:fillRect/>
+                    </a:stretch>
+                  </pic:blipFill>
+                  <pic:spPr>
+                    <a:xfrm>
+                      <a:off x="0" y="0"/>
+                      <a:ext cx="2899544" cy="2631894"/>
+                    </a:xfrm>
+                    <a:prstGeom prst="rect">
+                      <a:avLst/>
+                    </a:prstGeom>
+                  </pic:spPr>
+                </pic:pic>
+              </a:graphicData>
+            </a:graphic>
+          </wp:inline>
+        </w:drawing>
+      </w:r>
+    </w:p>
+    <w:p>
+      <w:pPr>
+        <w:ind w:left="720"/>
+        <w:jc w:val="center"/>
+        <w:rPr>
+          <w:sz w:val="28"/>
+          <w:szCs w:val="32"/>
+          <w:lang w:val="es-US"/>
+        </w:rPr>
+      </w:pPr>
+    </w:p>
+    <w:p>
+      <w:pPr>
         <w:rPr>
           <w:sz w:val="28"/>
           <w:szCs w:val="32"/>
@@ -1036,9 +2585,25 @@
           <w:szCs w:val="32"/>
         </w:rPr>
         <w:pict w14:anchorId="3CC5BCA3">
-          <v:rect id="_x0000_i1100" style="width:505.75pt;height:.75pt" o:hrpct="0" o:hralign="center" o:hrstd="t" o:hr="t" fillcolor="#a0a0a0" stroked="f"/>
+          <v:rect id="_x0000_i1028" style="width:505.75pt;height:.75pt" o:hrpct="0" o:hralign="center" o:hrstd="t" o:hr="t" fillcolor="#a0a0a0" stroked="f"/>
         </w:pict>
       </w:r>
+    </w:p>
+    <w:p>
+      <w:pPr>
+        <w:rPr>
+          <w:sz w:val="28"/>
+          <w:szCs w:val="32"/>
+        </w:rPr>
+      </w:pPr>
+    </w:p>
+    <w:p>
+      <w:pPr>
+        <w:rPr>
+          <w:sz w:val="28"/>
+          <w:szCs w:val="32"/>
+        </w:rPr>
+      </w:pPr>
     </w:p>
     <w:p>
       <w:pPr>
@@ -1069,7 +2634,83 @@
           <w:szCs w:val="32"/>
           <w:lang w:val="es-US"/>
         </w:rPr>
-        <w:t xml:space="preserve"> 4. Historial de Producción (Consultas)</w:t>
+        <w:t xml:space="preserve"> 4. </w:t>
+      </w:r>
+      <w:r>
+        <w:rPr>
+          <w:b/>
+          <w:bCs/>
+          <w:sz w:val="28"/>
+          <w:szCs w:val="32"/>
+          <w:u w:val="single"/>
+          <w:lang w:val="es-US"/>
+        </w:rPr>
+        <w:t>Historial</w:t>
+      </w:r>
+      <w:r>
+        <w:rPr>
+          <w:b/>
+          <w:bCs/>
+          <w:sz w:val="28"/>
+          <w:szCs w:val="32"/>
+          <w:lang w:val="es-US"/>
+        </w:rPr>
+        <w:t xml:space="preserve"> (Consultas)</w:t>
+      </w:r>
+    </w:p>
+    <w:p>
+      <w:pPr>
+        <w:rPr>
+          <w:b/>
+          <w:bCs/>
+          <w:sz w:val="28"/>
+          <w:szCs w:val="32"/>
+          <w:lang w:val="es-US"/>
+        </w:rPr>
+      </w:pPr>
+      <w:r>
+        <w:rPr>
+          <w:b/>
+          <w:bCs/>
+          <w:sz w:val="28"/>
+          <w:szCs w:val="32"/>
+          <w:lang w:val="es-US"/>
+        </w:rPr>
+        <w:drawing>
+          <wp:inline distT="0" distB="0" distL="0" distR="0" wp14:anchorId="41A65445" wp14:editId="0C29027A">
+            <wp:extent cx="5943600" cy="682625"/>
+            <wp:effectExtent l="0" t="0" r="0" b="3175"/>
+            <wp:docPr id="18" name="Picture 18"/>
+            <wp:cNvGraphicFramePr>
+              <a:graphicFrameLocks xmlns:a="http://schemas.openxmlformats.org/drawingml/2006/main" noChangeAspect="1"/>
+            </wp:cNvGraphicFramePr>
+            <a:graphic xmlns:a="http://schemas.openxmlformats.org/drawingml/2006/main">
+              <a:graphicData uri="http://schemas.openxmlformats.org/drawingml/2006/picture">
+                <pic:pic xmlns:pic="http://schemas.openxmlformats.org/drawingml/2006/picture">
+                  <pic:nvPicPr>
+                    <pic:cNvPr id="1" name=""/>
+                    <pic:cNvPicPr/>
+                  </pic:nvPicPr>
+                  <pic:blipFill>
+                    <a:blip r:embed="rId21"/>
+                    <a:stretch>
+                      <a:fillRect/>
+                    </a:stretch>
+                  </pic:blipFill>
+                  <pic:spPr>
+                    <a:xfrm>
+                      <a:off x="0" y="0"/>
+                      <a:ext cx="5943600" cy="682625"/>
+                    </a:xfrm>
+                    <a:prstGeom prst="rect">
+                      <a:avLst/>
+                    </a:prstGeom>
+                  </pic:spPr>
+                </pic:pic>
+              </a:graphicData>
+            </a:graphic>
+          </wp:inline>
+        </w:drawing>
       </w:r>
     </w:p>
     <w:p>
@@ -1117,7 +2758,76 @@
           <w:szCs w:val="32"/>
           <w:lang w:val="es-US"/>
         </w:rPr>
-        <w:t>: Selecciona una fecha de inicio y fin para ver un listado de registros.</w:t>
+        <w:t>: Selecciona una fecha para ver un listado de registros</w:t>
+      </w:r>
+      <w:r>
+        <w:rPr>
+          <w:sz w:val="28"/>
+          <w:szCs w:val="32"/>
+          <w:lang w:val="es-US"/>
+        </w:rPr>
+        <w:t xml:space="preserve"> de ese día</w:t>
+      </w:r>
+      <w:r>
+        <w:rPr>
+          <w:sz w:val="28"/>
+          <w:szCs w:val="32"/>
+          <w:lang w:val="es-US"/>
+        </w:rPr>
+        <w:t>.</w:t>
+      </w:r>
+    </w:p>
+    <w:p>
+      <w:pPr>
+        <w:ind w:left="720"/>
+        <w:jc w:val="center"/>
+        <w:rPr>
+          <w:sz w:val="28"/>
+          <w:szCs w:val="32"/>
+          <w:lang w:val="es-US"/>
+        </w:rPr>
+      </w:pPr>
+      <w:r>
+        <w:rPr>
+          <w:sz w:val="28"/>
+          <w:szCs w:val="32"/>
+          <w:lang w:val="es-US"/>
+        </w:rPr>
+        <w:drawing>
+          <wp:inline distT="0" distB="0" distL="0" distR="0" wp14:anchorId="5A28E6E8" wp14:editId="6E2F285F">
+            <wp:extent cx="1505160" cy="543001"/>
+            <wp:effectExtent l="0" t="0" r="0" b="9525"/>
+            <wp:docPr id="20" name="Picture 20"/>
+            <wp:cNvGraphicFramePr>
+              <a:graphicFrameLocks xmlns:a="http://schemas.openxmlformats.org/drawingml/2006/main" noChangeAspect="1"/>
+            </wp:cNvGraphicFramePr>
+            <a:graphic xmlns:a="http://schemas.openxmlformats.org/drawingml/2006/main">
+              <a:graphicData uri="http://schemas.openxmlformats.org/drawingml/2006/picture">
+                <pic:pic xmlns:pic="http://schemas.openxmlformats.org/drawingml/2006/picture">
+                  <pic:nvPicPr>
+                    <pic:cNvPr id="1" name=""/>
+                    <pic:cNvPicPr/>
+                  </pic:nvPicPr>
+                  <pic:blipFill>
+                    <a:blip r:embed="rId22"/>
+                    <a:stretch>
+                      <a:fillRect/>
+                    </a:stretch>
+                  </pic:blipFill>
+                  <pic:spPr>
+                    <a:xfrm>
+                      <a:off x="0" y="0"/>
+                      <a:ext cx="1505160" cy="543001"/>
+                    </a:xfrm>
+                    <a:prstGeom prst="rect">
+                      <a:avLst/>
+                    </a:prstGeom>
+                  </pic:spPr>
+                </pic:pic>
+              </a:graphicData>
+            </a:graphic>
+          </wp:inline>
+        </w:drawing>
       </w:r>
     </w:p>
     <w:p>
@@ -1148,7 +2858,76 @@
           <w:szCs w:val="32"/>
           <w:lang w:val="es-US"/>
         </w:rPr>
-        <w:t>: Puedes ver todos los turnos juntos o filtrar por Mañana, Tarde o Noche.</w:t>
+        <w:t>: Puedes ver todos los turnos</w:t>
+      </w:r>
+      <w:r>
+        <w:rPr>
+          <w:sz w:val="28"/>
+          <w:szCs w:val="32"/>
+          <w:lang w:val="es-US"/>
+        </w:rPr>
+        <w:t xml:space="preserve"> filtrados </w:t>
+      </w:r>
+      <w:r>
+        <w:rPr>
+          <w:sz w:val="28"/>
+          <w:szCs w:val="32"/>
+          <w:lang w:val="es-US"/>
+        </w:rPr>
+        <w:t>por Mañana, Tarde o Noche.</w:t>
+      </w:r>
+    </w:p>
+    <w:p>
+      <w:pPr>
+        <w:ind w:left="720"/>
+        <w:jc w:val="center"/>
+        <w:rPr>
+          <w:sz w:val="28"/>
+          <w:szCs w:val="32"/>
+          <w:lang w:val="es-US"/>
+        </w:rPr>
+      </w:pPr>
+      <w:r>
+        <w:rPr>
+          <w:sz w:val="28"/>
+          <w:szCs w:val="32"/>
+          <w:lang w:val="es-US"/>
+        </w:rPr>
+        <w:drawing>
+          <wp:inline distT="0" distB="0" distL="0" distR="0" wp14:anchorId="60CEAFE4" wp14:editId="743EA8D3">
+            <wp:extent cx="4305901" cy="400106"/>
+            <wp:effectExtent l="0" t="0" r="0" b="0"/>
+            <wp:docPr id="21" name="Picture 21"/>
+            <wp:cNvGraphicFramePr>
+              <a:graphicFrameLocks xmlns:a="http://schemas.openxmlformats.org/drawingml/2006/main" noChangeAspect="1"/>
+            </wp:cNvGraphicFramePr>
+            <a:graphic xmlns:a="http://schemas.openxmlformats.org/drawingml/2006/main">
+              <a:graphicData uri="http://schemas.openxmlformats.org/drawingml/2006/picture">
+                <pic:pic xmlns:pic="http://schemas.openxmlformats.org/drawingml/2006/picture">
+                  <pic:nvPicPr>
+                    <pic:cNvPr id="1" name=""/>
+                    <pic:cNvPicPr/>
+                  </pic:nvPicPr>
+                  <pic:blipFill>
+                    <a:blip r:embed="rId23"/>
+                    <a:stretch>
+                      <a:fillRect/>
+                    </a:stretch>
+                  </pic:blipFill>
+                  <pic:spPr>
+                    <a:xfrm>
+                      <a:off x="0" y="0"/>
+                      <a:ext cx="4305901" cy="400106"/>
+                    </a:xfrm>
+                    <a:prstGeom prst="rect">
+                      <a:avLst/>
+                    </a:prstGeom>
+                  </pic:spPr>
+                </pic:pic>
+              </a:graphicData>
+            </a:graphic>
+          </wp:inline>
+        </w:drawing>
       </w:r>
     </w:p>
     <w:p>
@@ -1184,6 +2963,58 @@
     </w:p>
     <w:p>
       <w:pPr>
+        <w:ind w:left="720"/>
+        <w:rPr>
+          <w:sz w:val="28"/>
+          <w:szCs w:val="32"/>
+          <w:lang w:val="es-US"/>
+        </w:rPr>
+      </w:pPr>
+      <w:r>
+        <w:rPr>
+          <w:sz w:val="28"/>
+          <w:szCs w:val="32"/>
+          <w:lang w:val="es-US"/>
+        </w:rPr>
+        <w:drawing>
+          <wp:inline distT="0" distB="0" distL="0" distR="0" wp14:anchorId="7726CAA3" wp14:editId="7EE0B956">
+            <wp:extent cx="5124450" cy="753745"/>
+            <wp:effectExtent l="0" t="0" r="0" b="8255"/>
+            <wp:docPr id="22" name="Picture 22"/>
+            <wp:cNvGraphicFramePr>
+              <a:graphicFrameLocks xmlns:a="http://schemas.openxmlformats.org/drawingml/2006/main" noChangeAspect="1"/>
+            </wp:cNvGraphicFramePr>
+            <a:graphic xmlns:a="http://schemas.openxmlformats.org/drawingml/2006/main">
+              <a:graphicData uri="http://schemas.openxmlformats.org/drawingml/2006/picture">
+                <pic:pic xmlns:pic="http://schemas.openxmlformats.org/drawingml/2006/picture">
+                  <pic:nvPicPr>
+                    <pic:cNvPr id="1" name=""/>
+                    <pic:cNvPicPr/>
+                  </pic:nvPicPr>
+                  <pic:blipFill>
+                    <a:blip r:embed="rId24"/>
+                    <a:stretch>
+                      <a:fillRect/>
+                    </a:stretch>
+                  </pic:blipFill>
+                  <pic:spPr>
+                    <a:xfrm>
+                      <a:off x="0" y="0"/>
+                      <a:ext cx="5124450" cy="753745"/>
+                    </a:xfrm>
+                    <a:prstGeom prst="rect">
+                      <a:avLst/>
+                    </a:prstGeom>
+                  </pic:spPr>
+                </pic:pic>
+              </a:graphicData>
+            </a:graphic>
+          </wp:inline>
+        </w:drawing>
+      </w:r>
+    </w:p>
+    <w:p>
+      <w:pPr>
         <w:rPr>
           <w:sz w:val="28"/>
           <w:szCs w:val="32"/>
@@ -1195,28 +3026,84 @@
           <w:szCs w:val="32"/>
         </w:rPr>
         <w:pict w14:anchorId="08E28A5E">
-          <v:rect id="_x0000_i1101" style="width:505.75pt;height:.75pt" o:hrpct="0" o:hralign="center" o:hrstd="t" o:hr="t" fillcolor="#a0a0a0" stroked="f"/>
+          <v:rect id="_x0000_i1029" style="width:505.75pt;height:.75pt" o:hrpct="0" o:hralign="center" o:hrstd="t" o:hr="t" fillcolor="#a0a0a0" stroked="f"/>
         </w:pict>
       </w:r>
     </w:p>
     <w:p>
       <w:pPr>
         <w:rPr>
-          <w:b/>
-          <w:bCs/>
-          <w:sz w:val="28"/>
-          <w:szCs w:val="32"/>
-          <w:lang w:val="es-US"/>
-        </w:rPr>
-      </w:pPr>
-      <w:r>
-        <w:rPr>
           <w:rFonts w:ascii="Segoe UI Emoji" w:hAnsi="Segoe UI Emoji" w:cs="Segoe UI Emoji"/>
           <w:b/>
           <w:bCs/>
           <w:sz w:val="32"/>
           <w:szCs w:val="32"/>
         </w:rPr>
+      </w:pPr>
+    </w:p>
+    <w:p>
+      <w:pPr>
+        <w:rPr>
+          <w:rFonts w:ascii="Segoe UI Emoji" w:hAnsi="Segoe UI Emoji" w:cs="Segoe UI Emoji"/>
+          <w:b/>
+          <w:bCs/>
+          <w:sz w:val="32"/>
+          <w:szCs w:val="32"/>
+        </w:rPr>
+      </w:pPr>
+    </w:p>
+    <w:p>
+      <w:pPr>
+        <w:rPr>
+          <w:rFonts w:ascii="Segoe UI Emoji" w:hAnsi="Segoe UI Emoji" w:cs="Segoe UI Emoji"/>
+          <w:b/>
+          <w:bCs/>
+          <w:sz w:val="32"/>
+          <w:szCs w:val="32"/>
+        </w:rPr>
+      </w:pPr>
+    </w:p>
+    <w:p>
+      <w:pPr>
+        <w:rPr>
+          <w:rFonts w:ascii="Segoe UI Emoji" w:hAnsi="Segoe UI Emoji" w:cs="Segoe UI Emoji"/>
+          <w:b/>
+          <w:bCs/>
+          <w:sz w:val="32"/>
+          <w:szCs w:val="32"/>
+        </w:rPr>
+      </w:pPr>
+    </w:p>
+    <w:p>
+      <w:pPr>
+        <w:rPr>
+          <w:rFonts w:ascii="Segoe UI Emoji" w:hAnsi="Segoe UI Emoji" w:cs="Segoe UI Emoji"/>
+          <w:b/>
+          <w:bCs/>
+          <w:sz w:val="32"/>
+          <w:szCs w:val="32"/>
+        </w:rPr>
+      </w:pPr>
+    </w:p>
+    <w:p>
+      <w:pPr>
+        <w:rPr>
+          <w:b/>
+          <w:bCs/>
+          <w:sz w:val="28"/>
+          <w:szCs w:val="32"/>
+          <w:lang w:val="es-US"/>
+        </w:rPr>
+      </w:pPr>
+      <w:r>
+        <w:rPr>
+          <w:rFonts w:ascii="Segoe UI Emoji" w:hAnsi="Segoe UI Emoji" w:cs="Segoe UI Emoji"/>
+          <w:b/>
+          <w:bCs/>
+          <w:sz w:val="32"/>
+          <w:szCs w:val="32"/>
+        </w:rPr>
+        <w:lastRenderedPageBreak/>
         <w:t>🖥</w:t>
       </w:r>
       <w:r>
@@ -1236,7 +3123,83 @@
           <w:szCs w:val="32"/>
           <w:lang w:val="es-US"/>
         </w:rPr>
-        <w:t xml:space="preserve"> 5. Pantalla de Planta (Visibilidad en Vivo)</w:t>
+        <w:t xml:space="preserve"> 5. </w:t>
+      </w:r>
+      <w:r>
+        <w:rPr>
+          <w:b/>
+          <w:bCs/>
+          <w:sz w:val="28"/>
+          <w:szCs w:val="32"/>
+          <w:u w:val="single"/>
+          <w:lang w:val="es-US"/>
+        </w:rPr>
+        <w:t>Pantalla de Planta</w:t>
+      </w:r>
+      <w:r>
+        <w:rPr>
+          <w:b/>
+          <w:bCs/>
+          <w:sz w:val="28"/>
+          <w:szCs w:val="32"/>
+          <w:lang w:val="es-US"/>
+        </w:rPr>
+        <w:t xml:space="preserve"> (Visibilidad en Vivo)</w:t>
+      </w:r>
+    </w:p>
+    <w:p>
+      <w:pPr>
+        <w:rPr>
+          <w:b/>
+          <w:bCs/>
+          <w:sz w:val="28"/>
+          <w:szCs w:val="32"/>
+          <w:lang w:val="es-US"/>
+        </w:rPr>
+      </w:pPr>
+      <w:r>
+        <w:rPr>
+          <w:b/>
+          <w:bCs/>
+          <w:sz w:val="28"/>
+          <w:szCs w:val="32"/>
+          <w:lang w:val="es-US"/>
+        </w:rPr>
+        <w:drawing>
+          <wp:inline distT="0" distB="0" distL="0" distR="0" wp14:anchorId="0D976626" wp14:editId="449B6AF9">
+            <wp:extent cx="5943600" cy="655320"/>
+            <wp:effectExtent l="0" t="0" r="0" b="0"/>
+            <wp:docPr id="23" name="Picture 23"/>
+            <wp:cNvGraphicFramePr>
+              <a:graphicFrameLocks xmlns:a="http://schemas.openxmlformats.org/drawingml/2006/main" noChangeAspect="1"/>
+            </wp:cNvGraphicFramePr>
+            <a:graphic xmlns:a="http://schemas.openxmlformats.org/drawingml/2006/main">
+              <a:graphicData uri="http://schemas.openxmlformats.org/drawingml/2006/picture">
+                <pic:pic xmlns:pic="http://schemas.openxmlformats.org/drawingml/2006/picture">
+                  <pic:nvPicPr>
+                    <pic:cNvPr id="1" name=""/>
+                    <pic:cNvPicPr/>
+                  </pic:nvPicPr>
+                  <pic:blipFill>
+                    <a:blip r:embed="rId25"/>
+                    <a:stretch>
+                      <a:fillRect/>
+                    </a:stretch>
+                  </pic:blipFill>
+                  <pic:spPr>
+                    <a:xfrm>
+                      <a:off x="0" y="0"/>
+                      <a:ext cx="5943600" cy="655320"/>
+                    </a:xfrm>
+                    <a:prstGeom prst="rect">
+                      <a:avLst/>
+                    </a:prstGeom>
+                  </pic:spPr>
+                </pic:pic>
+              </a:graphicData>
+            </a:graphic>
+          </wp:inline>
+        </w:drawing>
       </w:r>
     </w:p>
     <w:p>
@@ -1300,6 +3263,58 @@
     </w:p>
     <w:p>
       <w:pPr>
+        <w:ind w:left="720"/>
+        <w:rPr>
+          <w:sz w:val="28"/>
+          <w:szCs w:val="32"/>
+          <w:lang w:val="es-US"/>
+        </w:rPr>
+      </w:pPr>
+      <w:r>
+        <w:rPr>
+          <w:sz w:val="28"/>
+          <w:szCs w:val="32"/>
+          <w:lang w:val="es-US"/>
+        </w:rPr>
+        <w:drawing>
+          <wp:inline distT="0" distB="0" distL="0" distR="0" wp14:anchorId="65A72A82" wp14:editId="15587C36">
+            <wp:extent cx="5278481" cy="4419600"/>
+            <wp:effectExtent l="0" t="0" r="0" b="0"/>
+            <wp:docPr id="24" name="Picture 24"/>
+            <wp:cNvGraphicFramePr>
+              <a:graphicFrameLocks xmlns:a="http://schemas.openxmlformats.org/drawingml/2006/main" noChangeAspect="1"/>
+            </wp:cNvGraphicFramePr>
+            <a:graphic xmlns:a="http://schemas.openxmlformats.org/drawingml/2006/main">
+              <a:graphicData uri="http://schemas.openxmlformats.org/drawingml/2006/picture">
+                <pic:pic xmlns:pic="http://schemas.openxmlformats.org/drawingml/2006/picture">
+                  <pic:nvPicPr>
+                    <pic:cNvPr id="1" name=""/>
+                    <pic:cNvPicPr/>
+                  </pic:nvPicPr>
+                  <pic:blipFill>
+                    <a:blip r:embed="rId26"/>
+                    <a:stretch>
+                      <a:fillRect/>
+                    </a:stretch>
+                  </pic:blipFill>
+                  <pic:spPr>
+                    <a:xfrm>
+                      <a:off x="0" y="0"/>
+                      <a:ext cx="5290505" cy="4429667"/>
+                    </a:xfrm>
+                    <a:prstGeom prst="rect">
+                      <a:avLst/>
+                    </a:prstGeom>
+                  </pic:spPr>
+                </pic:pic>
+              </a:graphicData>
+            </a:graphic>
+          </wp:inline>
+        </w:drawing>
+      </w:r>
+    </w:p>
+    <w:p>
+      <w:pPr>
         <w:rPr>
           <w:sz w:val="28"/>
           <w:szCs w:val="32"/>
@@ -1311,18 +3326,9 @@
           <w:szCs w:val="32"/>
         </w:rPr>
         <w:pict w14:anchorId="75E2E0C2">
-          <v:rect id="_x0000_i1102" style="width:505.75pt;height:.75pt" o:hrpct="0" o:hralign="center" o:hrstd="t" o:hr="t" fillcolor="#a0a0a0" stroked="f"/>
+          <v:rect id="_x0000_i1030" style="width:505.75pt;height:.75pt" o:hrpct="0" o:hralign="center" o:hrstd="t" o:hr="t" fillcolor="#a0a0a0" stroked="f"/>
         </w:pict>
       </w:r>
-    </w:p>
-    <w:p>
-      <w:pPr>
-        <w:rPr>
-          <w:sz w:val="28"/>
-          <w:szCs w:val="32"/>
-          <w:lang w:val="es-US"/>
-        </w:rPr>
-      </w:pPr>
     </w:p>
     <w:sectPr>
       <w:pgSz w:w="12240" w:h="15840"/>
@@ -2547,6 +4553,7 @@
   <w:style w:type="character" w:default="1" w:styleId="DefaultParagraphFont">
     <w:name w:val="Default Paragraph Font"/>
     <w:uiPriority w:val="1"/>
+    <w:semiHidden/>
     <w:unhideWhenUsed/>
   </w:style>
   <w:style w:type="table" w:default="1" w:styleId="TableNormal">
@@ -2569,6 +4576,17 @@
     <w:uiPriority w:val="99"/>
     <w:semiHidden/>
     <w:unhideWhenUsed/>
+  </w:style>
+  <w:style w:type="paragraph" w:styleId="ListParagraph">
+    <w:name w:val="List Paragraph"/>
+    <w:basedOn w:val="Normal"/>
+    <w:uiPriority w:val="34"/>
+    <w:qFormat/>
+    <w:rsid w:val="008F766A"/>
+    <w:pPr>
+      <w:ind w:left="720"/>
+      <w:contextualSpacing/>
+    </w:pPr>
   </w:style>
 </w:styles>
 </file>

--- a/Docs/Guia de uso para MES planta.docx
+++ b/Docs/Guia de uso para MES planta.docx
@@ -161,6 +161,7 @@
     </w:p>
     <w:p>
       <w:pPr>
+        <w:jc w:val="center"/>
         <w:rPr>
           <w:b/>
           <w:bCs/>
@@ -225,6 +226,7 @@
         <w:rPr>
           <w:b/>
           <w:bCs/>
+          <w:noProof/>
           <w:sz w:val="28"/>
           <w:szCs w:val="32"/>
           <w:lang w:val="es-US"/>
@@ -366,6 +368,7 @@
       </w:pPr>
       <w:r>
         <w:rPr>
+          <w:noProof/>
           <w:sz w:val="28"/>
           <w:szCs w:val="32"/>
           <w:lang w:val="es-US"/>
@@ -474,6 +477,7 @@
       </w:pPr>
       <w:r>
         <w:rPr>
+          <w:noProof/>
           <w:sz w:val="28"/>
           <w:szCs w:val="32"/>
           <w:lang w:val="es-US"/>
@@ -593,6 +597,7 @@
       </w:pPr>
       <w:r>
         <w:rPr>
+          <w:noProof/>
           <w:sz w:val="28"/>
           <w:szCs w:val="32"/>
           <w:lang w:val="es-US"/>
@@ -639,9 +644,24 @@
         <w:ind w:left="720"/>
         <w:jc w:val="center"/>
         <w:rPr>
-          <w:sz w:val="28"/>
-          <w:szCs w:val="32"/>
-          <w:lang w:val="es-US"/>
+          <w:rFonts w:ascii="Segoe UI Emoji" w:hAnsi="Segoe UI Emoji" w:cs="Segoe UI Emoji"/>
+          <w:b/>
+          <w:bCs/>
+          <w:sz w:val="36"/>
+          <w:szCs w:val="40"/>
+        </w:rPr>
+      </w:pPr>
+    </w:p>
+    <w:p>
+      <w:pPr>
+        <w:ind w:left="720"/>
+        <w:jc w:val="center"/>
+        <w:rPr>
+          <w:rFonts w:ascii="Segoe UI Emoji" w:hAnsi="Segoe UI Emoji" w:cs="Segoe UI Emoji"/>
+          <w:b/>
+          <w:bCs/>
+          <w:sz w:val="36"/>
+          <w:szCs w:val="40"/>
         </w:rPr>
       </w:pPr>
     </w:p>
@@ -676,7 +696,6 @@
           <w:szCs w:val="32"/>
           <w:lang w:val="es-US"/>
         </w:rPr>
-        <w:lastRenderedPageBreak/>
         <w:t>Carga de Cantidades</w:t>
       </w:r>
       <w:r>
@@ -685,23 +704,7 @@
           <w:szCs w:val="32"/>
           <w:lang w:val="es-US"/>
         </w:rPr>
-        <w:t xml:space="preserve">: Ingresa los </w:t>
-      </w:r>
-      <w:r>
-        <w:rPr>
-          <w:sz w:val="28"/>
-          <w:szCs w:val="32"/>
-          <w:lang w:val="es-US"/>
-        </w:rPr>
-        <w:t>elementos</w:t>
-      </w:r>
-      <w:r>
-        <w:rPr>
-          <w:sz w:val="28"/>
-          <w:szCs w:val="32"/>
-          <w:lang w:val="es-US"/>
-        </w:rPr>
-        <w:t xml:space="preserve"> planificados en la columna correspondiente de cada producto.</w:t>
+        <w:t>: Ingresa los elementos planificados en la columna correspondiente de cada producto.</w:t>
       </w:r>
     </w:p>
     <w:p>
@@ -715,12 +718,13 @@
       </w:pPr>
       <w:r>
         <w:rPr>
+          <w:noProof/>
           <w:sz w:val="28"/>
           <w:szCs w:val="32"/>
           <w:lang w:val="es-US"/>
         </w:rPr>
         <w:drawing>
-          <wp:inline distT="0" distB="0" distL="0" distR="0" wp14:anchorId="166A3706" wp14:editId="03CDA30C">
+          <wp:inline distT="0" distB="0" distL="0" distR="0" wp14:anchorId="78168EC7" wp14:editId="14705039">
             <wp:extent cx="5239481" cy="2476846"/>
             <wp:effectExtent l="0" t="0" r="0" b="0"/>
             <wp:docPr id="10" name="Picture 10"/>
@@ -802,17 +806,7 @@
           <w:szCs w:val="32"/>
           <w:lang w:val="es-US"/>
         </w:rPr>
-        <w:t xml:space="preserve">"Guardar </w:t>
-      </w:r>
-      <w:r>
-        <w:rPr>
-          <w:b/>
-          <w:bCs/>
-          <w:sz w:val="28"/>
-          <w:szCs w:val="32"/>
-          <w:lang w:val="es-US"/>
-        </w:rPr>
-        <w:t>P</w:t>
+        <w:t>"Guardar P</w:t>
       </w:r>
       <w:r>
         <w:rPr>
@@ -919,12 +913,13 @@
       </w:pPr>
       <w:r>
         <w:rPr>
+          <w:noProof/>
           <w:sz w:val="28"/>
           <w:szCs w:val="32"/>
           <w:lang w:val="es-US"/>
         </w:rPr>
         <w:drawing>
-          <wp:inline distT="0" distB="0" distL="0" distR="0" wp14:anchorId="10D51777" wp14:editId="59F1E8CD">
+          <wp:inline distT="0" distB="0" distL="0" distR="0" wp14:anchorId="33C24BC9" wp14:editId="3FE236E3">
             <wp:extent cx="2400635" cy="1095528"/>
             <wp:effectExtent l="0" t="0" r="0" b="9525"/>
             <wp:docPr id="11" name="Picture 11"/>
@@ -1123,34 +1118,27 @@
           <w:szCs w:val="32"/>
           <w:lang w:val="es-US"/>
         </w:rPr>
-        <w:t xml:space="preserve"> cuando se inicie el día.</w:t>
-      </w:r>
-    </w:p>
-    <w:p>
-      <w:pPr>
-        <w:rPr>
-          <w:sz w:val="28"/>
-          <w:szCs w:val="32"/>
-        </w:rPr>
-      </w:pPr>
-      <w:r>
-        <w:rPr>
-          <w:sz w:val="28"/>
-          <w:szCs w:val="32"/>
-        </w:rPr>
-        <w:pict w14:anchorId="25FFE42E">
-          <v:rect id="_x0000_i1026" style="width:505.75pt;height:.75pt" o:hrpct="0" o:hralign="center" o:hrstd="t" o:hr="t" fillcolor="#a0a0a0" stroked="f"/>
-        </w:pict>
-      </w:r>
-    </w:p>
-    <w:p>
-      <w:pPr>
-        <w:rPr>
-          <w:b/>
-          <w:bCs/>
-          <w:sz w:val="28"/>
-          <w:szCs w:val="32"/>
-          <w:lang w:val="es-US"/>
+        <w:t xml:space="preserve"> cuando se inicie el día</w:t>
+      </w:r>
+      <w:r>
+        <w:rPr>
+          <w:sz w:val="28"/>
+          <w:szCs w:val="32"/>
+          <w:lang w:val="es-US"/>
+        </w:rPr>
+        <w:t>.</w:t>
+      </w:r>
+    </w:p>
+    <w:p>
+      <w:pPr>
+        <w:ind w:left="720"/>
+        <w:jc w:val="center"/>
+        <w:rPr>
+          <w:b/>
+          <w:bCs/>
+          <w:sz w:val="32"/>
+          <w:szCs w:val="40"/>
+          <w:lang w:val="es-AR"/>
         </w:rPr>
       </w:pPr>
       <w:r>
@@ -1158,8 +1146,8 @@
           <w:rFonts w:ascii="Segoe UI Emoji" w:hAnsi="Segoe UI Emoji" w:cs="Segoe UI Emoji"/>
           <w:b/>
           <w:bCs/>
-          <w:sz w:val="32"/>
-          <w:szCs w:val="32"/>
+          <w:sz w:val="36"/>
+          <w:szCs w:val="40"/>
         </w:rPr>
         <w:lastRenderedPageBreak/>
         <w:t>🏭</w:t>
@@ -1168,75 +1156,38 @@
         <w:rPr>
           <w:b/>
           <w:bCs/>
-          <w:sz w:val="28"/>
-          <w:szCs w:val="32"/>
-          <w:lang w:val="es-US"/>
-        </w:rPr>
-        <w:t xml:space="preserve"> 2. </w:t>
-      </w:r>
-      <w:r>
-        <w:rPr>
-          <w:b/>
-          <w:bCs/>
-          <w:sz w:val="28"/>
-          <w:szCs w:val="32"/>
-          <w:u w:val="single"/>
-          <w:lang w:val="es-US"/>
-        </w:rPr>
-        <w:t>Módulo de Producción</w:t>
-      </w:r>
-      <w:r>
-        <w:rPr>
-          <w:b/>
-          <w:bCs/>
-          <w:sz w:val="28"/>
-          <w:szCs w:val="32"/>
-          <w:lang w:val="es-US"/>
-        </w:rPr>
-        <w:t xml:space="preserve"> (Registr</w:t>
-      </w:r>
-      <w:r>
-        <w:rPr>
-          <w:b/>
-          <w:bCs/>
-          <w:sz w:val="28"/>
-          <w:szCs w:val="32"/>
-          <w:lang w:val="es-US"/>
-        </w:rPr>
-        <w:t>o</w:t>
-      </w:r>
-      <w:r>
-        <w:rPr>
-          <w:b/>
-          <w:bCs/>
-          <w:sz w:val="28"/>
-          <w:szCs w:val="32"/>
-          <w:lang w:val="es-US"/>
-        </w:rPr>
-        <w:t>)</w:t>
-      </w:r>
-    </w:p>
-    <w:p>
-      <w:pPr>
-        <w:rPr>
-          <w:sz w:val="28"/>
-          <w:szCs w:val="32"/>
-          <w:lang w:val="es-AR"/>
-        </w:rPr>
-      </w:pPr>
-      <w:r>
-        <w:rPr>
-          <w:b/>
-          <w:bCs/>
-          <w:sz w:val="28"/>
-          <w:szCs w:val="32"/>
-          <w:lang w:val="es-US"/>
+          <w:sz w:val="32"/>
+          <w:szCs w:val="40"/>
+          <w:lang w:val="es-AR"/>
+        </w:rPr>
+        <w:t xml:space="preserve"> Funciones Especiales del Sector "Armado"</w:t>
+      </w:r>
+    </w:p>
+    <w:p>
+      <w:pPr>
+        <w:ind w:left="720"/>
+        <w:jc w:val="center"/>
+        <w:rPr>
+          <w:b/>
+          <w:bCs/>
+          <w:sz w:val="32"/>
+          <w:szCs w:val="40"/>
+          <w:lang w:val="es-AR"/>
+        </w:rPr>
+      </w:pPr>
+      <w:r>
+        <w:rPr>
+          <w:b/>
+          <w:bCs/>
+          <w:sz w:val="32"/>
+          <w:szCs w:val="40"/>
+          <w:lang w:val="es-AR"/>
         </w:rPr>
         <w:drawing>
-          <wp:inline distT="0" distB="0" distL="0" distR="0" wp14:anchorId="0AEEE63A" wp14:editId="261DED6D">
-            <wp:extent cx="5943600" cy="495300"/>
-            <wp:effectExtent l="0" t="0" r="0" b="0"/>
-            <wp:docPr id="12" name="Picture 12"/>
+          <wp:inline distT="0" distB="0" distL="0" distR="0" wp14:anchorId="067A5729" wp14:editId="0824550D">
+            <wp:extent cx="4444433" cy="2127250"/>
+            <wp:effectExtent l="0" t="0" r="0" b="6350"/>
+            <wp:docPr id="14" name="Picture 14"/>
             <wp:cNvGraphicFramePr>
               <a:graphicFrameLocks xmlns:a="http://schemas.openxmlformats.org/drawingml/2006/main" noChangeAspect="1"/>
             </wp:cNvGraphicFramePr>
@@ -1256,7 +1207,7 @@
                   <pic:spPr>
                     <a:xfrm>
                       <a:off x="0" y="0"/>
-                      <a:ext cx="5943600" cy="495300"/>
+                      <a:ext cx="4447547" cy="2128740"/>
                     </a:xfrm>
                     <a:prstGeom prst="rect">
                       <a:avLst/>
@@ -1271,224 +1222,237 @@
     </w:p>
     <w:p>
       <w:pPr>
-        <w:rPr>
-          <w:sz w:val="28"/>
-          <w:szCs w:val="32"/>
-          <w:lang w:val="es-US"/>
-        </w:rPr>
-      </w:pPr>
-      <w:r>
-        <w:rPr>
-          <w:sz w:val="28"/>
-          <w:szCs w:val="32"/>
-          <w:lang w:val="es-US"/>
-        </w:rPr>
-        <w:t>Aquí es donde los operarios registran lo producido durante el turno.</w:t>
+        <w:ind w:left="720"/>
+        <w:rPr>
+          <w:sz w:val="28"/>
+          <w:szCs w:val="32"/>
+          <w:lang w:val="es-AR"/>
+        </w:rPr>
+      </w:pPr>
+      <w:r>
+        <w:rPr>
+          <w:sz w:val="28"/>
+          <w:szCs w:val="32"/>
+          <w:lang w:val="es-AR"/>
+        </w:rPr>
+        <w:t>El sector de Armado permite distribuir la carga por líneas específicas:</w:t>
       </w:r>
     </w:p>
     <w:p>
       <w:pPr>
         <w:numPr>
           <w:ilvl w:val="0"/>
-          <w:numId w:val="2"/>
+          <w:numId w:val="7"/>
         </w:numPr>
         <w:rPr>
           <w:sz w:val="28"/>
           <w:szCs w:val="32"/>
-          <w:lang w:val="es-US"/>
-        </w:rPr>
-      </w:pPr>
-      <w:r>
-        <w:rPr>
-          <w:b/>
-          <w:bCs/>
-          <w:sz w:val="28"/>
-          <w:szCs w:val="32"/>
-          <w:lang w:val="es-US"/>
-        </w:rPr>
-        <w:t xml:space="preserve">Iniciar el </w:t>
-      </w:r>
-      <w:r>
-        <w:rPr>
-          <w:b/>
-          <w:bCs/>
-          <w:sz w:val="28"/>
-          <w:szCs w:val="32"/>
-          <w:lang w:val="es-US"/>
-        </w:rPr>
-        <w:t>Turno</w:t>
-      </w:r>
-      <w:r>
-        <w:rPr>
-          <w:sz w:val="28"/>
-          <w:szCs w:val="32"/>
-          <w:lang w:val="es-US"/>
-        </w:rPr>
-        <w:t>: Antes de empezar a cargar, presiona </w:t>
-      </w:r>
-      <w:r>
-        <w:rPr>
-          <w:b/>
-          <w:bCs/>
-          <w:sz w:val="28"/>
-          <w:szCs w:val="32"/>
-          <w:lang w:val="es-US"/>
-        </w:rPr>
-        <w:t xml:space="preserve">"Iniciar </w:t>
-      </w:r>
-      <w:r>
-        <w:rPr>
-          <w:b/>
-          <w:bCs/>
-          <w:sz w:val="28"/>
-          <w:szCs w:val="32"/>
-          <w:lang w:val="es-US"/>
-        </w:rPr>
-        <w:t>Mañana</w:t>
-      </w:r>
-      <w:r>
-        <w:rPr>
-          <w:b/>
-          <w:bCs/>
-          <w:sz w:val="28"/>
-          <w:szCs w:val="32"/>
-          <w:lang w:val="es-US"/>
+          <w:lang w:val="es-AR"/>
+        </w:rPr>
+      </w:pPr>
+      <w:r>
+        <w:rPr>
+          <w:b/>
+          <w:bCs/>
+          <w:sz w:val="28"/>
+          <w:szCs w:val="32"/>
+          <w:lang w:val="es-AR"/>
+        </w:rPr>
+        <w:t>Añadir Máquina</w:t>
+      </w:r>
+      <w:r>
+        <w:rPr>
+          <w:sz w:val="28"/>
+          <w:szCs w:val="32"/>
+          <w:lang w:val="es-AR"/>
+        </w:rPr>
+        <w:t>: Usa el botón </w:t>
+      </w:r>
+      <w:r>
+        <w:rPr>
+          <w:i/>
+          <w:iCs/>
+          <w:sz w:val="28"/>
+          <w:szCs w:val="32"/>
+          <w:lang w:val="es-AR"/>
+        </w:rPr>
+        <w:t>+ AÑADIR MÁQUINA</w:t>
+      </w:r>
+      <w:r>
+        <w:rPr>
+          <w:sz w:val="28"/>
+          <w:szCs w:val="32"/>
+          <w:lang w:val="es-AR"/>
+        </w:rPr>
+        <w:t> para crear nuevas líneas.</w:t>
+      </w:r>
+    </w:p>
+    <w:p>
+      <w:pPr>
+        <w:numPr>
+          <w:ilvl w:val="0"/>
+          <w:numId w:val="7"/>
+        </w:numPr>
+        <w:rPr>
+          <w:sz w:val="28"/>
+          <w:szCs w:val="32"/>
+        </w:rPr>
+      </w:pPr>
+      <w:r>
+        <w:rPr>
+          <w:b/>
+          <w:bCs/>
+          <w:sz w:val="28"/>
+          <w:szCs w:val="32"/>
+          <w:lang w:val="es-AR"/>
+        </w:rPr>
+        <w:t>Personalización</w:t>
+      </w:r>
+      <w:r>
+        <w:rPr>
+          <w:sz w:val="28"/>
+          <w:szCs w:val="32"/>
+          <w:lang w:val="es-AR"/>
+        </w:rPr>
+        <w:t xml:space="preserve">: Haz clic sobre el nombre de la máquina para cambiarlo (ej. </w:t>
+      </w:r>
+      <w:r>
+        <w:rPr>
+          <w:sz w:val="28"/>
+          <w:szCs w:val="32"/>
         </w:rPr>
         <w:t>"</w:t>
       </w:r>
-      <w:r>
-        <w:rPr>
-          <w:b/>
-          <w:bCs/>
-          <w:sz w:val="28"/>
-          <w:szCs w:val="32"/>
-          <w:lang w:val="es-US"/>
+      <w:proofErr w:type="spellStart"/>
+      <w:r>
+        <w:rPr>
+          <w:sz w:val="28"/>
+          <w:szCs w:val="32"/>
+        </w:rPr>
+        <w:t>Máquina</w:t>
+      </w:r>
+      <w:proofErr w:type="spellEnd"/>
+      <w:r>
+        <w:rPr>
+          <w:sz w:val="28"/>
+          <w:szCs w:val="32"/>
+        </w:rPr>
+        <w:t xml:space="preserve"> 3"</w:t>
+      </w:r>
+      <w:r>
+        <w:rPr>
+          <w:sz w:val="28"/>
+          <w:szCs w:val="32"/>
         </w:rPr>
         <w:t xml:space="preserve">, </w:t>
       </w:r>
       <w:r>
         <w:rPr>
-          <w:b/>
-          <w:bCs/>
-          <w:sz w:val="28"/>
-          <w:szCs w:val="32"/>
-          <w:lang w:val="es-US"/>
-        </w:rPr>
-        <w:t xml:space="preserve">"Iniciar </w:t>
-      </w:r>
-      <w:r>
-        <w:rPr>
-          <w:b/>
-          <w:bCs/>
-          <w:sz w:val="28"/>
-          <w:szCs w:val="32"/>
-          <w:lang w:val="es-US"/>
-        </w:rPr>
-        <w:t>Tarde</w:t>
-      </w:r>
-      <w:r>
-        <w:rPr>
-          <w:b/>
-          <w:bCs/>
-          <w:sz w:val="28"/>
-          <w:szCs w:val="32"/>
-          <w:lang w:val="es-US"/>
+          <w:sz w:val="28"/>
+          <w:szCs w:val="32"/>
         </w:rPr>
         <w:t>"</w:t>
       </w:r>
-      <w:r>
-        <w:rPr>
-          <w:sz w:val="28"/>
-          <w:szCs w:val="32"/>
-          <w:lang w:val="es-US"/>
-        </w:rPr>
-        <w:t xml:space="preserve"> </w:t>
-      </w:r>
-      <w:r>
-        <w:rPr>
-          <w:sz w:val="28"/>
-          <w:szCs w:val="32"/>
-          <w:lang w:val="es-US"/>
-        </w:rPr>
-        <w:t>o</w:t>
-      </w:r>
-      <w:r>
-        <w:rPr>
-          <w:sz w:val="28"/>
-          <w:szCs w:val="32"/>
-          <w:lang w:val="es-US"/>
-        </w:rPr>
-        <w:t xml:space="preserve"> </w:t>
-      </w:r>
-      <w:r>
-        <w:rPr>
-          <w:b/>
-          <w:bCs/>
-          <w:sz w:val="28"/>
-          <w:szCs w:val="32"/>
-          <w:lang w:val="es-US"/>
-        </w:rPr>
-        <w:t xml:space="preserve">"Iniciar </w:t>
-      </w:r>
-      <w:r>
-        <w:rPr>
-          <w:b/>
-          <w:bCs/>
-          <w:sz w:val="28"/>
-          <w:szCs w:val="32"/>
-          <w:lang w:val="es-US"/>
-        </w:rPr>
-        <w:t>Noche</w:t>
-      </w:r>
-      <w:r>
-        <w:rPr>
-          <w:b/>
-          <w:bCs/>
-          <w:sz w:val="28"/>
-          <w:szCs w:val="32"/>
-          <w:lang w:val="es-US"/>
-        </w:rPr>
-        <w:t>"</w:t>
-      </w:r>
-      <w:r>
-        <w:rPr>
-          <w:sz w:val="28"/>
-          <w:szCs w:val="32"/>
-          <w:lang w:val="es-US"/>
-        </w:rPr>
-        <w:t xml:space="preserve">, </w:t>
-      </w:r>
-      <w:r>
-        <w:rPr>
-          <w:sz w:val="28"/>
-          <w:szCs w:val="32"/>
-          <w:lang w:val="es-US"/>
-        </w:rPr>
-        <w:t>según corresponda a tu turno</w:t>
-      </w:r>
-      <w:r>
-        <w:rPr>
-          <w:sz w:val="28"/>
-          <w:szCs w:val="32"/>
-          <w:lang w:val="es-US"/>
-        </w:rPr>
-        <w:t>. Esto prepara los registros</w:t>
-      </w:r>
-      <w:r>
-        <w:rPr>
-          <w:sz w:val="28"/>
-          <w:szCs w:val="32"/>
-          <w:lang w:val="es-US"/>
-        </w:rPr>
-        <w:t xml:space="preserve"> de la PROGRAMACION</w:t>
-      </w:r>
-      <w:r>
-        <w:rPr>
-          <w:sz w:val="28"/>
-          <w:szCs w:val="32"/>
-          <w:lang w:val="es-US"/>
-        </w:rPr>
-        <w:t xml:space="preserve"> de todos los sectores para la fecha seleccionada.</w:t>
+      <w:proofErr w:type="spellStart"/>
+      <w:r>
+        <w:rPr>
+          <w:sz w:val="28"/>
+          <w:szCs w:val="32"/>
+        </w:rPr>
+        <w:t>Línea</w:t>
+      </w:r>
+      <w:proofErr w:type="spellEnd"/>
+      <w:r>
+        <w:rPr>
+          <w:sz w:val="28"/>
+          <w:szCs w:val="32"/>
+        </w:rPr>
+        <w:t xml:space="preserve"> A"</w:t>
+      </w:r>
+      <w:r>
+        <w:rPr>
+          <w:sz w:val="28"/>
+          <w:szCs w:val="32"/>
+        </w:rPr>
+        <w:t>)</w:t>
+      </w:r>
+    </w:p>
+    <w:p>
+      <w:pPr>
+        <w:numPr>
+          <w:ilvl w:val="0"/>
+          <w:numId w:val="7"/>
+        </w:numPr>
+        <w:rPr>
+          <w:sz w:val="28"/>
+          <w:szCs w:val="32"/>
+          <w:lang w:val="es-AR"/>
+        </w:rPr>
+      </w:pPr>
+      <w:r>
+        <w:rPr>
+          <w:b/>
+          <w:bCs/>
+          <w:sz w:val="28"/>
+          <w:szCs w:val="32"/>
+          <w:lang w:val="es-AR"/>
+        </w:rPr>
+        <w:t>Carga por Línea</w:t>
+      </w:r>
+      <w:r>
+        <w:rPr>
+          <w:sz w:val="28"/>
+          <w:szCs w:val="32"/>
+          <w:lang w:val="es-AR"/>
+        </w:rPr>
+        <w:t xml:space="preserve">: Dentro de cada máquina, presiona CARGAR PRODUCTO para asignar </w:t>
+      </w:r>
+      <w:r>
+        <w:rPr>
+          <w:sz w:val="28"/>
+          <w:szCs w:val="32"/>
+          <w:lang w:val="es-AR"/>
+        </w:rPr>
+        <w:t>producto</w:t>
+      </w:r>
+      <w:r>
+        <w:rPr>
+          <w:sz w:val="28"/>
+          <w:szCs w:val="32"/>
+          <w:lang w:val="es-AR"/>
+        </w:rPr>
+        <w:t xml:space="preserve"> y cantidades específicas a esa línea.</w:t>
+      </w:r>
+    </w:p>
+    <w:p>
+      <w:pPr>
+        <w:numPr>
+          <w:ilvl w:val="0"/>
+          <w:numId w:val="7"/>
+        </w:numPr>
+        <w:rPr>
+          <w:sz w:val="28"/>
+          <w:szCs w:val="32"/>
+          <w:lang w:val="es-AR"/>
+        </w:rPr>
+      </w:pPr>
+      <w:r>
+        <w:rPr>
+          <w:b/>
+          <w:bCs/>
+          <w:sz w:val="28"/>
+          <w:szCs w:val="32"/>
+          <w:lang w:val="es-AR"/>
+        </w:rPr>
+        <w:t>Eliminación</w:t>
+      </w:r>
+      <w:r>
+        <w:rPr>
+          <w:sz w:val="28"/>
+          <w:szCs w:val="32"/>
+          <w:lang w:val="es-AR"/>
+        </w:rPr>
+        <w:t>: Usa el icono de papelera para quitar una máquina. Deberás confirmar la acción en la ventana emergente.</w:t>
       </w:r>
     </w:p>
     <w:p>
@@ -1497,20 +1461,85 @@
         <w:rPr>
           <w:sz w:val="28"/>
           <w:szCs w:val="32"/>
-          <w:lang w:val="es-US"/>
-        </w:rPr>
-      </w:pPr>
-      <w:r>
-        <w:rPr>
-          <w:sz w:val="28"/>
-          <w:szCs w:val="32"/>
-          <w:lang w:val="es-US"/>
+        </w:rPr>
+      </w:pPr>
+      <w:r>
+        <w:rPr>
+          <w:sz w:val="28"/>
+          <w:szCs w:val="32"/>
+        </w:rPr>
+        <w:pict w14:anchorId="425675FC">
+          <v:rect id="_x0000_i1037" style="width:180pt;height:.75pt" o:hrpct="0" o:hralign="center" o:hrstd="t" o:hr="t" fillcolor="#a0a0a0" stroked="f"/>
+        </w:pict>
+      </w:r>
+    </w:p>
+    <w:p>
+      <w:pPr>
+        <w:ind w:left="720"/>
+        <w:jc w:val="center"/>
+        <w:rPr>
+          <w:b/>
+          <w:bCs/>
+          <w:sz w:val="30"/>
+          <w:szCs w:val="36"/>
+          <w:lang w:val="es-AR"/>
+        </w:rPr>
+      </w:pPr>
+      <w:r>
+        <w:rPr>
+          <w:rFonts w:ascii="Segoe UI Emoji" w:hAnsi="Segoe UI Emoji" w:cs="Segoe UI Emoji"/>
+          <w:b/>
+          <w:bCs/>
+          <w:sz w:val="32"/>
+          <w:szCs w:val="36"/>
+        </w:rPr>
+        <w:t>🖥</w:t>
+      </w:r>
+      <w:r>
+        <w:rPr>
+          <w:b/>
+          <w:bCs/>
+          <w:sz w:val="30"/>
+          <w:szCs w:val="36"/>
+        </w:rPr>
+        <w:t>️</w:t>
+      </w:r>
+      <w:r>
+        <w:rPr>
+          <w:b/>
+          <w:bCs/>
+          <w:sz w:val="30"/>
+          <w:szCs w:val="36"/>
+          <w:lang w:val="es-AR"/>
+        </w:rPr>
+        <w:t xml:space="preserve"> Panel de Monitoreo HUD (Objetivo Diario)</w:t>
+      </w:r>
+    </w:p>
+    <w:p>
+      <w:pPr>
+        <w:ind w:left="720"/>
+        <w:jc w:val="center"/>
+        <w:rPr>
+          <w:b/>
+          <w:bCs/>
+          <w:sz w:val="30"/>
+          <w:szCs w:val="36"/>
+          <w:lang w:val="es-AR"/>
+        </w:rPr>
+      </w:pPr>
+      <w:r>
+        <w:rPr>
+          <w:b/>
+          <w:bCs/>
+          <w:sz w:val="30"/>
+          <w:szCs w:val="36"/>
+          <w:lang w:val="es-AR"/>
         </w:rPr>
         <w:drawing>
-          <wp:inline distT="0" distB="0" distL="0" distR="0" wp14:anchorId="06054056" wp14:editId="1281C7A9">
-            <wp:extent cx="5353797" cy="800212"/>
-            <wp:effectExtent l="0" t="0" r="0" b="0"/>
-            <wp:docPr id="2" name="Picture 2"/>
+          <wp:inline distT="0" distB="0" distL="0" distR="0" wp14:anchorId="3B2029AD" wp14:editId="096BEF87">
+            <wp:extent cx="3440496" cy="1936750"/>
+            <wp:effectExtent l="0" t="0" r="7620" b="6350"/>
+            <wp:docPr id="19" name="Picture 19"/>
             <wp:cNvGraphicFramePr>
               <a:graphicFrameLocks xmlns:a="http://schemas.openxmlformats.org/drawingml/2006/main" noChangeAspect="1"/>
             </wp:cNvGraphicFramePr>
@@ -1530,7 +1559,7 @@
                   <pic:spPr>
                     <a:xfrm>
                       <a:off x="0" y="0"/>
-                      <a:ext cx="5353797" cy="800212"/>
+                      <a:ext cx="3466150" cy="1951192"/>
                     </a:xfrm>
                     <a:prstGeom prst="rect">
                       <a:avLst/>
@@ -1545,248 +1574,60 @@
     </w:p>
     <w:p>
       <w:pPr>
-        <w:numPr>
-          <w:ilvl w:val="0"/>
-          <w:numId w:val="2"/>
-        </w:numPr>
-        <w:rPr>
-          <w:sz w:val="28"/>
-          <w:szCs w:val="32"/>
-          <w:lang w:val="es-US"/>
-        </w:rPr>
-      </w:pPr>
-      <w:r>
-        <w:rPr>
-          <w:b/>
-          <w:bCs/>
-          <w:sz w:val="28"/>
-          <w:szCs w:val="32"/>
-          <w:lang w:val="es-US"/>
-        </w:rPr>
-        <w:t>Registro de</w:t>
-      </w:r>
-      <w:r>
-        <w:rPr>
-          <w:b/>
-          <w:bCs/>
-          <w:sz w:val="28"/>
-          <w:szCs w:val="32"/>
-          <w:lang w:val="es-US"/>
-        </w:rPr>
-        <w:t xml:space="preserve"> cantidades</w:t>
-      </w:r>
-      <w:r>
-        <w:rPr>
-          <w:sz w:val="28"/>
-          <w:szCs w:val="32"/>
-          <w:lang w:val="es-US"/>
-        </w:rPr>
-        <w:t>: En la tabla,</w:t>
-      </w:r>
-      <w:r>
-        <w:rPr>
-          <w:sz w:val="28"/>
-          <w:szCs w:val="32"/>
-          <w:lang w:val="es-US"/>
-        </w:rPr>
-        <w:t xml:space="preserve"> registra lo producido en el </w:t>
-      </w:r>
-      <w:proofErr w:type="gramStart"/>
-      <w:r>
-        <w:rPr>
-          <w:sz w:val="28"/>
-          <w:szCs w:val="32"/>
-          <w:lang w:val="es-US"/>
-        </w:rPr>
-        <w:t xml:space="preserve">turno, </w:t>
-      </w:r>
-      <w:r>
-        <w:rPr>
-          <w:sz w:val="28"/>
-          <w:szCs w:val="32"/>
-          <w:lang w:val="es-US"/>
-        </w:rPr>
-        <w:t xml:space="preserve"> ingresa</w:t>
-      </w:r>
-      <w:r>
-        <w:rPr>
-          <w:sz w:val="28"/>
-          <w:szCs w:val="32"/>
-          <w:lang w:val="es-US"/>
-        </w:rPr>
-        <w:t>ndo</w:t>
-      </w:r>
-      <w:proofErr w:type="gramEnd"/>
-      <w:r>
-        <w:rPr>
-          <w:sz w:val="28"/>
-          <w:szCs w:val="32"/>
-          <w:lang w:val="es-US"/>
-        </w:rPr>
-        <w:t xml:space="preserve"> los kilos</w:t>
-      </w:r>
-      <w:r>
-        <w:rPr>
-          <w:sz w:val="28"/>
-          <w:szCs w:val="32"/>
-          <w:lang w:val="es-US"/>
-        </w:rPr>
-        <w:t>, cocciones, bateas, bandejas o unidades</w:t>
-      </w:r>
-      <w:r>
-        <w:rPr>
-          <w:sz w:val="28"/>
-          <w:szCs w:val="32"/>
-          <w:lang w:val="es-US"/>
-        </w:rPr>
-        <w:t> </w:t>
-      </w:r>
-      <w:r>
-        <w:rPr>
-          <w:b/>
-          <w:bCs/>
-          <w:sz w:val="28"/>
-          <w:szCs w:val="32"/>
-          <w:lang w:val="es-US"/>
-        </w:rPr>
-        <w:t>producid</w:t>
-      </w:r>
-      <w:r>
-        <w:rPr>
-          <w:b/>
-          <w:bCs/>
-          <w:sz w:val="28"/>
-          <w:szCs w:val="32"/>
-          <w:lang w:val="es-US"/>
-        </w:rPr>
-        <w:t>a</w:t>
-      </w:r>
-      <w:r>
-        <w:rPr>
-          <w:b/>
-          <w:bCs/>
-          <w:sz w:val="28"/>
-          <w:szCs w:val="32"/>
-          <w:lang w:val="es-US"/>
-        </w:rPr>
-        <w:t>s</w:t>
-      </w:r>
-      <w:r>
-        <w:rPr>
-          <w:sz w:val="28"/>
-          <w:szCs w:val="32"/>
-          <w:lang w:val="es-US"/>
-        </w:rPr>
-        <w:t>. El sistema calculará automáticamente la </w:t>
-      </w:r>
-      <w:r>
-        <w:rPr>
-          <w:b/>
-          <w:bCs/>
-          <w:sz w:val="28"/>
-          <w:szCs w:val="32"/>
-          <w:lang w:val="es-US"/>
-        </w:rPr>
-        <w:t>Diferencia</w:t>
-      </w:r>
-      <w:r>
-        <w:rPr>
-          <w:sz w:val="28"/>
-          <w:szCs w:val="32"/>
-          <w:lang w:val="es-US"/>
-        </w:rPr>
-        <w:t> y el </w:t>
-      </w:r>
-      <w:r>
-        <w:rPr>
-          <w:b/>
-          <w:bCs/>
-          <w:sz w:val="28"/>
-          <w:szCs w:val="32"/>
-          <w:lang w:val="es-US"/>
-        </w:rPr>
-        <w:t>Estado</w:t>
-      </w:r>
-      <w:r>
-        <w:rPr>
-          <w:sz w:val="28"/>
-          <w:szCs w:val="32"/>
-          <w:lang w:val="es-US"/>
-        </w:rPr>
-        <w:t> (</w:t>
-      </w:r>
-      <w:r>
-        <w:rPr>
-          <w:color w:val="FFFF00"/>
-          <w:sz w:val="28"/>
-          <w:szCs w:val="32"/>
-          <w:lang w:val="es-US"/>
-        </w:rPr>
-        <w:t>Adelanto</w:t>
-      </w:r>
-      <w:r>
-        <w:rPr>
-          <w:sz w:val="28"/>
-          <w:szCs w:val="32"/>
-          <w:lang w:val="es-US"/>
-        </w:rPr>
-        <w:t xml:space="preserve">, </w:t>
-      </w:r>
-      <w:r>
-        <w:rPr>
-          <w:color w:val="FF0000"/>
-          <w:sz w:val="28"/>
-          <w:szCs w:val="32"/>
-          <w:lang w:val="es-US"/>
-        </w:rPr>
-        <w:t>Atraso</w:t>
-      </w:r>
-      <w:r>
-        <w:rPr>
-          <w:sz w:val="28"/>
-          <w:szCs w:val="32"/>
-          <w:lang w:val="es-US"/>
-        </w:rPr>
-        <w:t xml:space="preserve"> u </w:t>
-      </w:r>
-      <w:r>
-        <w:rPr>
-          <w:color w:val="00B050"/>
-          <w:sz w:val="28"/>
-          <w:szCs w:val="32"/>
-          <w:lang w:val="es-US"/>
-        </w:rPr>
-        <w:t>OK</w:t>
-      </w:r>
-      <w:r>
-        <w:rPr>
-          <w:sz w:val="28"/>
-          <w:szCs w:val="32"/>
-          <w:lang w:val="es-US"/>
-        </w:rPr>
-        <w:t>) en tiempo real.</w:t>
-      </w:r>
-    </w:p>
-    <w:p>
-      <w:pPr>
         <w:ind w:left="720"/>
         <w:rPr>
           <w:sz w:val="28"/>
           <w:szCs w:val="32"/>
-          <w:lang w:val="es-US"/>
-        </w:rPr>
-      </w:pPr>
-      <w:r>
-        <w:rPr>
-          <w:sz w:val="28"/>
-          <w:szCs w:val="32"/>
-          <w:lang w:val="es-US"/>
+          <w:lang w:val="es-AR"/>
+        </w:rPr>
+      </w:pPr>
+      <w:r>
+        <w:rPr>
+          <w:sz w:val="28"/>
+          <w:szCs w:val="32"/>
+          <w:lang w:val="es-AR"/>
+        </w:rPr>
+        <w:lastRenderedPageBreak/>
+        <w:t>A la derecha verás un panel de alta fidelidad que funciona como un "cerebro" central en tiempo real.</w:t>
+      </w:r>
+    </w:p>
+    <w:p>
+      <w:pPr>
+        <w:ind w:left="720"/>
+        <w:jc w:val="center"/>
+        <w:rPr>
+          <w:sz w:val="28"/>
+          <w:szCs w:val="32"/>
+          <w:lang w:val="es-AR"/>
+        </w:rPr>
+      </w:pPr>
+      <w:r>
+        <w:rPr>
+          <w:sz w:val="28"/>
+          <w:szCs w:val="32"/>
+          <w:lang w:val="es-AR"/>
+        </w:rPr>
+        <w:t>En principio se debe copiar la tabla del plan del día desde Excel:</w:t>
+      </w:r>
+      <w:r>
+        <w:rPr>
+          <w:sz w:val="28"/>
+          <w:szCs w:val="32"/>
+          <w:lang w:val="es-AR"/>
+        </w:rPr>
+        <w:br/>
+      </w:r>
+      <w:r>
+        <w:rPr>
+          <w:sz w:val="28"/>
+          <w:szCs w:val="32"/>
+          <w:lang w:val="es-AR"/>
         </w:rPr>
         <w:drawing>
-          <wp:inline distT="0" distB="0" distL="0" distR="0" wp14:anchorId="1E622CC5" wp14:editId="6F9ACFE9">
-            <wp:extent cx="5943600" cy="1647825"/>
-            <wp:effectExtent l="0" t="0" r="0" b="9525"/>
-            <wp:docPr id="3" name="Picture 3"/>
+          <wp:inline distT="0" distB="0" distL="0" distR="0" wp14:anchorId="0CB4DCB6" wp14:editId="7FA592C9">
+            <wp:extent cx="3117850" cy="2922985"/>
+            <wp:effectExtent l="0" t="0" r="6350" b="0"/>
+            <wp:docPr id="25" name="Picture 25"/>
             <wp:cNvGraphicFramePr>
               <a:graphicFrameLocks xmlns:a="http://schemas.openxmlformats.org/drawingml/2006/main" noChangeAspect="1"/>
             </wp:cNvGraphicFramePr>
@@ -1806,7 +1647,7 @@
                   <pic:spPr>
                     <a:xfrm>
                       <a:off x="0" y="0"/>
-                      <a:ext cx="5943600" cy="1647825"/>
+                      <a:ext cx="3126715" cy="2931296"/>
                     </a:xfrm>
                     <a:prstGeom prst="rect">
                       <a:avLst/>
@@ -1821,33 +1662,20 @@
     </w:p>
     <w:p>
       <w:pPr>
-        <w:numPr>
-          <w:ilvl w:val="0"/>
-          <w:numId w:val="2"/>
-        </w:numPr>
-        <w:rPr>
-          <w:sz w:val="28"/>
-          <w:szCs w:val="32"/>
-          <w:lang w:val="es-US"/>
-        </w:rPr>
-      </w:pPr>
-      <w:r>
-        <w:rPr>
-          <w:b/>
-          <w:bCs/>
-          <w:sz w:val="28"/>
-          <w:szCs w:val="32"/>
-          <w:lang w:val="es-US"/>
-        </w:rPr>
-        <w:t>Cambio de sector</w:t>
-      </w:r>
-      <w:r>
-        <w:rPr>
-          <w:sz w:val="28"/>
-          <w:szCs w:val="32"/>
-          <w:lang w:val="es-US"/>
-        </w:rPr>
-        <w:t>: Usa las pestañas centrales para saltar entre sectores. Recuerda que el sistema carga toda la planta a la vez, por lo que el cambio es instantáneo.</w:t>
+        <w:ind w:left="720"/>
+        <w:rPr>
+          <w:sz w:val="28"/>
+          <w:szCs w:val="32"/>
+          <w:lang w:val="es-AR"/>
+        </w:rPr>
+      </w:pPr>
+      <w:r>
+        <w:rPr>
+          <w:sz w:val="28"/>
+          <w:szCs w:val="32"/>
+          <w:lang w:val="es-AR"/>
+        </w:rPr>
+        <w:t>Luego los datos quedaran plasmados en el panel de la derecha:</w:t>
       </w:r>
     </w:p>
     <w:p>
@@ -1857,20 +1685,20 @@
         <w:rPr>
           <w:sz w:val="28"/>
           <w:szCs w:val="32"/>
-          <w:lang w:val="es-US"/>
-        </w:rPr>
-      </w:pPr>
-      <w:r>
-        <w:rPr>
-          <w:sz w:val="28"/>
-          <w:szCs w:val="32"/>
-          <w:lang w:val="es-US"/>
+          <w:lang w:val="es-AR"/>
+        </w:rPr>
+      </w:pPr>
+      <w:r>
+        <w:rPr>
+          <w:sz w:val="28"/>
+          <w:szCs w:val="32"/>
+          <w:lang w:val="es-AR"/>
         </w:rPr>
         <w:drawing>
-          <wp:inline distT="0" distB="0" distL="0" distR="0" wp14:anchorId="72947F2C" wp14:editId="45DFB3B2">
-            <wp:extent cx="4515480" cy="476316"/>
-            <wp:effectExtent l="0" t="0" r="0" b="0"/>
-            <wp:docPr id="4" name="Picture 4"/>
+          <wp:inline distT="0" distB="0" distL="0" distR="0" wp14:anchorId="4FE9A1A9" wp14:editId="1CD4EF38">
+            <wp:extent cx="4753051" cy="2641600"/>
+            <wp:effectExtent l="0" t="0" r="9525" b="6350"/>
+            <wp:docPr id="26" name="Picture 26"/>
             <wp:cNvGraphicFramePr>
               <a:graphicFrameLocks xmlns:a="http://schemas.openxmlformats.org/drawingml/2006/main" noChangeAspect="1"/>
             </wp:cNvGraphicFramePr>
@@ -1890,7 +1718,7 @@
                   <pic:spPr>
                     <a:xfrm>
                       <a:off x="0" y="0"/>
-                      <a:ext cx="4515480" cy="476316"/>
+                      <a:ext cx="4812521" cy="2674652"/>
                     </a:xfrm>
                     <a:prstGeom prst="rect">
                       <a:avLst/>
@@ -1905,94 +1733,78 @@
     </w:p>
     <w:p>
       <w:pPr>
-        <w:numPr>
-          <w:ilvl w:val="0"/>
-          <w:numId w:val="2"/>
-        </w:numPr>
-        <w:rPr>
-          <w:sz w:val="28"/>
-          <w:szCs w:val="32"/>
-          <w:lang w:val="es-US"/>
-        </w:rPr>
-      </w:pPr>
-      <w:r>
-        <w:rPr>
-          <w:b/>
-          <w:bCs/>
-          <w:sz w:val="28"/>
-          <w:szCs w:val="32"/>
-          <w:lang w:val="es-US"/>
+        <w:ind w:left="720"/>
+        <w:jc w:val="center"/>
+        <w:rPr>
+          <w:sz w:val="28"/>
+          <w:szCs w:val="32"/>
+          <w:lang w:val="es-AR"/>
+        </w:rPr>
+      </w:pPr>
+    </w:p>
+    <w:p>
+      <w:pPr>
+        <w:ind w:left="720"/>
+        <w:jc w:val="center"/>
+        <w:rPr>
+          <w:sz w:val="28"/>
+          <w:szCs w:val="32"/>
+          <w:lang w:val="es-AR"/>
+        </w:rPr>
+      </w:pPr>
+    </w:p>
+    <w:p>
+      <w:pPr>
+        <w:ind w:left="720"/>
+        <w:jc w:val="center"/>
+        <w:rPr>
+          <w:sz w:val="28"/>
+          <w:szCs w:val="32"/>
+          <w:lang w:val="es-AR"/>
+        </w:rPr>
+      </w:pPr>
+    </w:p>
+    <w:p>
+      <w:pPr>
+        <w:ind w:left="720"/>
+        <w:jc w:val="center"/>
+        <w:rPr>
+          <w:sz w:val="28"/>
+          <w:szCs w:val="32"/>
+          <w:lang w:val="es-AR"/>
+        </w:rPr>
+      </w:pPr>
+      <w:r>
+        <w:rPr>
+          <w:sz w:val="28"/>
+          <w:szCs w:val="32"/>
+          <w:lang w:val="es-AR"/>
         </w:rPr>
         <w:lastRenderedPageBreak/>
-        <w:t>Guardar Producción</w:t>
-      </w:r>
-      <w:r>
-        <w:rPr>
-          <w:sz w:val="28"/>
-          <w:szCs w:val="32"/>
-          <w:lang w:val="es-US"/>
-        </w:rPr>
-        <w:t>: Presiona </w:t>
-      </w:r>
-      <w:r>
-        <w:rPr>
-          <w:b/>
-          <w:bCs/>
-          <w:sz w:val="28"/>
-          <w:szCs w:val="32"/>
-          <w:lang w:val="es-US"/>
-        </w:rPr>
-        <w:t xml:space="preserve">"Guardar </w:t>
-      </w:r>
-      <w:r>
-        <w:rPr>
-          <w:b/>
-          <w:bCs/>
-          <w:sz w:val="28"/>
-          <w:szCs w:val="32"/>
-          <w:lang w:val="es-US"/>
-        </w:rPr>
-        <w:t>Avance</w:t>
-      </w:r>
-      <w:r>
-        <w:rPr>
-          <w:b/>
-          <w:bCs/>
-          <w:sz w:val="28"/>
-          <w:szCs w:val="32"/>
-          <w:lang w:val="es-US"/>
-        </w:rPr>
-        <w:t>"</w:t>
-      </w:r>
-      <w:r>
-        <w:rPr>
-          <w:sz w:val="28"/>
-          <w:szCs w:val="32"/>
-          <w:lang w:val="es-US"/>
-        </w:rPr>
-        <w:t> frecuentemente para no perder datos.</w:t>
+        <w:t>Al minimizar el panel derecho, los datos quedan así:</w:t>
       </w:r>
     </w:p>
     <w:p>
       <w:pPr>
         <w:ind w:left="720"/>
-        <w:rPr>
-          <w:sz w:val="28"/>
-          <w:szCs w:val="32"/>
-          <w:lang w:val="es-US"/>
-        </w:rPr>
-      </w:pPr>
-      <w:r>
-        <w:rPr>
-          <w:sz w:val="28"/>
-          <w:szCs w:val="32"/>
-          <w:lang w:val="es-US"/>
+        <w:jc w:val="center"/>
+        <w:rPr>
+          <w:sz w:val="28"/>
+          <w:szCs w:val="32"/>
+          <w:lang w:val="es-AR"/>
+        </w:rPr>
+      </w:pPr>
+      <w:r>
+        <w:rPr>
+          <w:sz w:val="28"/>
+          <w:szCs w:val="32"/>
+          <w:lang w:val="es-AR"/>
         </w:rPr>
         <w:drawing>
-          <wp:inline distT="0" distB="0" distL="0" distR="0" wp14:anchorId="6D281163" wp14:editId="352FFC5A">
-            <wp:extent cx="5306165" cy="781159"/>
-            <wp:effectExtent l="0" t="0" r="8890" b="0"/>
-            <wp:docPr id="9" name="Picture 9"/>
+          <wp:inline distT="0" distB="0" distL="0" distR="0" wp14:anchorId="67CA48FF" wp14:editId="2019BCB2">
+            <wp:extent cx="5943600" cy="3310890"/>
+            <wp:effectExtent l="0" t="0" r="0" b="3810"/>
+            <wp:docPr id="27" name="Picture 27"/>
             <wp:cNvGraphicFramePr>
               <a:graphicFrameLocks xmlns:a="http://schemas.openxmlformats.org/drawingml/2006/main" noChangeAspect="1"/>
             </wp:cNvGraphicFramePr>
@@ -2012,7 +1824,7 @@
                   <pic:spPr>
                     <a:xfrm>
                       <a:off x="0" y="0"/>
-                      <a:ext cx="5306165" cy="781159"/>
+                      <a:ext cx="5943600" cy="3310890"/>
                     </a:xfrm>
                     <a:prstGeom prst="rect">
                       <a:avLst/>
@@ -2027,71 +1839,295 @@
     </w:p>
     <w:p>
       <w:pPr>
+        <w:ind w:left="720"/>
+        <w:rPr>
+          <w:sz w:val="28"/>
+          <w:szCs w:val="32"/>
+          <w:lang w:val="es-AR"/>
+        </w:rPr>
+      </w:pPr>
+      <w:r>
+        <w:rPr>
+          <w:b/>
+          <w:bCs/>
+          <w:sz w:val="28"/>
+          <w:szCs w:val="32"/>
+          <w:lang w:val="es-AR"/>
+        </w:rPr>
+        <w:t>Estado por Colores (Semáforo de Producción):</w:t>
+      </w:r>
+    </w:p>
+    <w:p>
+      <w:pPr>
         <w:numPr>
           <w:ilvl w:val="0"/>
-          <w:numId w:val="2"/>
+          <w:numId w:val="8"/>
         </w:numPr>
         <w:rPr>
           <w:sz w:val="28"/>
           <w:szCs w:val="32"/>
-          <w:lang w:val="es-US"/>
-        </w:rPr>
-      </w:pPr>
-      <w:r>
-        <w:rPr>
-          <w:b/>
-          <w:bCs/>
-          <w:sz w:val="28"/>
-          <w:szCs w:val="32"/>
-          <w:lang w:val="es-US"/>
-        </w:rPr>
-        <w:t>Cerrar Día/Turno</w:t>
-      </w:r>
-      <w:r>
-        <w:rPr>
-          <w:sz w:val="28"/>
-          <w:szCs w:val="32"/>
-          <w:lang w:val="es-US"/>
-        </w:rPr>
-        <w:t>: Al finalizar la jornada, presiona </w:t>
-      </w:r>
-      <w:r>
-        <w:rPr>
-          <w:b/>
-          <w:bCs/>
-          <w:sz w:val="28"/>
-          <w:szCs w:val="32"/>
-          <w:lang w:val="es-US"/>
-        </w:rPr>
-        <w:t xml:space="preserve">"Cerrar </w:t>
-      </w:r>
-      <w:r>
-        <w:rPr>
-          <w:b/>
-          <w:bCs/>
-          <w:sz w:val="28"/>
-          <w:szCs w:val="32"/>
-          <w:lang w:val="es-US"/>
-        </w:rPr>
-        <w:t>Turno</w:t>
-      </w:r>
-      <w:r>
-        <w:rPr>
-          <w:b/>
-          <w:bCs/>
-          <w:sz w:val="28"/>
-          <w:szCs w:val="32"/>
-          <w:lang w:val="es-US"/>
-        </w:rPr>
-        <w:t>"</w:t>
-      </w:r>
-      <w:r>
-        <w:rPr>
-          <w:sz w:val="28"/>
-          <w:szCs w:val="32"/>
-          <w:lang w:val="es-US"/>
-        </w:rPr>
-        <w:t>. Esto bloquea el registro y genera el historial definitivo que verás en otros módulos.</w:t>
+          <w:lang w:val="es-AR"/>
+        </w:rPr>
+      </w:pPr>
+      <w:r>
+        <w:rPr>
+          <w:rFonts w:ascii="Segoe UI Emoji" w:hAnsi="Segoe UI Emoji" w:cs="Segoe UI Emoji"/>
+          <w:color w:val="747474" w:themeColor="background2" w:themeShade="80"/>
+          <w:sz w:val="28"/>
+          <w:szCs w:val="32"/>
+          <w:lang w:val="es-AR"/>
+        </w:rPr>
+        <w:t>⚪</w:t>
+      </w:r>
+      <w:r>
+        <w:rPr>
+          <w:color w:val="747474" w:themeColor="background2" w:themeShade="80"/>
+          <w:sz w:val="28"/>
+          <w:szCs w:val="32"/>
+          <w:lang w:val="es-AR"/>
+        </w:rPr>
+        <w:t> </w:t>
+      </w:r>
+      <w:r>
+        <w:rPr>
+          <w:b/>
+          <w:bCs/>
+          <w:color w:val="747474" w:themeColor="background2" w:themeShade="80"/>
+          <w:sz w:val="28"/>
+          <w:szCs w:val="32"/>
+          <w:lang w:val="es-AR"/>
+        </w:rPr>
+        <w:t>Gris (Sin asignar)</w:t>
+      </w:r>
+      <w:r>
+        <w:rPr>
+          <w:color w:val="747474" w:themeColor="background2" w:themeShade="80"/>
+          <w:sz w:val="28"/>
+          <w:szCs w:val="32"/>
+          <w:lang w:val="es-AR"/>
+        </w:rPr>
+        <w:t xml:space="preserve">: </w:t>
+      </w:r>
+      <w:r>
+        <w:rPr>
+          <w:sz w:val="28"/>
+          <w:szCs w:val="32"/>
+          <w:lang w:val="es-AR"/>
+        </w:rPr>
+        <w:t xml:space="preserve">El producto está en el </w:t>
+      </w:r>
+      <w:proofErr w:type="gramStart"/>
+      <w:r>
+        <w:rPr>
+          <w:sz w:val="28"/>
+          <w:szCs w:val="32"/>
+          <w:lang w:val="es-AR"/>
+        </w:rPr>
+        <w:t>plan</w:t>
+      </w:r>
+      <w:proofErr w:type="gramEnd"/>
+      <w:r>
+        <w:rPr>
+          <w:sz w:val="28"/>
+          <w:szCs w:val="32"/>
+          <w:lang w:val="es-AR"/>
+        </w:rPr>
+        <w:t xml:space="preserve"> pero no ha sido repartido en ninguna máquina todavía.</w:t>
+      </w:r>
+    </w:p>
+    <w:p>
+      <w:pPr>
+        <w:numPr>
+          <w:ilvl w:val="0"/>
+          <w:numId w:val="8"/>
+        </w:numPr>
+        <w:rPr>
+          <w:sz w:val="28"/>
+          <w:szCs w:val="32"/>
+          <w:lang w:val="es-AR"/>
+        </w:rPr>
+      </w:pPr>
+      <w:r>
+        <w:rPr>
+          <w:rFonts w:ascii="Segoe UI Emoji" w:hAnsi="Segoe UI Emoji" w:cs="Segoe UI Emoji"/>
+          <w:color w:val="FF0000"/>
+          <w:sz w:val="28"/>
+          <w:szCs w:val="32"/>
+        </w:rPr>
+        <w:t>🔴</w:t>
+      </w:r>
+      <w:r>
+        <w:rPr>
+          <w:color w:val="FF0000"/>
+          <w:sz w:val="28"/>
+          <w:szCs w:val="32"/>
+          <w:lang w:val="es-AR"/>
+        </w:rPr>
+        <w:t> </w:t>
+      </w:r>
+      <w:r>
+        <w:rPr>
+          <w:b/>
+          <w:bCs/>
+          <w:color w:val="FF0000"/>
+          <w:sz w:val="28"/>
+          <w:szCs w:val="32"/>
+          <w:lang w:val="es-AR"/>
+        </w:rPr>
+        <w:t>Rojo (Atrasado)</w:t>
+      </w:r>
+      <w:r>
+        <w:rPr>
+          <w:color w:val="FF0000"/>
+          <w:sz w:val="28"/>
+          <w:szCs w:val="32"/>
+          <w:lang w:val="es-AR"/>
+        </w:rPr>
+        <w:t xml:space="preserve">: </w:t>
+      </w:r>
+      <w:r>
+        <w:rPr>
+          <w:sz w:val="28"/>
+          <w:szCs w:val="32"/>
+          <w:lang w:val="es-AR"/>
+        </w:rPr>
+        <w:t>El producto está en máquinas, pero la suma es menor al objetivo total del día.</w:t>
+      </w:r>
+    </w:p>
+    <w:p>
+      <w:pPr>
+        <w:numPr>
+          <w:ilvl w:val="0"/>
+          <w:numId w:val="8"/>
+        </w:numPr>
+        <w:rPr>
+          <w:sz w:val="28"/>
+          <w:szCs w:val="32"/>
+          <w:lang w:val="es-AR"/>
+        </w:rPr>
+      </w:pPr>
+      <w:r>
+        <w:rPr>
+          <w:rFonts w:ascii="Segoe UI Emoji" w:hAnsi="Segoe UI Emoji" w:cs="Segoe UI Emoji"/>
+          <w:color w:val="8DD873" w:themeColor="accent6" w:themeTint="99"/>
+          <w:sz w:val="28"/>
+          <w:szCs w:val="32"/>
+        </w:rPr>
+        <w:t>🟢</w:t>
+      </w:r>
+      <w:r>
+        <w:rPr>
+          <w:color w:val="8DD873" w:themeColor="accent6" w:themeTint="99"/>
+          <w:sz w:val="28"/>
+          <w:szCs w:val="32"/>
+          <w:lang w:val="es-AR"/>
+        </w:rPr>
+        <w:t> </w:t>
+      </w:r>
+      <w:r>
+        <w:rPr>
+          <w:b/>
+          <w:bCs/>
+          <w:color w:val="8DD873" w:themeColor="accent6" w:themeTint="99"/>
+          <w:sz w:val="28"/>
+          <w:szCs w:val="32"/>
+          <w:lang w:val="es-AR"/>
+        </w:rPr>
+        <w:t>Verde (OK)</w:t>
+      </w:r>
+      <w:r>
+        <w:rPr>
+          <w:color w:val="8DD873" w:themeColor="accent6" w:themeTint="99"/>
+          <w:sz w:val="28"/>
+          <w:szCs w:val="32"/>
+          <w:lang w:val="es-AR"/>
+        </w:rPr>
+        <w:t xml:space="preserve">: </w:t>
+      </w:r>
+      <w:r>
+        <w:rPr>
+          <w:sz w:val="28"/>
+          <w:szCs w:val="32"/>
+          <w:lang w:val="es-AR"/>
+        </w:rPr>
+        <w:t xml:space="preserve">Se alcanzó exactamente la meta. Aparece </w:t>
+      </w:r>
+      <w:proofErr w:type="gramStart"/>
+      <w:r>
+        <w:rPr>
+          <w:sz w:val="28"/>
+          <w:szCs w:val="32"/>
+          <w:lang w:val="es-AR"/>
+        </w:rPr>
+        <w:t>un tilde</w:t>
+      </w:r>
+      <w:proofErr w:type="gramEnd"/>
+      <w:r>
+        <w:rPr>
+          <w:sz w:val="28"/>
+          <w:szCs w:val="32"/>
+          <w:lang w:val="es-AR"/>
+        </w:rPr>
+        <w:t xml:space="preserve"> de confirmación.</w:t>
+      </w:r>
+    </w:p>
+    <w:p>
+      <w:pPr>
+        <w:numPr>
+          <w:ilvl w:val="0"/>
+          <w:numId w:val="8"/>
+        </w:numPr>
+        <w:rPr>
+          <w:sz w:val="28"/>
+          <w:szCs w:val="32"/>
+          <w:lang w:val="es-AR"/>
+        </w:rPr>
+      </w:pPr>
+      <w:r>
+        <w:rPr>
+          <w:rFonts w:ascii="Segoe UI Emoji" w:hAnsi="Segoe UI Emoji" w:cs="Segoe UI Emoji"/>
+          <w:color w:val="FFC000"/>
+          <w:sz w:val="28"/>
+          <w:szCs w:val="32"/>
+        </w:rPr>
+        <w:t>🟠</w:t>
+      </w:r>
+      <w:r>
+        <w:rPr>
+          <w:color w:val="FFC000"/>
+          <w:sz w:val="28"/>
+          <w:szCs w:val="32"/>
+          <w:lang w:val="es-AR"/>
+        </w:rPr>
+        <w:t> </w:t>
+      </w:r>
+      <w:r>
+        <w:rPr>
+          <w:b/>
+          <w:bCs/>
+          <w:color w:val="FFC000"/>
+          <w:sz w:val="28"/>
+          <w:szCs w:val="32"/>
+          <w:lang w:val="es-AR"/>
+        </w:rPr>
+        <w:t>Naranja (Adelantado)</w:t>
+      </w:r>
+      <w:r>
+        <w:rPr>
+          <w:color w:val="FFC000"/>
+          <w:sz w:val="28"/>
+          <w:szCs w:val="32"/>
+          <w:lang w:val="es-AR"/>
+        </w:rPr>
+        <w:t xml:space="preserve">: </w:t>
+      </w:r>
+      <w:r>
+        <w:rPr>
+          <w:sz w:val="28"/>
+          <w:szCs w:val="32"/>
+          <w:lang w:val="es-AR"/>
+        </w:rPr>
+        <w:t>Se cargó en máquinas una cantidad superior al objetivo original.</w:t>
       </w:r>
     </w:p>
     <w:p>
@@ -2100,20 +2136,143 @@
         <w:rPr>
           <w:sz w:val="28"/>
           <w:szCs w:val="32"/>
-          <w:lang w:val="es-US"/>
-        </w:rPr>
-      </w:pPr>
-      <w:r>
-        <w:rPr>
+          <w:lang w:val="es-AR"/>
+        </w:rPr>
+      </w:pPr>
+      <w:r>
+        <w:rPr>
+          <w:b/>
+          <w:bCs/>
+          <w:sz w:val="28"/>
+          <w:szCs w:val="32"/>
+          <w:lang w:val="es-AR"/>
+        </w:rPr>
+        <w:t>Indicadores:</w:t>
+      </w:r>
+      <w:r>
+        <w:rPr>
+          <w:sz w:val="28"/>
+          <w:szCs w:val="32"/>
+          <w:lang w:val="es-AR"/>
+        </w:rPr>
+        <w:t> Cada tarjeta muestra en qué máquina está asignado el producto y tiene una barra de progreso visual de cumplimiento.</w:t>
+      </w:r>
+    </w:p>
+    <w:p>
+      <w:pPr>
+        <w:ind w:left="720"/>
+        <w:jc w:val="center"/>
+        <w:rPr>
+          <w:sz w:val="28"/>
+          <w:szCs w:val="32"/>
+          <w:lang w:val="es-US"/>
+        </w:rPr>
+      </w:pPr>
+    </w:p>
+    <w:p>
+      <w:pPr>
+        <w:rPr>
+          <w:sz w:val="28"/>
+          <w:szCs w:val="32"/>
+        </w:rPr>
+      </w:pPr>
+    </w:p>
+    <w:p>
+      <w:pPr>
+        <w:jc w:val="center"/>
+        <w:rPr>
+          <w:b/>
+          <w:bCs/>
+          <w:sz w:val="28"/>
+          <w:szCs w:val="32"/>
+          <w:lang w:val="es-US"/>
+        </w:rPr>
+      </w:pPr>
+      <w:r>
+        <w:rPr>
+          <w:rFonts w:ascii="Segoe UI Emoji" w:hAnsi="Segoe UI Emoji" w:cs="Segoe UI Emoji"/>
+          <w:b/>
+          <w:bCs/>
+          <w:sz w:val="32"/>
+          <w:szCs w:val="32"/>
+        </w:rPr>
+        <w:lastRenderedPageBreak/>
+        <w:t>🏭</w:t>
+      </w:r>
+      <w:r>
+        <w:rPr>
+          <w:b/>
+          <w:bCs/>
+          <w:sz w:val="28"/>
+          <w:szCs w:val="32"/>
+          <w:lang w:val="es-US"/>
+        </w:rPr>
+        <w:t xml:space="preserve"> 2. </w:t>
+      </w:r>
+      <w:r>
+        <w:rPr>
+          <w:b/>
+          <w:bCs/>
+          <w:sz w:val="28"/>
+          <w:szCs w:val="32"/>
+          <w:u w:val="single"/>
+          <w:lang w:val="es-US"/>
+        </w:rPr>
+        <w:t>Módulo de Producción</w:t>
+      </w:r>
+      <w:r>
+        <w:rPr>
+          <w:b/>
+          <w:bCs/>
+          <w:sz w:val="28"/>
+          <w:szCs w:val="32"/>
+          <w:lang w:val="es-US"/>
+        </w:rPr>
+        <w:t xml:space="preserve"> (Registr</w:t>
+      </w:r>
+      <w:r>
+        <w:rPr>
+          <w:b/>
+          <w:bCs/>
+          <w:sz w:val="28"/>
+          <w:szCs w:val="32"/>
+          <w:lang w:val="es-US"/>
+        </w:rPr>
+        <w:t>o</w:t>
+      </w:r>
+      <w:r>
+        <w:rPr>
+          <w:b/>
+          <w:bCs/>
+          <w:sz w:val="28"/>
+          <w:szCs w:val="32"/>
+          <w:lang w:val="es-US"/>
+        </w:rPr>
+        <w:t>)</w:t>
+      </w:r>
+    </w:p>
+    <w:p>
+      <w:pPr>
+        <w:rPr>
+          <w:sz w:val="28"/>
+          <w:szCs w:val="32"/>
+          <w:lang w:val="es-AR"/>
+        </w:rPr>
+      </w:pPr>
+      <w:r>
+        <w:rPr>
+          <w:b/>
+          <w:bCs/>
+          <w:noProof/>
           <w:sz w:val="28"/>
           <w:szCs w:val="32"/>
           <w:lang w:val="es-US"/>
         </w:rPr>
         <w:drawing>
-          <wp:inline distT="0" distB="0" distL="0" distR="0" wp14:anchorId="635556C5" wp14:editId="5BEEA473">
-            <wp:extent cx="5334744" cy="809738"/>
-            <wp:effectExtent l="0" t="0" r="0" b="9525"/>
-            <wp:docPr id="5" name="Picture 5"/>
+          <wp:inline distT="0" distB="0" distL="0" distR="0" wp14:anchorId="0AEEE63A" wp14:editId="261DED6D">
+            <wp:extent cx="5943600" cy="495300"/>
+            <wp:effectExtent l="0" t="0" r="0" b="0"/>
+            <wp:docPr id="12" name="Picture 12"/>
             <wp:cNvGraphicFramePr>
               <a:graphicFrameLocks xmlns:a="http://schemas.openxmlformats.org/drawingml/2006/main" noChangeAspect="1"/>
             </wp:cNvGraphicFramePr>
@@ -2133,7 +2292,7 @@
                   <pic:spPr>
                     <a:xfrm>
                       <a:off x="0" y="0"/>
-                      <a:ext cx="5334744" cy="809738"/>
+                      <a:ext cx="5943600" cy="495300"/>
                     </a:xfrm>
                     <a:prstGeom prst="rect">
                       <a:avLst/>
@@ -2151,65 +2310,130 @@
         <w:rPr>
           <w:sz w:val="28"/>
           <w:szCs w:val="32"/>
-        </w:rPr>
-      </w:pPr>
-      <w:r>
-        <w:rPr>
-          <w:sz w:val="28"/>
-          <w:szCs w:val="32"/>
-        </w:rPr>
-        <w:pict w14:anchorId="64E192B3">
-          <v:rect id="_x0000_i1027" style="width:505.75pt;height:.75pt" o:hrpct="0" o:hralign="center" o:hrstd="t" o:hr="t" fillcolor="#a0a0a0" stroked="f"/>
-        </w:pict>
-      </w:r>
-    </w:p>
-    <w:p>
-      <w:pPr>
-        <w:rPr>
-          <w:b/>
-          <w:bCs/>
-          <w:sz w:val="28"/>
-          <w:szCs w:val="32"/>
-          <w:lang w:val="es-US"/>
-        </w:rPr>
-      </w:pPr>
-      <w:r>
-        <w:rPr>
-          <w:rFonts w:ascii="Segoe UI Emoji" w:hAnsi="Segoe UI Emoji" w:cs="Segoe UI Emoji"/>
-          <w:b/>
-          <w:bCs/>
-          <w:sz w:val="32"/>
-          <w:szCs w:val="32"/>
-        </w:rPr>
-        <w:t>📊</w:t>
-      </w:r>
-      <w:r>
-        <w:rPr>
-          <w:b/>
-          <w:bCs/>
-          <w:sz w:val="28"/>
-          <w:szCs w:val="32"/>
-          <w:lang w:val="es-US"/>
-        </w:rPr>
-        <w:t xml:space="preserve"> 3. </w:t>
-      </w:r>
-      <w:proofErr w:type="spellStart"/>
-      <w:r>
-        <w:rPr>
-          <w:b/>
-          <w:bCs/>
-          <w:sz w:val="28"/>
-          <w:szCs w:val="32"/>
-          <w:u w:val="single"/>
-          <w:lang w:val="es-US"/>
-        </w:rPr>
-        <w:t>Dashboard</w:t>
-      </w:r>
-      <w:proofErr w:type="spellEnd"/>
-      <w:r>
-        <w:rPr>
-          <w:b/>
-          <w:bCs/>
+          <w:lang w:val="es-US"/>
+        </w:rPr>
+      </w:pPr>
+      <w:r>
+        <w:rPr>
+          <w:sz w:val="28"/>
+          <w:szCs w:val="32"/>
+          <w:lang w:val="es-US"/>
+        </w:rPr>
+        <w:t>Aquí es donde los operarios registran lo producido durante el turno.</w:t>
+      </w:r>
+    </w:p>
+    <w:p>
+      <w:pPr>
+        <w:numPr>
+          <w:ilvl w:val="0"/>
+          <w:numId w:val="2"/>
+        </w:numPr>
+        <w:rPr>
+          <w:sz w:val="28"/>
+          <w:szCs w:val="32"/>
+          <w:lang w:val="es-US"/>
+        </w:rPr>
+      </w:pPr>
+      <w:r>
+        <w:rPr>
+          <w:b/>
+          <w:bCs/>
+          <w:sz w:val="28"/>
+          <w:szCs w:val="32"/>
+          <w:lang w:val="es-US"/>
+        </w:rPr>
+        <w:t xml:space="preserve">Iniciar el </w:t>
+      </w:r>
+      <w:r>
+        <w:rPr>
+          <w:b/>
+          <w:bCs/>
+          <w:sz w:val="28"/>
+          <w:szCs w:val="32"/>
+          <w:lang w:val="es-US"/>
+        </w:rPr>
+        <w:t>Turno</w:t>
+      </w:r>
+      <w:r>
+        <w:rPr>
+          <w:sz w:val="28"/>
+          <w:szCs w:val="32"/>
+          <w:lang w:val="es-US"/>
+        </w:rPr>
+        <w:t>: Antes de empezar a cargar, presiona </w:t>
+      </w:r>
+      <w:r>
+        <w:rPr>
+          <w:b/>
+          <w:bCs/>
+          <w:sz w:val="28"/>
+          <w:szCs w:val="32"/>
+          <w:lang w:val="es-US"/>
+        </w:rPr>
+        <w:t xml:space="preserve">"Iniciar </w:t>
+      </w:r>
+      <w:r>
+        <w:rPr>
+          <w:b/>
+          <w:bCs/>
+          <w:sz w:val="28"/>
+          <w:szCs w:val="32"/>
+          <w:lang w:val="es-US"/>
+        </w:rPr>
+        <w:t>Mañana</w:t>
+      </w:r>
+      <w:r>
+        <w:rPr>
+          <w:b/>
+          <w:bCs/>
+          <w:sz w:val="28"/>
+          <w:szCs w:val="32"/>
+          <w:lang w:val="es-US"/>
+        </w:rPr>
+        <w:t>"</w:t>
+      </w:r>
+      <w:r>
+        <w:rPr>
+          <w:b/>
+          <w:bCs/>
+          <w:sz w:val="28"/>
+          <w:szCs w:val="32"/>
+          <w:lang w:val="es-US"/>
+        </w:rPr>
+        <w:t xml:space="preserve">, </w:t>
+      </w:r>
+      <w:r>
+        <w:rPr>
+          <w:b/>
+          <w:bCs/>
+          <w:sz w:val="28"/>
+          <w:szCs w:val="32"/>
+          <w:lang w:val="es-US"/>
+        </w:rPr>
+        <w:t xml:space="preserve">"Iniciar </w:t>
+      </w:r>
+      <w:r>
+        <w:rPr>
+          <w:b/>
+          <w:bCs/>
+          <w:sz w:val="28"/>
+          <w:szCs w:val="32"/>
+          <w:lang w:val="es-US"/>
+        </w:rPr>
+        <w:t>Tarde</w:t>
+      </w:r>
+      <w:r>
+        <w:rPr>
+          <w:b/>
+          <w:bCs/>
+          <w:sz w:val="28"/>
+          <w:szCs w:val="32"/>
+          <w:lang w:val="es-US"/>
+        </w:rPr>
+        <w:t>"</w:t>
+      </w:r>
+      <w:r>
+        <w:rPr>
           <w:sz w:val="28"/>
           <w:szCs w:val="32"/>
           <w:lang w:val="es-US"/>
@@ -2218,38 +2442,112 @@
       </w:r>
       <w:r>
         <w:rPr>
-          <w:b/>
-          <w:bCs/>
-          <w:sz w:val="28"/>
-          <w:szCs w:val="32"/>
-          <w:lang w:val="es-US"/>
-        </w:rPr>
-        <w:t>(Indicadores)</w:t>
-      </w:r>
-    </w:p>
-    <w:p>
-      <w:pPr>
-        <w:rPr>
-          <w:b/>
-          <w:bCs/>
-          <w:sz w:val="28"/>
-          <w:szCs w:val="32"/>
-          <w:lang w:val="es-US"/>
-        </w:rPr>
-      </w:pPr>
-      <w:r>
-        <w:rPr>
-          <w:b/>
-          <w:bCs/>
+          <w:sz w:val="28"/>
+          <w:szCs w:val="32"/>
+          <w:lang w:val="es-US"/>
+        </w:rPr>
+        <w:t>o</w:t>
+      </w:r>
+      <w:r>
+        <w:rPr>
+          <w:sz w:val="28"/>
+          <w:szCs w:val="32"/>
+          <w:lang w:val="es-US"/>
+        </w:rPr>
+        <w:t xml:space="preserve"> </w:t>
+      </w:r>
+      <w:r>
+        <w:rPr>
+          <w:b/>
+          <w:bCs/>
+          <w:sz w:val="28"/>
+          <w:szCs w:val="32"/>
+          <w:lang w:val="es-US"/>
+        </w:rPr>
+        <w:t xml:space="preserve">"Iniciar </w:t>
+      </w:r>
+      <w:r>
+        <w:rPr>
+          <w:b/>
+          <w:bCs/>
+          <w:sz w:val="28"/>
+          <w:szCs w:val="32"/>
+          <w:lang w:val="es-US"/>
+        </w:rPr>
+        <w:t>Noche</w:t>
+      </w:r>
+      <w:r>
+        <w:rPr>
+          <w:b/>
+          <w:bCs/>
+          <w:sz w:val="28"/>
+          <w:szCs w:val="32"/>
+          <w:lang w:val="es-US"/>
+        </w:rPr>
+        <w:t>"</w:t>
+      </w:r>
+      <w:r>
+        <w:rPr>
+          <w:sz w:val="28"/>
+          <w:szCs w:val="32"/>
+          <w:lang w:val="es-US"/>
+        </w:rPr>
+        <w:t xml:space="preserve">, </w:t>
+      </w:r>
+      <w:r>
+        <w:rPr>
+          <w:sz w:val="28"/>
+          <w:szCs w:val="32"/>
+          <w:lang w:val="es-US"/>
+        </w:rPr>
+        <w:t>según corresponda a tu turno</w:t>
+      </w:r>
+      <w:r>
+        <w:rPr>
+          <w:sz w:val="28"/>
+          <w:szCs w:val="32"/>
+          <w:lang w:val="es-US"/>
+        </w:rPr>
+        <w:t>. Esto prepara los registros</w:t>
+      </w:r>
+      <w:r>
+        <w:rPr>
+          <w:sz w:val="28"/>
+          <w:szCs w:val="32"/>
+          <w:lang w:val="es-US"/>
+        </w:rPr>
+        <w:t xml:space="preserve"> de la PROGRAMACION</w:t>
+      </w:r>
+      <w:r>
+        <w:rPr>
+          <w:sz w:val="28"/>
+          <w:szCs w:val="32"/>
+          <w:lang w:val="es-US"/>
+        </w:rPr>
+        <w:t xml:space="preserve"> de todos los sectores para la fecha seleccionada.</w:t>
+      </w:r>
+    </w:p>
+    <w:p>
+      <w:pPr>
+        <w:ind w:left="720"/>
+        <w:rPr>
+          <w:sz w:val="28"/>
+          <w:szCs w:val="32"/>
+          <w:lang w:val="es-US"/>
+        </w:rPr>
+      </w:pPr>
+      <w:r>
+        <w:rPr>
+          <w:noProof/>
           <w:sz w:val="28"/>
           <w:szCs w:val="32"/>
           <w:lang w:val="es-US"/>
         </w:rPr>
         <w:drawing>
-          <wp:inline distT="0" distB="0" distL="0" distR="0" wp14:anchorId="71573767" wp14:editId="0E7DFF4F">
-            <wp:extent cx="5943600" cy="836295"/>
-            <wp:effectExtent l="0" t="0" r="0" b="1905"/>
-            <wp:docPr id="13" name="Picture 13"/>
+          <wp:inline distT="0" distB="0" distL="0" distR="0" wp14:anchorId="06054056" wp14:editId="1281C7A9">
+            <wp:extent cx="5353797" cy="800212"/>
+            <wp:effectExtent l="0" t="0" r="0" b="0"/>
+            <wp:docPr id="2" name="Picture 2"/>
             <wp:cNvGraphicFramePr>
               <a:graphicFrameLocks xmlns:a="http://schemas.openxmlformats.org/drawingml/2006/main" noChangeAspect="1"/>
             </wp:cNvGraphicFramePr>
@@ -2269,7 +2567,7 @@
                   <pic:spPr>
                     <a:xfrm>
                       <a:off x="0" y="0"/>
-                      <a:ext cx="5943600" cy="836295"/>
+                      <a:ext cx="5353797" cy="800212"/>
                     </a:xfrm>
                     <a:prstGeom prst="rect">
                       <a:avLst/>
@@ -2284,26 +2582,9 @@
     </w:p>
     <w:p>
       <w:pPr>
-        <w:rPr>
-          <w:sz w:val="28"/>
-          <w:szCs w:val="32"/>
-          <w:lang w:val="es-US"/>
-        </w:rPr>
-      </w:pPr>
-      <w:r>
-        <w:rPr>
-          <w:sz w:val="28"/>
-          <w:szCs w:val="32"/>
-          <w:lang w:val="es-US"/>
-        </w:rPr>
-        <w:t>Vista de alto nivel para la toma de decisiones.</w:t>
-      </w:r>
-    </w:p>
-    <w:p>
-      <w:pPr>
         <w:numPr>
           <w:ilvl w:val="0"/>
-          <w:numId w:val="3"/>
+          <w:numId w:val="2"/>
         </w:numPr>
         <w:rPr>
           <w:sz w:val="28"/>
@@ -2319,15 +2600,208 @@
           <w:szCs w:val="32"/>
           <w:lang w:val="es-US"/>
         </w:rPr>
-        <w:t>Producción Total (Armado)</w:t>
-      </w:r>
-      <w:r>
-        <w:rPr>
-          <w:sz w:val="28"/>
-          <w:szCs w:val="32"/>
-          <w:lang w:val="es-US"/>
-        </w:rPr>
-        <w:t>: El sistema utiliza el sector "Armado" como el termómetro principal de la planta. Las tarjetas superiores muestran el Plan vs. Real solo de este sector.</w:t>
+        <w:t>Registro de</w:t>
+      </w:r>
+      <w:r>
+        <w:rPr>
+          <w:b/>
+          <w:bCs/>
+          <w:sz w:val="28"/>
+          <w:szCs w:val="32"/>
+          <w:lang w:val="es-US"/>
+        </w:rPr>
+        <w:t xml:space="preserve"> cantidades</w:t>
+      </w:r>
+      <w:r>
+        <w:rPr>
+          <w:sz w:val="28"/>
+          <w:szCs w:val="32"/>
+          <w:lang w:val="es-US"/>
+        </w:rPr>
+        <w:t>: En la tabla,</w:t>
+      </w:r>
+      <w:r>
+        <w:rPr>
+          <w:sz w:val="28"/>
+          <w:szCs w:val="32"/>
+          <w:lang w:val="es-US"/>
+        </w:rPr>
+        <w:t xml:space="preserve"> registra lo producido en el </w:t>
+      </w:r>
+      <w:proofErr w:type="gramStart"/>
+      <w:r>
+        <w:rPr>
+          <w:sz w:val="28"/>
+          <w:szCs w:val="32"/>
+          <w:lang w:val="es-US"/>
+        </w:rPr>
+        <w:t xml:space="preserve">turno, </w:t>
+      </w:r>
+      <w:r>
+        <w:rPr>
+          <w:sz w:val="28"/>
+          <w:szCs w:val="32"/>
+          <w:lang w:val="es-US"/>
+        </w:rPr>
+        <w:t xml:space="preserve"> ingresa</w:t>
+      </w:r>
+      <w:r>
+        <w:rPr>
+          <w:sz w:val="28"/>
+          <w:szCs w:val="32"/>
+          <w:lang w:val="es-US"/>
+        </w:rPr>
+        <w:t>ndo</w:t>
+      </w:r>
+      <w:proofErr w:type="gramEnd"/>
+      <w:r>
+        <w:rPr>
+          <w:sz w:val="28"/>
+          <w:szCs w:val="32"/>
+          <w:lang w:val="es-US"/>
+        </w:rPr>
+        <w:t xml:space="preserve"> los kilos</w:t>
+      </w:r>
+      <w:r>
+        <w:rPr>
+          <w:sz w:val="28"/>
+          <w:szCs w:val="32"/>
+          <w:lang w:val="es-US"/>
+        </w:rPr>
+        <w:t>, cocciones, bateas, bandejas o unidades</w:t>
+      </w:r>
+      <w:r>
+        <w:rPr>
+          <w:sz w:val="28"/>
+          <w:szCs w:val="32"/>
+          <w:lang w:val="es-US"/>
+        </w:rPr>
+        <w:t> </w:t>
+      </w:r>
+      <w:r>
+        <w:rPr>
+          <w:b/>
+          <w:bCs/>
+          <w:sz w:val="28"/>
+          <w:szCs w:val="32"/>
+          <w:lang w:val="es-US"/>
+        </w:rPr>
+        <w:t>producid</w:t>
+      </w:r>
+      <w:r>
+        <w:rPr>
+          <w:b/>
+          <w:bCs/>
+          <w:sz w:val="28"/>
+          <w:szCs w:val="32"/>
+          <w:lang w:val="es-US"/>
+        </w:rPr>
+        <w:t>a</w:t>
+      </w:r>
+      <w:r>
+        <w:rPr>
+          <w:b/>
+          <w:bCs/>
+          <w:sz w:val="28"/>
+          <w:szCs w:val="32"/>
+          <w:lang w:val="es-US"/>
+        </w:rPr>
+        <w:t>s</w:t>
+      </w:r>
+      <w:r>
+        <w:rPr>
+          <w:sz w:val="28"/>
+          <w:szCs w:val="32"/>
+          <w:lang w:val="es-US"/>
+        </w:rPr>
+        <w:t>. El sistema calculará automáticamente la </w:t>
+      </w:r>
+      <w:r>
+        <w:rPr>
+          <w:b/>
+          <w:bCs/>
+          <w:sz w:val="28"/>
+          <w:szCs w:val="32"/>
+          <w:lang w:val="es-US"/>
+        </w:rPr>
+        <w:t>Diferencia</w:t>
+      </w:r>
+      <w:r>
+        <w:rPr>
+          <w:sz w:val="28"/>
+          <w:szCs w:val="32"/>
+          <w:lang w:val="es-US"/>
+        </w:rPr>
+        <w:t> y el </w:t>
+      </w:r>
+      <w:r>
+        <w:rPr>
+          <w:b/>
+          <w:bCs/>
+          <w:sz w:val="28"/>
+          <w:szCs w:val="32"/>
+          <w:lang w:val="es-US"/>
+        </w:rPr>
+        <w:t>Estado</w:t>
+      </w:r>
+      <w:r>
+        <w:rPr>
+          <w:sz w:val="28"/>
+          <w:szCs w:val="32"/>
+          <w:lang w:val="es-US"/>
+        </w:rPr>
+        <w:t> (</w:t>
+      </w:r>
+      <w:r>
+        <w:rPr>
+          <w:color w:val="FFFF00"/>
+          <w:sz w:val="28"/>
+          <w:szCs w:val="32"/>
+          <w:lang w:val="es-US"/>
+        </w:rPr>
+        <w:t>Adelanto</w:t>
+      </w:r>
+      <w:r>
+        <w:rPr>
+          <w:sz w:val="28"/>
+          <w:szCs w:val="32"/>
+          <w:lang w:val="es-US"/>
+        </w:rPr>
+        <w:t xml:space="preserve">, </w:t>
+      </w:r>
+      <w:r>
+        <w:rPr>
+          <w:color w:val="FF0000"/>
+          <w:sz w:val="28"/>
+          <w:szCs w:val="32"/>
+          <w:lang w:val="es-US"/>
+        </w:rPr>
+        <w:t>Atraso</w:t>
+      </w:r>
+      <w:r>
+        <w:rPr>
+          <w:sz w:val="28"/>
+          <w:szCs w:val="32"/>
+          <w:lang w:val="es-US"/>
+        </w:rPr>
+        <w:t xml:space="preserve"> u </w:t>
+      </w:r>
+      <w:r>
+        <w:rPr>
+          <w:color w:val="00B050"/>
+          <w:sz w:val="28"/>
+          <w:szCs w:val="32"/>
+          <w:lang w:val="es-US"/>
+        </w:rPr>
+        <w:t>OK</w:t>
+      </w:r>
+      <w:r>
+        <w:rPr>
+          <w:sz w:val="28"/>
+          <w:szCs w:val="32"/>
+          <w:lang w:val="es-US"/>
+        </w:rPr>
+        <w:t>) en tiempo real.</w:t>
       </w:r>
     </w:p>
     <w:p>
@@ -2341,15 +2815,16 @@
       </w:pPr>
       <w:r>
         <w:rPr>
+          <w:noProof/>
           <w:sz w:val="28"/>
           <w:szCs w:val="32"/>
           <w:lang w:val="es-US"/>
         </w:rPr>
         <w:drawing>
-          <wp:inline distT="0" distB="0" distL="0" distR="0" wp14:anchorId="6469D162" wp14:editId="54CC86DE">
-            <wp:extent cx="5505450" cy="1073445"/>
-            <wp:effectExtent l="0" t="0" r="0" b="0"/>
-            <wp:docPr id="17" name="Picture 17"/>
+          <wp:inline distT="0" distB="0" distL="0" distR="0" wp14:anchorId="1E622CC5" wp14:editId="6F9ACFE9">
+            <wp:extent cx="5943600" cy="1647825"/>
+            <wp:effectExtent l="0" t="0" r="0" b="9525"/>
+            <wp:docPr id="3" name="Picture 3"/>
             <wp:cNvGraphicFramePr>
               <a:graphicFrameLocks xmlns:a="http://schemas.openxmlformats.org/drawingml/2006/main" noChangeAspect="1"/>
             </wp:cNvGraphicFramePr>
@@ -2369,7 +2844,7 @@
                   <pic:spPr>
                     <a:xfrm>
                       <a:off x="0" y="0"/>
-                      <a:ext cx="5525565" cy="1077367"/>
+                      <a:ext cx="5943600" cy="1647825"/>
                     </a:xfrm>
                     <a:prstGeom prst="rect">
                       <a:avLst/>
@@ -2384,19 +2859,9 @@
     </w:p>
     <w:p>
       <w:pPr>
-        <w:ind w:left="720"/>
-        <w:rPr>
-          <w:sz w:val="28"/>
-          <w:szCs w:val="32"/>
-          <w:lang w:val="es-US"/>
-        </w:rPr>
-      </w:pPr>
-    </w:p>
-    <w:p>
-      <w:pPr>
         <w:numPr>
           <w:ilvl w:val="0"/>
-          <w:numId w:val="3"/>
+          <w:numId w:val="2"/>
         </w:numPr>
         <w:rPr>
           <w:sz w:val="28"/>
@@ -2412,16 +2877,15 @@
           <w:szCs w:val="32"/>
           <w:lang w:val="es-US"/>
         </w:rPr>
-        <w:lastRenderedPageBreak/>
-        <w:t>Desglose por Sector</w:t>
-      </w:r>
-      <w:r>
-        <w:rPr>
-          <w:sz w:val="28"/>
-          <w:szCs w:val="32"/>
-          <w:lang w:val="es-US"/>
-        </w:rPr>
-        <w:t>: En la parte inferior verás una comparativa de kilos planificados vs. producidos para cada área.</w:t>
+        <w:t>Cambio de sector</w:t>
+      </w:r>
+      <w:r>
+        <w:rPr>
+          <w:sz w:val="28"/>
+          <w:szCs w:val="32"/>
+          <w:lang w:val="es-US"/>
+        </w:rPr>
+        <w:t>: Usa las pestañas centrales para saltar entre sectores. Recuerda que el sistema carga toda la planta a la vez, por lo que el cambio es instantáneo.</w:t>
       </w:r>
     </w:p>
     <w:p>
@@ -2436,15 +2900,16 @@
       </w:pPr>
       <w:r>
         <w:rPr>
+          <w:noProof/>
           <w:sz w:val="28"/>
           <w:szCs w:val="32"/>
           <w:lang w:val="es-US"/>
         </w:rPr>
         <w:drawing>
-          <wp:inline distT="0" distB="0" distL="0" distR="0" wp14:anchorId="5BF8BB19" wp14:editId="63F02BF0">
-            <wp:extent cx="2924009" cy="2578100"/>
+          <wp:inline distT="0" distB="0" distL="0" distR="0" wp14:anchorId="72947F2C" wp14:editId="45DFB3B2">
+            <wp:extent cx="4515480" cy="476316"/>
             <wp:effectExtent l="0" t="0" r="0" b="0"/>
-            <wp:docPr id="15" name="Picture 15"/>
+            <wp:docPr id="4" name="Picture 4"/>
             <wp:cNvGraphicFramePr>
               <a:graphicFrameLocks xmlns:a="http://schemas.openxmlformats.org/drawingml/2006/main" noChangeAspect="1"/>
             </wp:cNvGraphicFramePr>
@@ -2464,7 +2929,7 @@
                   <pic:spPr>
                     <a:xfrm>
                       <a:off x="0" y="0"/>
-                      <a:ext cx="2931098" cy="2584350"/>
+                      <a:ext cx="4515480" cy="476316"/>
                     </a:xfrm>
                     <a:prstGeom prst="rect">
                       <a:avLst/>
@@ -2481,7 +2946,7 @@
       <w:pPr>
         <w:numPr>
           <w:ilvl w:val="0"/>
-          <w:numId w:val="3"/>
+          <w:numId w:val="2"/>
         </w:numPr>
         <w:rPr>
           <w:sz w:val="28"/>
@@ -2497,38 +2962,77 @@
           <w:szCs w:val="32"/>
           <w:lang w:val="es-US"/>
         </w:rPr>
-        <w:t>Top Productos</w:t>
-      </w:r>
-      <w:r>
-        <w:rPr>
-          <w:sz w:val="28"/>
-          <w:szCs w:val="32"/>
-          <w:lang w:val="es-US"/>
-        </w:rPr>
-        <w:t>: Identifica rápidamente cuáles son los productos con mayor volumen de producción del día.</w:t>
+        <w:lastRenderedPageBreak/>
+        <w:t>Guardar Producción</w:t>
+      </w:r>
+      <w:r>
+        <w:rPr>
+          <w:sz w:val="28"/>
+          <w:szCs w:val="32"/>
+          <w:lang w:val="es-US"/>
+        </w:rPr>
+        <w:t>: Presiona </w:t>
+      </w:r>
+      <w:r>
+        <w:rPr>
+          <w:b/>
+          <w:bCs/>
+          <w:sz w:val="28"/>
+          <w:szCs w:val="32"/>
+          <w:lang w:val="es-US"/>
+        </w:rPr>
+        <w:t xml:space="preserve">"Guardar </w:t>
+      </w:r>
+      <w:r>
+        <w:rPr>
+          <w:b/>
+          <w:bCs/>
+          <w:sz w:val="28"/>
+          <w:szCs w:val="32"/>
+          <w:lang w:val="es-US"/>
+        </w:rPr>
+        <w:t>Avance</w:t>
+      </w:r>
+      <w:r>
+        <w:rPr>
+          <w:b/>
+          <w:bCs/>
+          <w:sz w:val="28"/>
+          <w:szCs w:val="32"/>
+          <w:lang w:val="es-US"/>
+        </w:rPr>
+        <w:t>"</w:t>
+      </w:r>
+      <w:r>
+        <w:rPr>
+          <w:sz w:val="28"/>
+          <w:szCs w:val="32"/>
+          <w:lang w:val="es-US"/>
+        </w:rPr>
+        <w:t> frecuentemente para no perder datos.</w:t>
       </w:r>
     </w:p>
     <w:p>
       <w:pPr>
         <w:ind w:left="720"/>
-        <w:jc w:val="center"/>
-        <w:rPr>
-          <w:sz w:val="28"/>
-          <w:szCs w:val="32"/>
-          <w:lang w:val="es-US"/>
-        </w:rPr>
-      </w:pPr>
-      <w:r>
-        <w:rPr>
+        <w:rPr>
+          <w:sz w:val="28"/>
+          <w:szCs w:val="32"/>
+          <w:lang w:val="es-US"/>
+        </w:rPr>
+      </w:pPr>
+      <w:r>
+        <w:rPr>
+          <w:noProof/>
           <w:sz w:val="28"/>
           <w:szCs w:val="32"/>
           <w:lang w:val="es-US"/>
         </w:rPr>
         <w:drawing>
-          <wp:inline distT="0" distB="0" distL="0" distR="0" wp14:anchorId="59BF1AFF" wp14:editId="19F5B122">
-            <wp:extent cx="2889250" cy="2622550"/>
-            <wp:effectExtent l="0" t="0" r="6350" b="6350"/>
-            <wp:docPr id="16" name="Picture 16"/>
+          <wp:inline distT="0" distB="0" distL="0" distR="0" wp14:anchorId="6D281163" wp14:editId="352FFC5A">
+            <wp:extent cx="5306165" cy="781159"/>
+            <wp:effectExtent l="0" t="0" r="8890" b="0"/>
+            <wp:docPr id="9" name="Picture 9"/>
             <wp:cNvGraphicFramePr>
               <a:graphicFrameLocks xmlns:a="http://schemas.openxmlformats.org/drawingml/2006/main" noChangeAspect="1"/>
             </wp:cNvGraphicFramePr>
@@ -2548,7 +3052,7 @@
                   <pic:spPr>
                     <a:xfrm>
                       <a:off x="0" y="0"/>
-                      <a:ext cx="2899544" cy="2631894"/>
+                      <a:ext cx="5306165" cy="781159"/>
                     </a:xfrm>
                     <a:prstGeom prst="rect">
                       <a:avLst/>
@@ -2563,124 +3067,94 @@
     </w:p>
     <w:p>
       <w:pPr>
+        <w:numPr>
+          <w:ilvl w:val="0"/>
+          <w:numId w:val="2"/>
+        </w:numPr>
+        <w:rPr>
+          <w:sz w:val="28"/>
+          <w:szCs w:val="32"/>
+          <w:lang w:val="es-US"/>
+        </w:rPr>
+      </w:pPr>
+      <w:r>
+        <w:rPr>
+          <w:b/>
+          <w:bCs/>
+          <w:sz w:val="28"/>
+          <w:szCs w:val="32"/>
+          <w:lang w:val="es-US"/>
+        </w:rPr>
+        <w:t>Cerrar Día/Turno</w:t>
+      </w:r>
+      <w:r>
+        <w:rPr>
+          <w:sz w:val="28"/>
+          <w:szCs w:val="32"/>
+          <w:lang w:val="es-US"/>
+        </w:rPr>
+        <w:t>: Al finalizar la jornada, presiona </w:t>
+      </w:r>
+      <w:r>
+        <w:rPr>
+          <w:b/>
+          <w:bCs/>
+          <w:sz w:val="28"/>
+          <w:szCs w:val="32"/>
+          <w:lang w:val="es-US"/>
+        </w:rPr>
+        <w:t xml:space="preserve">"Cerrar </w:t>
+      </w:r>
+      <w:r>
+        <w:rPr>
+          <w:b/>
+          <w:bCs/>
+          <w:sz w:val="28"/>
+          <w:szCs w:val="32"/>
+          <w:lang w:val="es-US"/>
+        </w:rPr>
+        <w:t>Turno</w:t>
+      </w:r>
+      <w:r>
+        <w:rPr>
+          <w:b/>
+          <w:bCs/>
+          <w:sz w:val="28"/>
+          <w:szCs w:val="32"/>
+          <w:lang w:val="es-US"/>
+        </w:rPr>
+        <w:t>"</w:t>
+      </w:r>
+      <w:r>
+        <w:rPr>
+          <w:sz w:val="28"/>
+          <w:szCs w:val="32"/>
+          <w:lang w:val="es-US"/>
+        </w:rPr>
+        <w:t>. Esto bloquea el registro y genera el historial definitivo que verás en otros módulos.</w:t>
+      </w:r>
+    </w:p>
+    <w:p>
+      <w:pPr>
         <w:ind w:left="720"/>
-        <w:jc w:val="center"/>
-        <w:rPr>
-          <w:sz w:val="28"/>
-          <w:szCs w:val="32"/>
-          <w:lang w:val="es-US"/>
-        </w:rPr>
-      </w:pPr>
-    </w:p>
-    <w:p>
-      <w:pPr>
-        <w:rPr>
-          <w:sz w:val="28"/>
-          <w:szCs w:val="32"/>
-        </w:rPr>
-      </w:pPr>
-      <w:r>
-        <w:rPr>
-          <w:sz w:val="28"/>
-          <w:szCs w:val="32"/>
-        </w:rPr>
-        <w:pict w14:anchorId="3CC5BCA3">
-          <v:rect id="_x0000_i1028" style="width:505.75pt;height:.75pt" o:hrpct="0" o:hralign="center" o:hrstd="t" o:hr="t" fillcolor="#a0a0a0" stroked="f"/>
-        </w:pict>
-      </w:r>
-    </w:p>
-    <w:p>
-      <w:pPr>
-        <w:rPr>
-          <w:sz w:val="28"/>
-          <w:szCs w:val="32"/>
-        </w:rPr>
-      </w:pPr>
-    </w:p>
-    <w:p>
-      <w:pPr>
-        <w:rPr>
-          <w:sz w:val="28"/>
-          <w:szCs w:val="32"/>
-        </w:rPr>
-      </w:pPr>
-    </w:p>
-    <w:p>
-      <w:pPr>
-        <w:rPr>
-          <w:b/>
-          <w:bCs/>
-          <w:sz w:val="28"/>
-          <w:szCs w:val="32"/>
-          <w:lang w:val="es-US"/>
-        </w:rPr>
-      </w:pPr>
-      <w:r>
-        <w:rPr>
-          <w:rFonts w:ascii="Segoe UI Emoji" w:hAnsi="Segoe UI Emoji" w:cs="Segoe UI Emoji"/>
-          <w:b/>
-          <w:bCs/>
-          <w:sz w:val="32"/>
-          <w:szCs w:val="32"/>
-        </w:rPr>
-        <w:lastRenderedPageBreak/>
-        <w:t>📜</w:t>
-      </w:r>
-      <w:r>
-        <w:rPr>
-          <w:b/>
-          <w:bCs/>
-          <w:sz w:val="28"/>
-          <w:szCs w:val="32"/>
-          <w:lang w:val="es-US"/>
-        </w:rPr>
-        <w:t xml:space="preserve"> 4. </w:t>
-      </w:r>
-      <w:r>
-        <w:rPr>
-          <w:b/>
-          <w:bCs/>
-          <w:sz w:val="28"/>
-          <w:szCs w:val="32"/>
-          <w:u w:val="single"/>
-          <w:lang w:val="es-US"/>
-        </w:rPr>
-        <w:t>Historial</w:t>
-      </w:r>
-      <w:r>
-        <w:rPr>
-          <w:b/>
-          <w:bCs/>
-          <w:sz w:val="28"/>
-          <w:szCs w:val="32"/>
-          <w:lang w:val="es-US"/>
-        </w:rPr>
-        <w:t xml:space="preserve"> (Consultas)</w:t>
-      </w:r>
-    </w:p>
-    <w:p>
-      <w:pPr>
-        <w:rPr>
-          <w:b/>
-          <w:bCs/>
-          <w:sz w:val="28"/>
-          <w:szCs w:val="32"/>
-          <w:lang w:val="es-US"/>
-        </w:rPr>
-      </w:pPr>
-      <w:r>
-        <w:rPr>
-          <w:b/>
-          <w:bCs/>
+        <w:rPr>
+          <w:sz w:val="28"/>
+          <w:szCs w:val="32"/>
+          <w:lang w:val="es-US"/>
+        </w:rPr>
+      </w:pPr>
+      <w:r>
+        <w:rPr>
+          <w:noProof/>
           <w:sz w:val="28"/>
           <w:szCs w:val="32"/>
           <w:lang w:val="es-US"/>
         </w:rPr>
         <w:drawing>
-          <wp:inline distT="0" distB="0" distL="0" distR="0" wp14:anchorId="41A65445" wp14:editId="0C29027A">
-            <wp:extent cx="5943600" cy="682625"/>
-            <wp:effectExtent l="0" t="0" r="0" b="3175"/>
-            <wp:docPr id="18" name="Picture 18"/>
+          <wp:inline distT="0" distB="0" distL="0" distR="0" wp14:anchorId="635556C5" wp14:editId="5BEEA473">
+            <wp:extent cx="5334744" cy="809738"/>
+            <wp:effectExtent l="0" t="0" r="0" b="9525"/>
+            <wp:docPr id="5" name="Picture 5"/>
             <wp:cNvGraphicFramePr>
               <a:graphicFrameLocks xmlns:a="http://schemas.openxmlformats.org/drawingml/2006/main" noChangeAspect="1"/>
             </wp:cNvGraphicFramePr>
@@ -2700,7 +3174,7 @@
                   <pic:spPr>
                     <a:xfrm>
                       <a:off x="0" y="0"/>
-                      <a:ext cx="5943600" cy="682625"/>
+                      <a:ext cx="5334744" cy="809738"/>
                     </a:xfrm>
                     <a:prstGeom prst="rect">
                       <a:avLst/>
@@ -2718,86 +3192,107 @@
         <w:rPr>
           <w:sz w:val="28"/>
           <w:szCs w:val="32"/>
-          <w:lang w:val="es-US"/>
-        </w:rPr>
-      </w:pPr>
-      <w:r>
-        <w:rPr>
-          <w:sz w:val="28"/>
-          <w:szCs w:val="32"/>
-          <w:lang w:val="es-US"/>
-        </w:rPr>
-        <w:t>Consulta los registros de días pasados.</w:t>
-      </w:r>
-    </w:p>
-    <w:p>
-      <w:pPr>
-        <w:numPr>
-          <w:ilvl w:val="0"/>
-          <w:numId w:val="4"/>
-        </w:numPr>
-        <w:rPr>
-          <w:sz w:val="28"/>
-          <w:szCs w:val="32"/>
-          <w:lang w:val="es-US"/>
-        </w:rPr>
-      </w:pPr>
-      <w:r>
-        <w:rPr>
-          <w:b/>
-          <w:bCs/>
-          <w:sz w:val="28"/>
-          <w:szCs w:val="32"/>
-          <w:lang w:val="es-US"/>
-        </w:rPr>
-        <w:t>Rango de Fechas</w:t>
-      </w:r>
-      <w:r>
-        <w:rPr>
-          <w:sz w:val="28"/>
-          <w:szCs w:val="32"/>
-          <w:lang w:val="es-US"/>
-        </w:rPr>
-        <w:t>: Selecciona una fecha para ver un listado de registros</w:t>
-      </w:r>
-      <w:r>
-        <w:rPr>
-          <w:sz w:val="28"/>
-          <w:szCs w:val="32"/>
-          <w:lang w:val="es-US"/>
-        </w:rPr>
-        <w:t xml:space="preserve"> de ese día</w:t>
-      </w:r>
-      <w:r>
-        <w:rPr>
-          <w:sz w:val="28"/>
-          <w:szCs w:val="32"/>
-          <w:lang w:val="es-US"/>
-        </w:rPr>
-        <w:t>.</w:t>
-      </w:r>
-    </w:p>
-    <w:p>
-      <w:pPr>
-        <w:ind w:left="720"/>
+        </w:rPr>
+      </w:pPr>
+      <w:r>
+        <w:rPr>
+          <w:sz w:val="28"/>
+          <w:szCs w:val="32"/>
+        </w:rPr>
+        <w:pict w14:anchorId="64E192B3">
+          <v:rect id="_x0000_i1027" style="width:505.75pt;height:.75pt" o:hrpct="0" o:hralign="center" o:hrstd="t" o:hr="t" fillcolor="#a0a0a0" stroked="f"/>
+        </w:pict>
+      </w:r>
+    </w:p>
+    <w:p>
+      <w:pPr>
         <w:jc w:val="center"/>
         <w:rPr>
-          <w:sz w:val="28"/>
-          <w:szCs w:val="32"/>
-          <w:lang w:val="es-US"/>
-        </w:rPr>
-      </w:pPr>
-      <w:r>
-        <w:rPr>
+          <w:b/>
+          <w:bCs/>
+          <w:sz w:val="28"/>
+          <w:szCs w:val="32"/>
+          <w:lang w:val="es-US"/>
+        </w:rPr>
+      </w:pPr>
+      <w:r>
+        <w:rPr>
+          <w:rFonts w:ascii="Segoe UI Emoji" w:hAnsi="Segoe UI Emoji" w:cs="Segoe UI Emoji"/>
+          <w:b/>
+          <w:bCs/>
+          <w:sz w:val="32"/>
+          <w:szCs w:val="32"/>
+        </w:rPr>
+        <w:t>📊</w:t>
+      </w:r>
+      <w:r>
+        <w:rPr>
+          <w:b/>
+          <w:bCs/>
+          <w:sz w:val="28"/>
+          <w:szCs w:val="32"/>
+          <w:lang w:val="es-US"/>
+        </w:rPr>
+        <w:t xml:space="preserve"> 3. </w:t>
+      </w:r>
+      <w:proofErr w:type="spellStart"/>
+      <w:r>
+        <w:rPr>
+          <w:b/>
+          <w:bCs/>
+          <w:sz w:val="28"/>
+          <w:szCs w:val="32"/>
+          <w:u w:val="single"/>
+          <w:lang w:val="es-US"/>
+        </w:rPr>
+        <w:t>Dashboard</w:t>
+      </w:r>
+      <w:proofErr w:type="spellEnd"/>
+      <w:r>
+        <w:rPr>
+          <w:b/>
+          <w:bCs/>
+          <w:sz w:val="28"/>
+          <w:szCs w:val="32"/>
+          <w:lang w:val="es-US"/>
+        </w:rPr>
+        <w:t xml:space="preserve"> </w:t>
+      </w:r>
+      <w:r>
+        <w:rPr>
+          <w:b/>
+          <w:bCs/>
+          <w:sz w:val="28"/>
+          <w:szCs w:val="32"/>
+          <w:lang w:val="es-US"/>
+        </w:rPr>
+        <w:t>(Indicadores)</w:t>
+      </w:r>
+    </w:p>
+    <w:p>
+      <w:pPr>
+        <w:rPr>
+          <w:b/>
+          <w:bCs/>
+          <w:sz w:val="28"/>
+          <w:szCs w:val="32"/>
+          <w:lang w:val="es-US"/>
+        </w:rPr>
+      </w:pPr>
+      <w:r>
+        <w:rPr>
+          <w:b/>
+          <w:bCs/>
+          <w:noProof/>
           <w:sz w:val="28"/>
           <w:szCs w:val="32"/>
           <w:lang w:val="es-US"/>
         </w:rPr>
         <w:drawing>
-          <wp:inline distT="0" distB="0" distL="0" distR="0" wp14:anchorId="5A28E6E8" wp14:editId="6E2F285F">
-            <wp:extent cx="1505160" cy="543001"/>
-            <wp:effectExtent l="0" t="0" r="0" b="9525"/>
-            <wp:docPr id="20" name="Picture 20"/>
+          <wp:inline distT="0" distB="0" distL="0" distR="0" wp14:anchorId="71573767" wp14:editId="0E7DFF4F">
+            <wp:extent cx="5943600" cy="836295"/>
+            <wp:effectExtent l="0" t="0" r="0" b="1905"/>
+            <wp:docPr id="13" name="Picture 13"/>
             <wp:cNvGraphicFramePr>
               <a:graphicFrameLocks xmlns:a="http://schemas.openxmlformats.org/drawingml/2006/main" noChangeAspect="1"/>
             </wp:cNvGraphicFramePr>
@@ -2817,7 +3312,7 @@
                   <pic:spPr>
                     <a:xfrm>
                       <a:off x="0" y="0"/>
-                      <a:ext cx="1505160" cy="543001"/>
+                      <a:ext cx="5943600" cy="836295"/>
                     </a:xfrm>
                     <a:prstGeom prst="rect">
                       <a:avLst/>
@@ -2832,9 +3327,26 @@
     </w:p>
     <w:p>
       <w:pPr>
+        <w:rPr>
+          <w:sz w:val="28"/>
+          <w:szCs w:val="32"/>
+          <w:lang w:val="es-US"/>
+        </w:rPr>
+      </w:pPr>
+      <w:r>
+        <w:rPr>
+          <w:sz w:val="28"/>
+          <w:szCs w:val="32"/>
+          <w:lang w:val="es-US"/>
+        </w:rPr>
+        <w:t>Vista de alto nivel para la toma de decisiones.</w:t>
+      </w:r>
+    </w:p>
+    <w:p>
+      <w:pPr>
         <w:numPr>
           <w:ilvl w:val="0"/>
-          <w:numId w:val="4"/>
+          <w:numId w:val="3"/>
         </w:numPr>
         <w:rPr>
           <w:sz w:val="28"/>
@@ -2850,54 +3362,38 @@
           <w:szCs w:val="32"/>
           <w:lang w:val="es-US"/>
         </w:rPr>
-        <w:t>Filtro de Turnos</w:t>
-      </w:r>
-      <w:r>
-        <w:rPr>
-          <w:sz w:val="28"/>
-          <w:szCs w:val="32"/>
-          <w:lang w:val="es-US"/>
-        </w:rPr>
-        <w:t>: Puedes ver todos los turnos</w:t>
-      </w:r>
-      <w:r>
-        <w:rPr>
-          <w:sz w:val="28"/>
-          <w:szCs w:val="32"/>
-          <w:lang w:val="es-US"/>
-        </w:rPr>
-        <w:t xml:space="preserve"> filtrados </w:t>
-      </w:r>
-      <w:r>
-        <w:rPr>
-          <w:sz w:val="28"/>
-          <w:szCs w:val="32"/>
-          <w:lang w:val="es-US"/>
-        </w:rPr>
-        <w:t>por Mañana, Tarde o Noche.</w:t>
+        <w:t>Producción Total (Armado)</w:t>
+      </w:r>
+      <w:r>
+        <w:rPr>
+          <w:sz w:val="28"/>
+          <w:szCs w:val="32"/>
+          <w:lang w:val="es-US"/>
+        </w:rPr>
+        <w:t>: El sistema utiliza el sector "Armado" como el termómetro principal de la planta. Las tarjetas superiores muestran el Plan vs. Real solo de este sector.</w:t>
       </w:r>
     </w:p>
     <w:p>
       <w:pPr>
         <w:ind w:left="720"/>
-        <w:jc w:val="center"/>
-        <w:rPr>
-          <w:sz w:val="28"/>
-          <w:szCs w:val="32"/>
-          <w:lang w:val="es-US"/>
-        </w:rPr>
-      </w:pPr>
-      <w:r>
-        <w:rPr>
+        <w:rPr>
+          <w:sz w:val="28"/>
+          <w:szCs w:val="32"/>
+          <w:lang w:val="es-US"/>
+        </w:rPr>
+      </w:pPr>
+      <w:r>
+        <w:rPr>
+          <w:noProof/>
           <w:sz w:val="28"/>
           <w:szCs w:val="32"/>
           <w:lang w:val="es-US"/>
         </w:rPr>
         <w:drawing>
-          <wp:inline distT="0" distB="0" distL="0" distR="0" wp14:anchorId="60CEAFE4" wp14:editId="743EA8D3">
-            <wp:extent cx="4305901" cy="400106"/>
+          <wp:inline distT="0" distB="0" distL="0" distR="0" wp14:anchorId="6469D162" wp14:editId="54CC86DE">
+            <wp:extent cx="5505450" cy="1073445"/>
             <wp:effectExtent l="0" t="0" r="0" b="0"/>
-            <wp:docPr id="21" name="Picture 21"/>
+            <wp:docPr id="17" name="Picture 17"/>
             <wp:cNvGraphicFramePr>
               <a:graphicFrameLocks xmlns:a="http://schemas.openxmlformats.org/drawingml/2006/main" noChangeAspect="1"/>
             </wp:cNvGraphicFramePr>
@@ -2917,7 +3413,7 @@
                   <pic:spPr>
                     <a:xfrm>
                       <a:off x="0" y="0"/>
-                      <a:ext cx="4305901" cy="400106"/>
+                      <a:ext cx="5525565" cy="1077367"/>
                     </a:xfrm>
                     <a:prstGeom prst="rect">
                       <a:avLst/>
@@ -2932,9 +3428,19 @@
     </w:p>
     <w:p>
       <w:pPr>
+        <w:ind w:left="720"/>
+        <w:rPr>
+          <w:sz w:val="28"/>
+          <w:szCs w:val="32"/>
+          <w:lang w:val="es-US"/>
+        </w:rPr>
+      </w:pPr>
+    </w:p>
+    <w:p>
+      <w:pPr>
         <w:numPr>
           <w:ilvl w:val="0"/>
-          <w:numId w:val="4"/>
+          <w:numId w:val="3"/>
         </w:numPr>
         <w:rPr>
           <w:sz w:val="28"/>
@@ -2950,37 +3456,40 @@
           <w:szCs w:val="32"/>
           <w:lang w:val="es-US"/>
         </w:rPr>
-        <w:t>Pestañas de Sectores</w:t>
-      </w:r>
-      <w:r>
-        <w:rPr>
-          <w:sz w:val="28"/>
-          <w:szCs w:val="32"/>
-          <w:lang w:val="es-US"/>
-        </w:rPr>
-        <w:t>: Dentro de cada registro diario, usa las pestañas (Mesa de Carnes, Cocina, etc.) para intercalar los datos. Esto te permite auditar cada sector de forma individual sin salir del registro.</w:t>
+        <w:lastRenderedPageBreak/>
+        <w:t>Desglose por Sector</w:t>
+      </w:r>
+      <w:r>
+        <w:rPr>
+          <w:sz w:val="28"/>
+          <w:szCs w:val="32"/>
+          <w:lang w:val="es-US"/>
+        </w:rPr>
+        <w:t>: En la parte inferior verás una comparativa de kilos planificados vs. producidos para cada área.</w:t>
       </w:r>
     </w:p>
     <w:p>
       <w:pPr>
         <w:ind w:left="720"/>
-        <w:rPr>
-          <w:sz w:val="28"/>
-          <w:szCs w:val="32"/>
-          <w:lang w:val="es-US"/>
-        </w:rPr>
-      </w:pPr>
-      <w:r>
-        <w:rPr>
+        <w:jc w:val="center"/>
+        <w:rPr>
+          <w:sz w:val="28"/>
+          <w:szCs w:val="32"/>
+          <w:lang w:val="es-US"/>
+        </w:rPr>
+      </w:pPr>
+      <w:r>
+        <w:rPr>
+          <w:noProof/>
           <w:sz w:val="28"/>
           <w:szCs w:val="32"/>
           <w:lang w:val="es-US"/>
         </w:rPr>
         <w:drawing>
-          <wp:inline distT="0" distB="0" distL="0" distR="0" wp14:anchorId="7726CAA3" wp14:editId="7EE0B956">
-            <wp:extent cx="5124450" cy="753745"/>
-            <wp:effectExtent l="0" t="0" r="0" b="8255"/>
-            <wp:docPr id="22" name="Picture 22"/>
+          <wp:inline distT="0" distB="0" distL="0" distR="0" wp14:anchorId="5BF8BB19" wp14:editId="63F02BF0">
+            <wp:extent cx="2924009" cy="2578100"/>
+            <wp:effectExtent l="0" t="0" r="0" b="0"/>
+            <wp:docPr id="15" name="Picture 15"/>
             <wp:cNvGraphicFramePr>
               <a:graphicFrameLocks xmlns:a="http://schemas.openxmlformats.org/drawingml/2006/main" noChangeAspect="1"/>
             </wp:cNvGraphicFramePr>
@@ -3000,7 +3509,7 @@
                   <pic:spPr>
                     <a:xfrm>
                       <a:off x="0" y="0"/>
-                      <a:ext cx="5124450" cy="753745"/>
+                      <a:ext cx="2931098" cy="2584350"/>
                     </a:xfrm>
                     <a:prstGeom prst="rect">
                       <a:avLst/>
@@ -3015,161 +3524,57 @@
     </w:p>
     <w:p>
       <w:pPr>
-        <w:rPr>
-          <w:sz w:val="28"/>
-          <w:szCs w:val="32"/>
-        </w:rPr>
-      </w:pPr>
-      <w:r>
-        <w:rPr>
-          <w:sz w:val="28"/>
-          <w:szCs w:val="32"/>
-        </w:rPr>
-        <w:pict w14:anchorId="08E28A5E">
-          <v:rect id="_x0000_i1029" style="width:505.75pt;height:.75pt" o:hrpct="0" o:hralign="center" o:hrstd="t" o:hr="t" fillcolor="#a0a0a0" stroked="f"/>
-        </w:pict>
-      </w:r>
-    </w:p>
-    <w:p>
-      <w:pPr>
-        <w:rPr>
-          <w:rFonts w:ascii="Segoe UI Emoji" w:hAnsi="Segoe UI Emoji" w:cs="Segoe UI Emoji"/>
-          <w:b/>
-          <w:bCs/>
-          <w:sz w:val="32"/>
-          <w:szCs w:val="32"/>
-        </w:rPr>
-      </w:pPr>
-    </w:p>
-    <w:p>
-      <w:pPr>
-        <w:rPr>
-          <w:rFonts w:ascii="Segoe UI Emoji" w:hAnsi="Segoe UI Emoji" w:cs="Segoe UI Emoji"/>
-          <w:b/>
-          <w:bCs/>
-          <w:sz w:val="32"/>
-          <w:szCs w:val="32"/>
-        </w:rPr>
-      </w:pPr>
-    </w:p>
-    <w:p>
-      <w:pPr>
-        <w:rPr>
-          <w:rFonts w:ascii="Segoe UI Emoji" w:hAnsi="Segoe UI Emoji" w:cs="Segoe UI Emoji"/>
-          <w:b/>
-          <w:bCs/>
-          <w:sz w:val="32"/>
-          <w:szCs w:val="32"/>
-        </w:rPr>
-      </w:pPr>
-    </w:p>
-    <w:p>
-      <w:pPr>
-        <w:rPr>
-          <w:rFonts w:ascii="Segoe UI Emoji" w:hAnsi="Segoe UI Emoji" w:cs="Segoe UI Emoji"/>
-          <w:b/>
-          <w:bCs/>
-          <w:sz w:val="32"/>
-          <w:szCs w:val="32"/>
-        </w:rPr>
-      </w:pPr>
-    </w:p>
-    <w:p>
-      <w:pPr>
-        <w:rPr>
-          <w:rFonts w:ascii="Segoe UI Emoji" w:hAnsi="Segoe UI Emoji" w:cs="Segoe UI Emoji"/>
-          <w:b/>
-          <w:bCs/>
-          <w:sz w:val="32"/>
-          <w:szCs w:val="32"/>
-        </w:rPr>
-      </w:pPr>
-    </w:p>
-    <w:p>
-      <w:pPr>
-        <w:rPr>
-          <w:b/>
-          <w:bCs/>
-          <w:sz w:val="28"/>
-          <w:szCs w:val="32"/>
-          <w:lang w:val="es-US"/>
-        </w:rPr>
-      </w:pPr>
-      <w:r>
-        <w:rPr>
-          <w:rFonts w:ascii="Segoe UI Emoji" w:hAnsi="Segoe UI Emoji" w:cs="Segoe UI Emoji"/>
-          <w:b/>
-          <w:bCs/>
-          <w:sz w:val="32"/>
-          <w:szCs w:val="32"/>
-        </w:rPr>
-        <w:lastRenderedPageBreak/>
-        <w:t>🖥</w:t>
-      </w:r>
-      <w:r>
-        <w:rPr>
-          <w:b/>
-          <w:bCs/>
-          <w:sz w:val="28"/>
-          <w:szCs w:val="32"/>
-        </w:rPr>
-        <w:t>️</w:t>
-      </w:r>
-      <w:r>
-        <w:rPr>
-          <w:b/>
-          <w:bCs/>
-          <w:sz w:val="28"/>
-          <w:szCs w:val="32"/>
-          <w:lang w:val="es-US"/>
-        </w:rPr>
-        <w:t xml:space="preserve"> 5. </w:t>
-      </w:r>
-      <w:r>
-        <w:rPr>
-          <w:b/>
-          <w:bCs/>
-          <w:sz w:val="28"/>
-          <w:szCs w:val="32"/>
-          <w:u w:val="single"/>
-          <w:lang w:val="es-US"/>
-        </w:rPr>
-        <w:t>Pantalla de Planta</w:t>
-      </w:r>
-      <w:r>
-        <w:rPr>
-          <w:b/>
-          <w:bCs/>
-          <w:sz w:val="28"/>
-          <w:szCs w:val="32"/>
-          <w:lang w:val="es-US"/>
-        </w:rPr>
-        <w:t xml:space="preserve"> (Visibilidad en Vivo)</w:t>
-      </w:r>
-    </w:p>
-    <w:p>
-      <w:pPr>
-        <w:rPr>
-          <w:b/>
-          <w:bCs/>
-          <w:sz w:val="28"/>
-          <w:szCs w:val="32"/>
-          <w:lang w:val="es-US"/>
-        </w:rPr>
-      </w:pPr>
-      <w:r>
-        <w:rPr>
-          <w:b/>
-          <w:bCs/>
+        <w:numPr>
+          <w:ilvl w:val="0"/>
+          <w:numId w:val="3"/>
+        </w:numPr>
+        <w:rPr>
+          <w:sz w:val="28"/>
+          <w:szCs w:val="32"/>
+          <w:lang w:val="es-US"/>
+        </w:rPr>
+      </w:pPr>
+      <w:r>
+        <w:rPr>
+          <w:b/>
+          <w:bCs/>
+          <w:sz w:val="28"/>
+          <w:szCs w:val="32"/>
+          <w:lang w:val="es-US"/>
+        </w:rPr>
+        <w:t>Top Productos</w:t>
+      </w:r>
+      <w:r>
+        <w:rPr>
+          <w:sz w:val="28"/>
+          <w:szCs w:val="32"/>
+          <w:lang w:val="es-US"/>
+        </w:rPr>
+        <w:t>: Identifica rápidamente cuáles son los productos con mayor volumen de producción del día.</w:t>
+      </w:r>
+    </w:p>
+    <w:p>
+      <w:pPr>
+        <w:ind w:left="720"/>
+        <w:jc w:val="center"/>
+        <w:rPr>
+          <w:sz w:val="28"/>
+          <w:szCs w:val="32"/>
+          <w:lang w:val="es-US"/>
+        </w:rPr>
+      </w:pPr>
+      <w:r>
+        <w:rPr>
+          <w:noProof/>
           <w:sz w:val="28"/>
           <w:szCs w:val="32"/>
           <w:lang w:val="es-US"/>
         </w:rPr>
         <w:drawing>
-          <wp:inline distT="0" distB="0" distL="0" distR="0" wp14:anchorId="0D976626" wp14:editId="449B6AF9">
-            <wp:extent cx="5943600" cy="655320"/>
-            <wp:effectExtent l="0" t="0" r="0" b="0"/>
-            <wp:docPr id="23" name="Picture 23"/>
+          <wp:inline distT="0" distB="0" distL="0" distR="0" wp14:anchorId="59BF1AFF" wp14:editId="19F5B122">
+            <wp:extent cx="2889250" cy="2622550"/>
+            <wp:effectExtent l="0" t="0" r="6350" b="6350"/>
+            <wp:docPr id="16" name="Picture 16"/>
             <wp:cNvGraphicFramePr>
               <a:graphicFrameLocks xmlns:a="http://schemas.openxmlformats.org/drawingml/2006/main" noChangeAspect="1"/>
             </wp:cNvGraphicFramePr>
@@ -3189,7 +3594,7 @@
                   <pic:spPr>
                     <a:xfrm>
                       <a:off x="0" y="0"/>
-                      <a:ext cx="5943600" cy="655320"/>
+                      <a:ext cx="2899544" cy="2631894"/>
                     </a:xfrm>
                     <a:prstGeom prst="rect">
                       <a:avLst/>
@@ -3204,83 +3609,126 @@
     </w:p>
     <w:p>
       <w:pPr>
-        <w:rPr>
-          <w:sz w:val="28"/>
-          <w:szCs w:val="32"/>
-          <w:lang w:val="es-US"/>
-        </w:rPr>
-      </w:pPr>
-      <w:r>
-        <w:rPr>
-          <w:sz w:val="28"/>
-          <w:szCs w:val="32"/>
-          <w:lang w:val="es-US"/>
-        </w:rPr>
-        <w:t>Diseñada para ser proyectada en televisores o monitores grandes en la fábrica.</w:t>
-      </w:r>
-    </w:p>
-    <w:p>
-      <w:pPr>
-        <w:numPr>
-          <w:ilvl w:val="0"/>
-          <w:numId w:val="5"/>
-        </w:numPr>
-        <w:rPr>
-          <w:sz w:val="28"/>
-          <w:szCs w:val="32"/>
-          <w:lang w:val="es-US"/>
-        </w:rPr>
-      </w:pPr>
-      <w:r>
-        <w:rPr>
-          <w:sz w:val="28"/>
-          <w:szCs w:val="32"/>
-          <w:lang w:val="es-US"/>
-        </w:rPr>
-        <w:t>Muestra el progreso total de la planta en tiempo real.</w:t>
-      </w:r>
-    </w:p>
-    <w:p>
-      <w:pPr>
-        <w:numPr>
-          <w:ilvl w:val="0"/>
-          <w:numId w:val="5"/>
-        </w:numPr>
-        <w:rPr>
-          <w:sz w:val="28"/>
-          <w:szCs w:val="32"/>
-          <w:lang w:val="es-US"/>
-        </w:rPr>
-      </w:pPr>
-      <w:r>
-        <w:rPr>
-          <w:sz w:val="28"/>
-          <w:szCs w:val="32"/>
-          <w:lang w:val="es-US"/>
-        </w:rPr>
-        <w:t>Incluye gráficos de cumplimiento por sector y alertas visuales si hay atrasos significativos en la producción actual.</w:t>
-      </w:r>
-    </w:p>
-    <w:p>
-      <w:pPr>
         <w:ind w:left="720"/>
-        <w:rPr>
-          <w:sz w:val="28"/>
-          <w:szCs w:val="32"/>
-          <w:lang w:val="es-US"/>
-        </w:rPr>
-      </w:pPr>
-      <w:r>
-        <w:rPr>
+        <w:jc w:val="center"/>
+        <w:rPr>
+          <w:sz w:val="28"/>
+          <w:szCs w:val="32"/>
+          <w:lang w:val="es-US"/>
+        </w:rPr>
+      </w:pPr>
+    </w:p>
+    <w:p>
+      <w:pPr>
+        <w:rPr>
+          <w:sz w:val="28"/>
+          <w:szCs w:val="32"/>
+        </w:rPr>
+      </w:pPr>
+      <w:r>
+        <w:rPr>
+          <w:sz w:val="28"/>
+          <w:szCs w:val="32"/>
+        </w:rPr>
+        <w:pict w14:anchorId="3CC5BCA3">
+          <v:rect id="_x0000_i1028" style="width:505.75pt;height:.75pt" o:hrpct="0" o:hralign="center" o:hrstd="t" o:hr="t" fillcolor="#a0a0a0" stroked="f"/>
+        </w:pict>
+      </w:r>
+    </w:p>
+    <w:p>
+      <w:pPr>
+        <w:rPr>
+          <w:sz w:val="28"/>
+          <w:szCs w:val="32"/>
+        </w:rPr>
+      </w:pPr>
+    </w:p>
+    <w:p>
+      <w:pPr>
+        <w:rPr>
+          <w:sz w:val="28"/>
+          <w:szCs w:val="32"/>
+        </w:rPr>
+      </w:pPr>
+    </w:p>
+    <w:p>
+      <w:pPr>
+        <w:jc w:val="center"/>
+        <w:rPr>
+          <w:b/>
+          <w:bCs/>
+          <w:sz w:val="28"/>
+          <w:szCs w:val="32"/>
+          <w:lang w:val="es-US"/>
+        </w:rPr>
+      </w:pPr>
+      <w:r>
+        <w:rPr>
+          <w:rFonts w:ascii="Segoe UI Emoji" w:hAnsi="Segoe UI Emoji" w:cs="Segoe UI Emoji"/>
+          <w:b/>
+          <w:bCs/>
+          <w:sz w:val="32"/>
+          <w:szCs w:val="32"/>
+        </w:rPr>
+        <w:lastRenderedPageBreak/>
+        <w:t>📜</w:t>
+      </w:r>
+      <w:r>
+        <w:rPr>
+          <w:b/>
+          <w:bCs/>
+          <w:sz w:val="28"/>
+          <w:szCs w:val="32"/>
+          <w:lang w:val="es-US"/>
+        </w:rPr>
+        <w:t xml:space="preserve"> 4. </w:t>
+      </w:r>
+      <w:r>
+        <w:rPr>
+          <w:b/>
+          <w:bCs/>
+          <w:sz w:val="28"/>
+          <w:szCs w:val="32"/>
+          <w:u w:val="single"/>
+          <w:lang w:val="es-US"/>
+        </w:rPr>
+        <w:t>Historial</w:t>
+      </w:r>
+      <w:r>
+        <w:rPr>
+          <w:b/>
+          <w:bCs/>
+          <w:sz w:val="28"/>
+          <w:szCs w:val="32"/>
+          <w:lang w:val="es-US"/>
+        </w:rPr>
+        <w:t xml:space="preserve"> (Consultas)</w:t>
+      </w:r>
+    </w:p>
+    <w:p>
+      <w:pPr>
+        <w:rPr>
+          <w:b/>
+          <w:bCs/>
+          <w:sz w:val="28"/>
+          <w:szCs w:val="32"/>
+          <w:lang w:val="es-US"/>
+        </w:rPr>
+      </w:pPr>
+      <w:r>
+        <w:rPr>
+          <w:b/>
+          <w:bCs/>
+          <w:noProof/>
           <w:sz w:val="28"/>
           <w:szCs w:val="32"/>
           <w:lang w:val="es-US"/>
         </w:rPr>
         <w:drawing>
-          <wp:inline distT="0" distB="0" distL="0" distR="0" wp14:anchorId="65A72A82" wp14:editId="15587C36">
-            <wp:extent cx="5278481" cy="4419600"/>
-            <wp:effectExtent l="0" t="0" r="0" b="0"/>
-            <wp:docPr id="24" name="Picture 24"/>
+          <wp:inline distT="0" distB="0" distL="0" distR="0" wp14:anchorId="41A65445" wp14:editId="0C29027A">
+            <wp:extent cx="5943600" cy="682625"/>
+            <wp:effectExtent l="0" t="0" r="0" b="3175"/>
+            <wp:docPr id="18" name="Picture 18"/>
             <wp:cNvGraphicFramePr>
               <a:graphicFrameLocks xmlns:a="http://schemas.openxmlformats.org/drawingml/2006/main" noChangeAspect="1"/>
             </wp:cNvGraphicFramePr>
@@ -3300,6 +3748,612 @@
                   <pic:spPr>
                     <a:xfrm>
                       <a:off x="0" y="0"/>
+                      <a:ext cx="5943600" cy="682625"/>
+                    </a:xfrm>
+                    <a:prstGeom prst="rect">
+                      <a:avLst/>
+                    </a:prstGeom>
+                  </pic:spPr>
+                </pic:pic>
+              </a:graphicData>
+            </a:graphic>
+          </wp:inline>
+        </w:drawing>
+      </w:r>
+    </w:p>
+    <w:p>
+      <w:pPr>
+        <w:rPr>
+          <w:sz w:val="28"/>
+          <w:szCs w:val="32"/>
+          <w:lang w:val="es-US"/>
+        </w:rPr>
+      </w:pPr>
+      <w:r>
+        <w:rPr>
+          <w:sz w:val="28"/>
+          <w:szCs w:val="32"/>
+          <w:lang w:val="es-US"/>
+        </w:rPr>
+        <w:t>Consulta los registros de días pasados.</w:t>
+      </w:r>
+    </w:p>
+    <w:p>
+      <w:pPr>
+        <w:numPr>
+          <w:ilvl w:val="0"/>
+          <w:numId w:val="4"/>
+        </w:numPr>
+        <w:rPr>
+          <w:sz w:val="28"/>
+          <w:szCs w:val="32"/>
+          <w:lang w:val="es-US"/>
+        </w:rPr>
+      </w:pPr>
+      <w:r>
+        <w:rPr>
+          <w:b/>
+          <w:bCs/>
+          <w:sz w:val="28"/>
+          <w:szCs w:val="32"/>
+          <w:lang w:val="es-US"/>
+        </w:rPr>
+        <w:t>Rango de Fechas</w:t>
+      </w:r>
+      <w:r>
+        <w:rPr>
+          <w:sz w:val="28"/>
+          <w:szCs w:val="32"/>
+          <w:lang w:val="es-US"/>
+        </w:rPr>
+        <w:t>: Selecciona una fecha para ver un listado de registros</w:t>
+      </w:r>
+      <w:r>
+        <w:rPr>
+          <w:sz w:val="28"/>
+          <w:szCs w:val="32"/>
+          <w:lang w:val="es-US"/>
+        </w:rPr>
+        <w:t xml:space="preserve"> de ese día</w:t>
+      </w:r>
+      <w:r>
+        <w:rPr>
+          <w:sz w:val="28"/>
+          <w:szCs w:val="32"/>
+          <w:lang w:val="es-US"/>
+        </w:rPr>
+        <w:t>.</w:t>
+      </w:r>
+    </w:p>
+    <w:p>
+      <w:pPr>
+        <w:ind w:left="720"/>
+        <w:jc w:val="center"/>
+        <w:rPr>
+          <w:sz w:val="28"/>
+          <w:szCs w:val="32"/>
+          <w:lang w:val="es-US"/>
+        </w:rPr>
+      </w:pPr>
+      <w:r>
+        <w:rPr>
+          <w:noProof/>
+          <w:sz w:val="28"/>
+          <w:szCs w:val="32"/>
+          <w:lang w:val="es-US"/>
+        </w:rPr>
+        <w:drawing>
+          <wp:inline distT="0" distB="0" distL="0" distR="0" wp14:anchorId="5A28E6E8" wp14:editId="6E2F285F">
+            <wp:extent cx="1505160" cy="543001"/>
+            <wp:effectExtent l="0" t="0" r="0" b="9525"/>
+            <wp:docPr id="20" name="Picture 20"/>
+            <wp:cNvGraphicFramePr>
+              <a:graphicFrameLocks xmlns:a="http://schemas.openxmlformats.org/drawingml/2006/main" noChangeAspect="1"/>
+            </wp:cNvGraphicFramePr>
+            <a:graphic xmlns:a="http://schemas.openxmlformats.org/drawingml/2006/main">
+              <a:graphicData uri="http://schemas.openxmlformats.org/drawingml/2006/picture">
+                <pic:pic xmlns:pic="http://schemas.openxmlformats.org/drawingml/2006/picture">
+                  <pic:nvPicPr>
+                    <pic:cNvPr id="1" name=""/>
+                    <pic:cNvPicPr/>
+                  </pic:nvPicPr>
+                  <pic:blipFill>
+                    <a:blip r:embed="rId27"/>
+                    <a:stretch>
+                      <a:fillRect/>
+                    </a:stretch>
+                  </pic:blipFill>
+                  <pic:spPr>
+                    <a:xfrm>
+                      <a:off x="0" y="0"/>
+                      <a:ext cx="1505160" cy="543001"/>
+                    </a:xfrm>
+                    <a:prstGeom prst="rect">
+                      <a:avLst/>
+                    </a:prstGeom>
+                  </pic:spPr>
+                </pic:pic>
+              </a:graphicData>
+            </a:graphic>
+          </wp:inline>
+        </w:drawing>
+      </w:r>
+    </w:p>
+    <w:p>
+      <w:pPr>
+        <w:numPr>
+          <w:ilvl w:val="0"/>
+          <w:numId w:val="4"/>
+        </w:numPr>
+        <w:rPr>
+          <w:sz w:val="28"/>
+          <w:szCs w:val="32"/>
+          <w:lang w:val="es-US"/>
+        </w:rPr>
+      </w:pPr>
+      <w:r>
+        <w:rPr>
+          <w:b/>
+          <w:bCs/>
+          <w:sz w:val="28"/>
+          <w:szCs w:val="32"/>
+          <w:lang w:val="es-US"/>
+        </w:rPr>
+        <w:t>Filtro de Turnos</w:t>
+      </w:r>
+      <w:r>
+        <w:rPr>
+          <w:sz w:val="28"/>
+          <w:szCs w:val="32"/>
+          <w:lang w:val="es-US"/>
+        </w:rPr>
+        <w:t>: Puedes ver todos los turnos</w:t>
+      </w:r>
+      <w:r>
+        <w:rPr>
+          <w:sz w:val="28"/>
+          <w:szCs w:val="32"/>
+          <w:lang w:val="es-US"/>
+        </w:rPr>
+        <w:t xml:space="preserve"> filtrados </w:t>
+      </w:r>
+      <w:r>
+        <w:rPr>
+          <w:sz w:val="28"/>
+          <w:szCs w:val="32"/>
+          <w:lang w:val="es-US"/>
+        </w:rPr>
+        <w:t>por Mañana, Tarde o Noche.</w:t>
+      </w:r>
+    </w:p>
+    <w:p>
+      <w:pPr>
+        <w:ind w:left="720"/>
+        <w:jc w:val="center"/>
+        <w:rPr>
+          <w:sz w:val="28"/>
+          <w:szCs w:val="32"/>
+          <w:lang w:val="es-US"/>
+        </w:rPr>
+      </w:pPr>
+      <w:r>
+        <w:rPr>
+          <w:noProof/>
+          <w:sz w:val="28"/>
+          <w:szCs w:val="32"/>
+          <w:lang w:val="es-US"/>
+        </w:rPr>
+        <w:drawing>
+          <wp:inline distT="0" distB="0" distL="0" distR="0" wp14:anchorId="60CEAFE4" wp14:editId="743EA8D3">
+            <wp:extent cx="4305901" cy="400106"/>
+            <wp:effectExtent l="0" t="0" r="0" b="0"/>
+            <wp:docPr id="21" name="Picture 21"/>
+            <wp:cNvGraphicFramePr>
+              <a:graphicFrameLocks xmlns:a="http://schemas.openxmlformats.org/drawingml/2006/main" noChangeAspect="1"/>
+            </wp:cNvGraphicFramePr>
+            <a:graphic xmlns:a="http://schemas.openxmlformats.org/drawingml/2006/main">
+              <a:graphicData uri="http://schemas.openxmlformats.org/drawingml/2006/picture">
+                <pic:pic xmlns:pic="http://schemas.openxmlformats.org/drawingml/2006/picture">
+                  <pic:nvPicPr>
+                    <pic:cNvPr id="1" name=""/>
+                    <pic:cNvPicPr/>
+                  </pic:nvPicPr>
+                  <pic:blipFill>
+                    <a:blip r:embed="rId28"/>
+                    <a:stretch>
+                      <a:fillRect/>
+                    </a:stretch>
+                  </pic:blipFill>
+                  <pic:spPr>
+                    <a:xfrm>
+                      <a:off x="0" y="0"/>
+                      <a:ext cx="4305901" cy="400106"/>
+                    </a:xfrm>
+                    <a:prstGeom prst="rect">
+                      <a:avLst/>
+                    </a:prstGeom>
+                  </pic:spPr>
+                </pic:pic>
+              </a:graphicData>
+            </a:graphic>
+          </wp:inline>
+        </w:drawing>
+      </w:r>
+    </w:p>
+    <w:p>
+      <w:pPr>
+        <w:numPr>
+          <w:ilvl w:val="0"/>
+          <w:numId w:val="4"/>
+        </w:numPr>
+        <w:rPr>
+          <w:sz w:val="28"/>
+          <w:szCs w:val="32"/>
+          <w:lang w:val="es-US"/>
+        </w:rPr>
+      </w:pPr>
+      <w:r>
+        <w:rPr>
+          <w:b/>
+          <w:bCs/>
+          <w:sz w:val="28"/>
+          <w:szCs w:val="32"/>
+          <w:lang w:val="es-US"/>
+        </w:rPr>
+        <w:t>Pestañas de Sectores</w:t>
+      </w:r>
+      <w:r>
+        <w:rPr>
+          <w:sz w:val="28"/>
+          <w:szCs w:val="32"/>
+          <w:lang w:val="es-US"/>
+        </w:rPr>
+        <w:t>: Dentro de cada registro diario, usa las pestañas (Mesa de Carnes, Cocina, etc.) para intercalar los datos. Esto te permite auditar cada sector de forma individual sin salir del registro.</w:t>
+      </w:r>
+    </w:p>
+    <w:p>
+      <w:pPr>
+        <w:ind w:left="720"/>
+        <w:rPr>
+          <w:sz w:val="28"/>
+          <w:szCs w:val="32"/>
+          <w:lang w:val="es-US"/>
+        </w:rPr>
+      </w:pPr>
+      <w:r>
+        <w:rPr>
+          <w:noProof/>
+          <w:sz w:val="28"/>
+          <w:szCs w:val="32"/>
+          <w:lang w:val="es-US"/>
+        </w:rPr>
+        <w:drawing>
+          <wp:inline distT="0" distB="0" distL="0" distR="0" wp14:anchorId="7726CAA3" wp14:editId="7EE0B956">
+            <wp:extent cx="5124450" cy="753745"/>
+            <wp:effectExtent l="0" t="0" r="0" b="8255"/>
+            <wp:docPr id="22" name="Picture 22"/>
+            <wp:cNvGraphicFramePr>
+              <a:graphicFrameLocks xmlns:a="http://schemas.openxmlformats.org/drawingml/2006/main" noChangeAspect="1"/>
+            </wp:cNvGraphicFramePr>
+            <a:graphic xmlns:a="http://schemas.openxmlformats.org/drawingml/2006/main">
+              <a:graphicData uri="http://schemas.openxmlformats.org/drawingml/2006/picture">
+                <pic:pic xmlns:pic="http://schemas.openxmlformats.org/drawingml/2006/picture">
+                  <pic:nvPicPr>
+                    <pic:cNvPr id="1" name=""/>
+                    <pic:cNvPicPr/>
+                  </pic:nvPicPr>
+                  <pic:blipFill>
+                    <a:blip r:embed="rId29"/>
+                    <a:stretch>
+                      <a:fillRect/>
+                    </a:stretch>
+                  </pic:blipFill>
+                  <pic:spPr>
+                    <a:xfrm>
+                      <a:off x="0" y="0"/>
+                      <a:ext cx="5124450" cy="753745"/>
+                    </a:xfrm>
+                    <a:prstGeom prst="rect">
+                      <a:avLst/>
+                    </a:prstGeom>
+                  </pic:spPr>
+                </pic:pic>
+              </a:graphicData>
+            </a:graphic>
+          </wp:inline>
+        </w:drawing>
+      </w:r>
+    </w:p>
+    <w:p>
+      <w:pPr>
+        <w:rPr>
+          <w:sz w:val="28"/>
+          <w:szCs w:val="32"/>
+        </w:rPr>
+      </w:pPr>
+      <w:r>
+        <w:rPr>
+          <w:sz w:val="28"/>
+          <w:szCs w:val="32"/>
+        </w:rPr>
+        <w:pict w14:anchorId="08E28A5E">
+          <v:rect id="_x0000_i1029" style="width:505.75pt;height:.75pt" o:hrpct="0" o:hralign="center" o:hrstd="t" o:hr="t" fillcolor="#a0a0a0" stroked="f"/>
+        </w:pict>
+      </w:r>
+    </w:p>
+    <w:p>
+      <w:pPr>
+        <w:rPr>
+          <w:rFonts w:ascii="Segoe UI Emoji" w:hAnsi="Segoe UI Emoji" w:cs="Segoe UI Emoji"/>
+          <w:b/>
+          <w:bCs/>
+          <w:sz w:val="32"/>
+          <w:szCs w:val="32"/>
+        </w:rPr>
+      </w:pPr>
+    </w:p>
+    <w:p>
+      <w:pPr>
+        <w:rPr>
+          <w:rFonts w:ascii="Segoe UI Emoji" w:hAnsi="Segoe UI Emoji" w:cs="Segoe UI Emoji"/>
+          <w:b/>
+          <w:bCs/>
+          <w:sz w:val="32"/>
+          <w:szCs w:val="32"/>
+        </w:rPr>
+      </w:pPr>
+    </w:p>
+    <w:p>
+      <w:pPr>
+        <w:rPr>
+          <w:rFonts w:ascii="Segoe UI Emoji" w:hAnsi="Segoe UI Emoji" w:cs="Segoe UI Emoji"/>
+          <w:b/>
+          <w:bCs/>
+          <w:sz w:val="32"/>
+          <w:szCs w:val="32"/>
+        </w:rPr>
+      </w:pPr>
+    </w:p>
+    <w:p>
+      <w:pPr>
+        <w:rPr>
+          <w:rFonts w:ascii="Segoe UI Emoji" w:hAnsi="Segoe UI Emoji" w:cs="Segoe UI Emoji"/>
+          <w:b/>
+          <w:bCs/>
+          <w:sz w:val="32"/>
+          <w:szCs w:val="32"/>
+        </w:rPr>
+      </w:pPr>
+    </w:p>
+    <w:p>
+      <w:pPr>
+        <w:rPr>
+          <w:rFonts w:ascii="Segoe UI Emoji" w:hAnsi="Segoe UI Emoji" w:cs="Segoe UI Emoji"/>
+          <w:b/>
+          <w:bCs/>
+          <w:sz w:val="32"/>
+          <w:szCs w:val="32"/>
+        </w:rPr>
+      </w:pPr>
+    </w:p>
+    <w:p>
+      <w:pPr>
+        <w:jc w:val="center"/>
+        <w:rPr>
+          <w:b/>
+          <w:bCs/>
+          <w:sz w:val="28"/>
+          <w:szCs w:val="32"/>
+          <w:lang w:val="es-US"/>
+        </w:rPr>
+      </w:pPr>
+      <w:r>
+        <w:rPr>
+          <w:rFonts w:ascii="Segoe UI Emoji" w:hAnsi="Segoe UI Emoji" w:cs="Segoe UI Emoji"/>
+          <w:b/>
+          <w:bCs/>
+          <w:sz w:val="32"/>
+          <w:szCs w:val="32"/>
+        </w:rPr>
+        <w:lastRenderedPageBreak/>
+        <w:t>🖥</w:t>
+      </w:r>
+      <w:r>
+        <w:rPr>
+          <w:b/>
+          <w:bCs/>
+          <w:sz w:val="28"/>
+          <w:szCs w:val="32"/>
+        </w:rPr>
+        <w:t>️</w:t>
+      </w:r>
+      <w:r>
+        <w:rPr>
+          <w:b/>
+          <w:bCs/>
+          <w:sz w:val="28"/>
+          <w:szCs w:val="32"/>
+          <w:lang w:val="es-US"/>
+        </w:rPr>
+        <w:t xml:space="preserve"> 5. </w:t>
+      </w:r>
+      <w:r>
+        <w:rPr>
+          <w:b/>
+          <w:bCs/>
+          <w:sz w:val="28"/>
+          <w:szCs w:val="32"/>
+          <w:u w:val="single"/>
+          <w:lang w:val="es-US"/>
+        </w:rPr>
+        <w:t>Pantalla de Planta</w:t>
+      </w:r>
+      <w:r>
+        <w:rPr>
+          <w:b/>
+          <w:bCs/>
+          <w:sz w:val="28"/>
+          <w:szCs w:val="32"/>
+          <w:lang w:val="es-US"/>
+        </w:rPr>
+        <w:t xml:space="preserve"> (Visibilidad en Vivo)</w:t>
+      </w:r>
+    </w:p>
+    <w:p>
+      <w:pPr>
+        <w:rPr>
+          <w:b/>
+          <w:bCs/>
+          <w:sz w:val="28"/>
+          <w:szCs w:val="32"/>
+          <w:lang w:val="es-US"/>
+        </w:rPr>
+      </w:pPr>
+      <w:r>
+        <w:rPr>
+          <w:b/>
+          <w:bCs/>
+          <w:noProof/>
+          <w:sz w:val="28"/>
+          <w:szCs w:val="32"/>
+          <w:lang w:val="es-US"/>
+        </w:rPr>
+        <w:drawing>
+          <wp:inline distT="0" distB="0" distL="0" distR="0" wp14:anchorId="0D976626" wp14:editId="449B6AF9">
+            <wp:extent cx="5943600" cy="655320"/>
+            <wp:effectExtent l="0" t="0" r="0" b="0"/>
+            <wp:docPr id="23" name="Picture 23"/>
+            <wp:cNvGraphicFramePr>
+              <a:graphicFrameLocks xmlns:a="http://schemas.openxmlformats.org/drawingml/2006/main" noChangeAspect="1"/>
+            </wp:cNvGraphicFramePr>
+            <a:graphic xmlns:a="http://schemas.openxmlformats.org/drawingml/2006/main">
+              <a:graphicData uri="http://schemas.openxmlformats.org/drawingml/2006/picture">
+                <pic:pic xmlns:pic="http://schemas.openxmlformats.org/drawingml/2006/picture">
+                  <pic:nvPicPr>
+                    <pic:cNvPr id="1" name=""/>
+                    <pic:cNvPicPr/>
+                  </pic:nvPicPr>
+                  <pic:blipFill>
+                    <a:blip r:embed="rId30"/>
+                    <a:stretch>
+                      <a:fillRect/>
+                    </a:stretch>
+                  </pic:blipFill>
+                  <pic:spPr>
+                    <a:xfrm>
+                      <a:off x="0" y="0"/>
+                      <a:ext cx="5943600" cy="655320"/>
+                    </a:xfrm>
+                    <a:prstGeom prst="rect">
+                      <a:avLst/>
+                    </a:prstGeom>
+                  </pic:spPr>
+                </pic:pic>
+              </a:graphicData>
+            </a:graphic>
+          </wp:inline>
+        </w:drawing>
+      </w:r>
+    </w:p>
+    <w:p>
+      <w:pPr>
+        <w:rPr>
+          <w:sz w:val="28"/>
+          <w:szCs w:val="32"/>
+          <w:lang w:val="es-US"/>
+        </w:rPr>
+      </w:pPr>
+      <w:r>
+        <w:rPr>
+          <w:sz w:val="28"/>
+          <w:szCs w:val="32"/>
+          <w:lang w:val="es-US"/>
+        </w:rPr>
+        <w:t>Diseñada para ser proyectada en televisores o monitores grandes en la fábrica.</w:t>
+      </w:r>
+    </w:p>
+    <w:p>
+      <w:pPr>
+        <w:numPr>
+          <w:ilvl w:val="0"/>
+          <w:numId w:val="5"/>
+        </w:numPr>
+        <w:rPr>
+          <w:sz w:val="28"/>
+          <w:szCs w:val="32"/>
+          <w:lang w:val="es-US"/>
+        </w:rPr>
+      </w:pPr>
+      <w:r>
+        <w:rPr>
+          <w:sz w:val="28"/>
+          <w:szCs w:val="32"/>
+          <w:lang w:val="es-US"/>
+        </w:rPr>
+        <w:t>Muestra el progreso total de la planta en tiempo real.</w:t>
+      </w:r>
+    </w:p>
+    <w:p>
+      <w:pPr>
+        <w:numPr>
+          <w:ilvl w:val="0"/>
+          <w:numId w:val="5"/>
+        </w:numPr>
+        <w:rPr>
+          <w:sz w:val="28"/>
+          <w:szCs w:val="32"/>
+          <w:lang w:val="es-US"/>
+        </w:rPr>
+      </w:pPr>
+      <w:r>
+        <w:rPr>
+          <w:sz w:val="28"/>
+          <w:szCs w:val="32"/>
+          <w:lang w:val="es-US"/>
+        </w:rPr>
+        <w:t>Incluye gráficos de cumplimiento por sector y alertas visuales si hay atrasos significativos en la producción actual.</w:t>
+      </w:r>
+    </w:p>
+    <w:p>
+      <w:pPr>
+        <w:ind w:left="720"/>
+        <w:rPr>
+          <w:sz w:val="28"/>
+          <w:szCs w:val="32"/>
+          <w:lang w:val="es-US"/>
+        </w:rPr>
+      </w:pPr>
+      <w:r>
+        <w:rPr>
+          <w:noProof/>
+          <w:sz w:val="28"/>
+          <w:szCs w:val="32"/>
+          <w:lang w:val="es-US"/>
+        </w:rPr>
+        <w:drawing>
+          <wp:inline distT="0" distB="0" distL="0" distR="0" wp14:anchorId="65A72A82" wp14:editId="15587C36">
+            <wp:extent cx="5278481" cy="4419600"/>
+            <wp:effectExtent l="0" t="0" r="0" b="0"/>
+            <wp:docPr id="24" name="Picture 24"/>
+            <wp:cNvGraphicFramePr>
+              <a:graphicFrameLocks xmlns:a="http://schemas.openxmlformats.org/drawingml/2006/main" noChangeAspect="1"/>
+            </wp:cNvGraphicFramePr>
+            <a:graphic xmlns:a="http://schemas.openxmlformats.org/drawingml/2006/main">
+              <a:graphicData uri="http://schemas.openxmlformats.org/drawingml/2006/picture">
+                <pic:pic xmlns:pic="http://schemas.openxmlformats.org/drawingml/2006/picture">
+                  <pic:nvPicPr>
+                    <pic:cNvPr id="1" name=""/>
+                    <pic:cNvPicPr/>
+                  </pic:nvPicPr>
+                  <pic:blipFill>
+                    <a:blip r:embed="rId31"/>
+                    <a:stretch>
+                      <a:fillRect/>
+                    </a:stretch>
+                  </pic:blipFill>
+                  <pic:spPr>
+                    <a:xfrm>
+                      <a:off x="0" y="0"/>
                       <a:ext cx="5290505" cy="4429667"/>
                     </a:xfrm>
                     <a:prstGeom prst="rect">
@@ -3343,6 +4397,155 @@
 <file path=word/numbering.xml><?xml version="1.0" encoding="utf-8"?>
 <w:numbering xmlns:wpc="http://schemas.microsoft.com/office/word/2010/wordprocessingCanvas" xmlns:cx="http://schemas.microsoft.com/office/drawing/2014/chartex" xmlns:cx1="http://schemas.microsoft.com/office/drawing/2015/9/8/chartex" xmlns:cx2="http://schemas.microsoft.com/office/drawing/2015/10/21/chartex" xmlns:cx3="http://schemas.microsoft.com/office/drawing/2016/5/9/chartex" xmlns:cx4="http://schemas.microsoft.com/office/drawing/2016/5/10/chartex" xmlns:cx5="http://schemas.microsoft.com/office/drawing/2016/5/11/chartex" xmlns:cx6="http://schemas.microsoft.com/office/drawing/2016/5/12/chartex" xmlns:cx7="http://schemas.microsoft.com/office/drawing/2016/5/13/chartex" xmlns:cx8="http://schemas.microsoft.com/office/drawing/2016/5/14/chartex" xmlns:mc="http://schemas.openxmlformats.org/markup-compatibility/2006" xmlns:aink="http://schemas.microsoft.com/office/drawing/2016/ink" xmlns:am3d="http://schemas.microsoft.com/office/drawing/2017/model3d" xmlns:o="urn:schemas-microsoft-com:office:office" xmlns:r="http://schemas.openxmlformats.org/officeDocument/2006/relationships" xmlns:m="http://schemas.openxmlformats.org/officeDocument/2006/math" xmlns:v="urn:schemas-microsoft-com:vml" xmlns:wp14="http://schemas.microsoft.com/office/word/2010/wordprocessingDrawing" xmlns:wp="http://schemas.openxmlformats.org/drawingml/2006/wordprocessingDrawing" xmlns:w10="urn:schemas-microsoft-com:office:word" xmlns:w="http://schemas.openxmlformats.org/wordprocessingml/2006/main" xmlns:w14="http://schemas.microsoft.com/office/word/2010/wordml" xmlns:w15="http://schemas.microsoft.com/office/word/2012/wordml" xmlns:w16cex="http://schemas.microsoft.com/office/word/2018/wordml/cex" xmlns:w16cid="http://schemas.microsoft.com/office/word/2016/wordml/cid" xmlns:w16="http://schemas.microsoft.com/office/word/2018/wordml" xmlns:w16sdtdh="http://schemas.microsoft.com/office/word/2020/wordml/sdtdatahash" xmlns:w16se="http://schemas.microsoft.com/office/word/2015/wordml/symex" xmlns:wpg="http://schemas.microsoft.com/office/word/2010/wordprocessingGroup" xmlns:wpi="http://schemas.microsoft.com/office/word/2010/wordprocessingInk" xmlns:wne="http://schemas.microsoft.com/office/word/2006/wordml" xmlns:wps="http://schemas.microsoft.com/office/word/2010/wordprocessingShape" mc:Ignorable="w14 w15 w16se w16cid w16 w16cex w16sdtdh wp14">
   <w:abstractNum w:abstractNumId="0" w15:restartNumberingAfterBreak="0">
+    <w:nsid w:val="1BDF7CB5"/>
+    <w:multiLevelType w:val="multilevel"/>
+    <w:tmpl w:val="137CFCEC"/>
+    <w:lvl w:ilvl="0">
+      <w:start w:val="1"/>
+      <w:numFmt w:val="bullet"/>
+      <w:lvlText w:val=""/>
+      <w:lvlJc w:val="left"/>
+      <w:pPr>
+        <w:tabs>
+          <w:tab w:val="num" w:pos="720"/>
+        </w:tabs>
+        <w:ind w:left="720" w:hanging="360"/>
+      </w:pPr>
+      <w:rPr>
+        <w:rFonts w:ascii="Symbol" w:hAnsi="Symbol" w:hint="default"/>
+        <w:sz w:val="20"/>
+      </w:rPr>
+    </w:lvl>
+    <w:lvl w:ilvl="1" w:tentative="1">
+      <w:start w:val="1"/>
+      <w:numFmt w:val="bullet"/>
+      <w:lvlText w:val=""/>
+      <w:lvlJc w:val="left"/>
+      <w:pPr>
+        <w:tabs>
+          <w:tab w:val="num" w:pos="1440"/>
+        </w:tabs>
+        <w:ind w:left="1440" w:hanging="360"/>
+      </w:pPr>
+      <w:rPr>
+        <w:rFonts w:ascii="Symbol" w:hAnsi="Symbol" w:hint="default"/>
+        <w:sz w:val="20"/>
+      </w:rPr>
+    </w:lvl>
+    <w:lvl w:ilvl="2" w:tentative="1">
+      <w:start w:val="1"/>
+      <w:numFmt w:val="bullet"/>
+      <w:lvlText w:val=""/>
+      <w:lvlJc w:val="left"/>
+      <w:pPr>
+        <w:tabs>
+          <w:tab w:val="num" w:pos="2160"/>
+        </w:tabs>
+        <w:ind w:left="2160" w:hanging="360"/>
+      </w:pPr>
+      <w:rPr>
+        <w:rFonts w:ascii="Symbol" w:hAnsi="Symbol" w:hint="default"/>
+        <w:sz w:val="20"/>
+      </w:rPr>
+    </w:lvl>
+    <w:lvl w:ilvl="3" w:tentative="1">
+      <w:start w:val="1"/>
+      <w:numFmt w:val="bullet"/>
+      <w:lvlText w:val=""/>
+      <w:lvlJc w:val="left"/>
+      <w:pPr>
+        <w:tabs>
+          <w:tab w:val="num" w:pos="2880"/>
+        </w:tabs>
+        <w:ind w:left="2880" w:hanging="360"/>
+      </w:pPr>
+      <w:rPr>
+        <w:rFonts w:ascii="Symbol" w:hAnsi="Symbol" w:hint="default"/>
+        <w:sz w:val="20"/>
+      </w:rPr>
+    </w:lvl>
+    <w:lvl w:ilvl="4" w:tentative="1">
+      <w:start w:val="1"/>
+      <w:numFmt w:val="bullet"/>
+      <w:lvlText w:val=""/>
+      <w:lvlJc w:val="left"/>
+      <w:pPr>
+        <w:tabs>
+          <w:tab w:val="num" w:pos="3600"/>
+        </w:tabs>
+        <w:ind w:left="3600" w:hanging="360"/>
+      </w:pPr>
+      <w:rPr>
+        <w:rFonts w:ascii="Symbol" w:hAnsi="Symbol" w:hint="default"/>
+        <w:sz w:val="20"/>
+      </w:rPr>
+    </w:lvl>
+    <w:lvl w:ilvl="5" w:tentative="1">
+      <w:start w:val="1"/>
+      <w:numFmt w:val="bullet"/>
+      <w:lvlText w:val=""/>
+      <w:lvlJc w:val="left"/>
+      <w:pPr>
+        <w:tabs>
+          <w:tab w:val="num" w:pos="4320"/>
+        </w:tabs>
+        <w:ind w:left="4320" w:hanging="360"/>
+      </w:pPr>
+      <w:rPr>
+        <w:rFonts w:ascii="Symbol" w:hAnsi="Symbol" w:hint="default"/>
+        <w:sz w:val="20"/>
+      </w:rPr>
+    </w:lvl>
+    <w:lvl w:ilvl="6" w:tentative="1">
+      <w:start w:val="1"/>
+      <w:numFmt w:val="bullet"/>
+      <w:lvlText w:val=""/>
+      <w:lvlJc w:val="left"/>
+      <w:pPr>
+        <w:tabs>
+          <w:tab w:val="num" w:pos="5040"/>
+        </w:tabs>
+        <w:ind w:left="5040" w:hanging="360"/>
+      </w:pPr>
+      <w:rPr>
+        <w:rFonts w:ascii="Symbol" w:hAnsi="Symbol" w:hint="default"/>
+        <w:sz w:val="20"/>
+      </w:rPr>
+    </w:lvl>
+    <w:lvl w:ilvl="7" w:tentative="1">
+      <w:start w:val="1"/>
+      <w:numFmt w:val="bullet"/>
+      <w:lvlText w:val=""/>
+      <w:lvlJc w:val="left"/>
+      <w:pPr>
+        <w:tabs>
+          <w:tab w:val="num" w:pos="5760"/>
+        </w:tabs>
+        <w:ind w:left="5760" w:hanging="360"/>
+      </w:pPr>
+      <w:rPr>
+        <w:rFonts w:ascii="Symbol" w:hAnsi="Symbol" w:hint="default"/>
+        <w:sz w:val="20"/>
+      </w:rPr>
+    </w:lvl>
+    <w:lvl w:ilvl="8" w:tentative="1">
+      <w:start w:val="1"/>
+      <w:numFmt w:val="bullet"/>
+      <w:lvlText w:val=""/>
+      <w:lvlJc w:val="left"/>
+      <w:pPr>
+        <w:tabs>
+          <w:tab w:val="num" w:pos="6480"/>
+        </w:tabs>
+        <w:ind w:left="6480" w:hanging="360"/>
+      </w:pPr>
+      <w:rPr>
+        <w:rFonts w:ascii="Symbol" w:hAnsi="Symbol" w:hint="default"/>
+        <w:sz w:val="20"/>
+      </w:rPr>
+    </w:lvl>
+  </w:abstractNum>
+  <w:abstractNum w:abstractNumId="1" w15:restartNumberingAfterBreak="0">
     <w:nsid w:val="30531F7D"/>
     <w:multiLevelType w:val="multilevel"/>
     <w:tmpl w:val="8C8A1C66"/>
@@ -3455,7 +4658,7 @@
       </w:pPr>
     </w:lvl>
   </w:abstractNum>
-  <w:abstractNum w:abstractNumId="1" w15:restartNumberingAfterBreak="0">
+  <w:abstractNum w:abstractNumId="2" w15:restartNumberingAfterBreak="0">
     <w:nsid w:val="41494D60"/>
     <w:multiLevelType w:val="multilevel"/>
     <w:tmpl w:val="6804D3E8"/>
@@ -3604,7 +4807,156 @@
       </w:rPr>
     </w:lvl>
   </w:abstractNum>
-  <w:abstractNum w:abstractNumId="2" w15:restartNumberingAfterBreak="0">
+  <w:abstractNum w:abstractNumId="3" w15:restartNumberingAfterBreak="0">
+    <w:nsid w:val="4E863A82"/>
+    <w:multiLevelType w:val="multilevel"/>
+    <w:tmpl w:val="89C02C84"/>
+    <w:lvl w:ilvl="0">
+      <w:start w:val="1"/>
+      <w:numFmt w:val="bullet"/>
+      <w:lvlText w:val=""/>
+      <w:lvlJc w:val="left"/>
+      <w:pPr>
+        <w:tabs>
+          <w:tab w:val="num" w:pos="720"/>
+        </w:tabs>
+        <w:ind w:left="720" w:hanging="360"/>
+      </w:pPr>
+      <w:rPr>
+        <w:rFonts w:ascii="Symbol" w:hAnsi="Symbol" w:hint="default"/>
+        <w:sz w:val="20"/>
+      </w:rPr>
+    </w:lvl>
+    <w:lvl w:ilvl="1" w:tentative="1">
+      <w:start w:val="1"/>
+      <w:numFmt w:val="bullet"/>
+      <w:lvlText w:val=""/>
+      <w:lvlJc w:val="left"/>
+      <w:pPr>
+        <w:tabs>
+          <w:tab w:val="num" w:pos="1440"/>
+        </w:tabs>
+        <w:ind w:left="1440" w:hanging="360"/>
+      </w:pPr>
+      <w:rPr>
+        <w:rFonts w:ascii="Symbol" w:hAnsi="Symbol" w:hint="default"/>
+        <w:sz w:val="20"/>
+      </w:rPr>
+    </w:lvl>
+    <w:lvl w:ilvl="2" w:tentative="1">
+      <w:start w:val="1"/>
+      <w:numFmt w:val="bullet"/>
+      <w:lvlText w:val=""/>
+      <w:lvlJc w:val="left"/>
+      <w:pPr>
+        <w:tabs>
+          <w:tab w:val="num" w:pos="2160"/>
+        </w:tabs>
+        <w:ind w:left="2160" w:hanging="360"/>
+      </w:pPr>
+      <w:rPr>
+        <w:rFonts w:ascii="Symbol" w:hAnsi="Symbol" w:hint="default"/>
+        <w:sz w:val="20"/>
+      </w:rPr>
+    </w:lvl>
+    <w:lvl w:ilvl="3" w:tentative="1">
+      <w:start w:val="1"/>
+      <w:numFmt w:val="bullet"/>
+      <w:lvlText w:val=""/>
+      <w:lvlJc w:val="left"/>
+      <w:pPr>
+        <w:tabs>
+          <w:tab w:val="num" w:pos="2880"/>
+        </w:tabs>
+        <w:ind w:left="2880" w:hanging="360"/>
+      </w:pPr>
+      <w:rPr>
+        <w:rFonts w:ascii="Symbol" w:hAnsi="Symbol" w:hint="default"/>
+        <w:sz w:val="20"/>
+      </w:rPr>
+    </w:lvl>
+    <w:lvl w:ilvl="4" w:tentative="1">
+      <w:start w:val="1"/>
+      <w:numFmt w:val="bullet"/>
+      <w:lvlText w:val=""/>
+      <w:lvlJc w:val="left"/>
+      <w:pPr>
+        <w:tabs>
+          <w:tab w:val="num" w:pos="3600"/>
+        </w:tabs>
+        <w:ind w:left="3600" w:hanging="360"/>
+      </w:pPr>
+      <w:rPr>
+        <w:rFonts w:ascii="Symbol" w:hAnsi="Symbol" w:hint="default"/>
+        <w:sz w:val="20"/>
+      </w:rPr>
+    </w:lvl>
+    <w:lvl w:ilvl="5" w:tentative="1">
+      <w:start w:val="1"/>
+      <w:numFmt w:val="bullet"/>
+      <w:lvlText w:val=""/>
+      <w:lvlJc w:val="left"/>
+      <w:pPr>
+        <w:tabs>
+          <w:tab w:val="num" w:pos="4320"/>
+        </w:tabs>
+        <w:ind w:left="4320" w:hanging="360"/>
+      </w:pPr>
+      <w:rPr>
+        <w:rFonts w:ascii="Symbol" w:hAnsi="Symbol" w:hint="default"/>
+        <w:sz w:val="20"/>
+      </w:rPr>
+    </w:lvl>
+    <w:lvl w:ilvl="6" w:tentative="1">
+      <w:start w:val="1"/>
+      <w:numFmt w:val="bullet"/>
+      <w:lvlText w:val=""/>
+      <w:lvlJc w:val="left"/>
+      <w:pPr>
+        <w:tabs>
+          <w:tab w:val="num" w:pos="5040"/>
+        </w:tabs>
+        <w:ind w:left="5040" w:hanging="360"/>
+      </w:pPr>
+      <w:rPr>
+        <w:rFonts w:ascii="Symbol" w:hAnsi="Symbol" w:hint="default"/>
+        <w:sz w:val="20"/>
+      </w:rPr>
+    </w:lvl>
+    <w:lvl w:ilvl="7" w:tentative="1">
+      <w:start w:val="1"/>
+      <w:numFmt w:val="bullet"/>
+      <w:lvlText w:val=""/>
+      <w:lvlJc w:val="left"/>
+      <w:pPr>
+        <w:tabs>
+          <w:tab w:val="num" w:pos="5760"/>
+        </w:tabs>
+        <w:ind w:left="5760" w:hanging="360"/>
+      </w:pPr>
+      <w:rPr>
+        <w:rFonts w:ascii="Symbol" w:hAnsi="Symbol" w:hint="default"/>
+        <w:sz w:val="20"/>
+      </w:rPr>
+    </w:lvl>
+    <w:lvl w:ilvl="8" w:tentative="1">
+      <w:start w:val="1"/>
+      <w:numFmt w:val="bullet"/>
+      <w:lvlText w:val=""/>
+      <w:lvlJc w:val="left"/>
+      <w:pPr>
+        <w:tabs>
+          <w:tab w:val="num" w:pos="6480"/>
+        </w:tabs>
+        <w:ind w:left="6480" w:hanging="360"/>
+      </w:pPr>
+      <w:rPr>
+        <w:rFonts w:ascii="Symbol" w:hAnsi="Symbol" w:hint="default"/>
+        <w:sz w:val="20"/>
+      </w:rPr>
+    </w:lvl>
+  </w:abstractNum>
+  <w:abstractNum w:abstractNumId="4" w15:restartNumberingAfterBreak="0">
     <w:nsid w:val="5425662B"/>
     <w:multiLevelType w:val="multilevel"/>
     <w:tmpl w:val="A8DC77E8"/>
@@ -3753,7 +5105,7 @@
       </w:rPr>
     </w:lvl>
   </w:abstractNum>
-  <w:abstractNum w:abstractNumId="3" w15:restartNumberingAfterBreak="0">
+  <w:abstractNum w:abstractNumId="5" w15:restartNumberingAfterBreak="0">
     <w:nsid w:val="5B3A7E4A"/>
     <w:multiLevelType w:val="multilevel"/>
     <w:tmpl w:val="6246893E"/>
@@ -3902,7 +5254,7 @@
       </w:rPr>
     </w:lvl>
   </w:abstractNum>
-  <w:abstractNum w:abstractNumId="4" w15:restartNumberingAfterBreak="0">
+  <w:abstractNum w:abstractNumId="6" w15:restartNumberingAfterBreak="0">
     <w:nsid w:val="7F442EF3"/>
     <w:multiLevelType w:val="multilevel"/>
     <w:tmpl w:val="D22C720C"/>
@@ -4015,7 +5367,7 @@
       </w:pPr>
     </w:lvl>
   </w:abstractNum>
-  <w:abstractNum w:abstractNumId="5" w15:restartNumberingAfterBreak="0">
+  <w:abstractNum w:abstractNumId="7" w15:restartNumberingAfterBreak="0">
     <w:nsid w:val="7F7F7225"/>
     <w:multiLevelType w:val="multilevel"/>
     <w:tmpl w:val="7622751A"/>
@@ -4129,22 +5481,28 @@
     </w:lvl>
   </w:abstractNum>
   <w:num w:numId="1">
+    <w:abstractNumId w:val="7"/>
+  </w:num>
+  <w:num w:numId="2">
+    <w:abstractNumId w:val="6"/>
+  </w:num>
+  <w:num w:numId="3">
+    <w:abstractNumId w:val="4"/>
+  </w:num>
+  <w:num w:numId="4">
+    <w:abstractNumId w:val="1"/>
+  </w:num>
+  <w:num w:numId="5">
     <w:abstractNumId w:val="5"/>
   </w:num>
-  <w:num w:numId="2">
-    <w:abstractNumId w:val="4"/>
-  </w:num>
-  <w:num w:numId="3">
+  <w:num w:numId="6">
     <w:abstractNumId w:val="2"/>
   </w:num>
-  <w:num w:numId="4">
-    <w:abstractNumId w:val="0"/>
-  </w:num>
-  <w:num w:numId="5">
+  <w:num w:numId="7">
     <w:abstractNumId w:val="3"/>
   </w:num>
-  <w:num w:numId="6">
-    <w:abstractNumId w:val="1"/>
+  <w:num w:numId="8">
+    <w:abstractNumId w:val="0"/>
   </w:num>
 </w:numbering>
 </file>
@@ -4553,7 +5911,6 @@
   <w:style w:type="character" w:default="1" w:styleId="DefaultParagraphFont">
     <w:name w:val="Default Paragraph Font"/>
     <w:uiPriority w:val="1"/>
-    <w:semiHidden/>
     <w:unhideWhenUsed/>
   </w:style>
   <w:style w:type="table" w:default="1" w:styleId="TableNormal">
